--- a/MambaNA/MambaNA.docx
+++ b/MambaNA/MambaNA.docx
@@ -318,6 +318,45 @@
           <w:rFonts w:hint="eastAsia"/>
           <w:lang w:val="en-US" w:eastAsia="zh-CN"/>
         </w:rPr>
+        <w:t>; S</w:t>
+      </w:r>
+      <w:r>
+        <w:rPr>
+          <w:rFonts w:hint="eastAsia"/>
+        </w:rPr>
+        <w:t xml:space="preserve">tate </w:t>
+      </w:r>
+      <w:r>
+        <w:rPr>
+          <w:rFonts w:hint="eastAsia"/>
+          <w:lang w:val="en-US" w:eastAsia="zh-CN"/>
+        </w:rPr>
+        <w:t>S</w:t>
+      </w:r>
+      <w:r>
+        <w:rPr>
+          <w:rFonts w:hint="eastAsia"/>
+        </w:rPr>
+        <w:t xml:space="preserve">pace </w:t>
+      </w:r>
+      <w:r>
+        <w:rPr>
+          <w:rFonts w:hint="eastAsia"/>
+          <w:lang w:val="en-US" w:eastAsia="zh-CN"/>
+        </w:rPr>
+        <w:t>M</w:t>
+      </w:r>
+      <w:r>
+        <w:rPr>
+          <w:rFonts w:hint="eastAsia"/>
+        </w:rPr>
+        <w:t>odel</w:t>
+      </w:r>
+      <w:r>
+        <w:rPr>
+          <w:rFonts w:hint="eastAsia"/>
+          <w:lang w:val="en-US" w:eastAsia="zh-CN"/>
+        </w:rPr>
         <w:t xml:space="preserve">; </w:t>
       </w:r>
       <w:r>
@@ -351,58 +390,6 @@
           <w:rFonts w:hint="eastAsia"/>
         </w:rPr>
         <w:t>ttention</w:t>
-      </w:r>
-      <w:r>
-        <w:rPr>
-          <w:rFonts w:hint="eastAsia"/>
-          <w:lang w:val="en-US" w:eastAsia="zh-CN"/>
-        </w:rPr>
-        <w:t>;</w:t>
-      </w:r>
-      <w:r>
-        <w:rPr>
-          <w:rFonts w:hint="eastAsia"/>
-        </w:rPr>
-        <w:t xml:space="preserve"> </w:t>
-      </w:r>
-      <w:r>
-        <w:rPr>
-          <w:rFonts w:hint="eastAsia"/>
-          <w:lang w:val="en-US" w:eastAsia="zh-CN"/>
-        </w:rPr>
-        <w:t>S</w:t>
-      </w:r>
-      <w:r>
-        <w:rPr>
-          <w:rFonts w:hint="eastAsia"/>
-        </w:rPr>
-        <w:t xml:space="preserve">tate </w:t>
-      </w:r>
-      <w:r>
-        <w:rPr>
-          <w:rFonts w:hint="eastAsia"/>
-          <w:lang w:val="en-US" w:eastAsia="zh-CN"/>
-        </w:rPr>
-        <w:t>S</w:t>
-      </w:r>
-      <w:r>
-        <w:rPr>
-          <w:rFonts w:hint="eastAsia"/>
-        </w:rPr>
-        <w:t xml:space="preserve">pace </w:t>
-      </w:r>
-      <w:r>
-        <w:rPr>
-          <w:rFonts w:hint="eastAsia"/>
-          <w:lang w:val="en-US" w:eastAsia="zh-CN"/>
-        </w:rPr>
-        <w:t>M</w:t>
-      </w:r>
-      <w:r>
-        <w:rPr>
-          <w:rFonts w:hint="eastAsia"/>
-        </w:rPr>
-        <w:t>odel</w:t>
       </w:r>
     </w:p>
     <w:p>
@@ -416,6 +403,7 @@
     <w:p>
       <w:pPr>
         <w:pStyle w:val="7"/>
+        <w:ind w:left="0" w:leftChars="0" w:firstLine="198" w:firstLineChars="100"/>
         <w:rPr>
           <w:rFonts w:hint="eastAsia"/>
         </w:rPr>
@@ -424,7 +412,214 @@
         <w:rPr>
           <w:rFonts w:hint="eastAsia"/>
         </w:rPr>
-        <w:t>Modern medical diagnosis relies heavily on the visual information provided by medical imaging. However, acquiring high-quality images often requires expensive advanced equipment and prolonged patient exposure. Recent advances in deep learning have made super-resolution (SR) a cost-effective solution for image enhancement, enabling the reconstruction of fine structures from low-resolution inputs. In the medical domain, SR aims to generate high-resolution outputs from low-resolution scans by recovering details that are typically lost during image acquisition.</w:t>
+        <w:t xml:space="preserve">Modern medical diagnosis relies heavily on the visual information provided by medical imaging. However, acquiring high-quality images often requires expensive advanced equipment and prolonged patient exposure. In the medical domain, SR aims to generate high-resolution outputs from low-resolution scans by recovering details that are typically lost during image acquisition. Early super-resolution methods, based on interpolation and optimization </w:t>
+      </w:r>
+      <w:r>
+        <w:rPr>
+          <w:rFonts w:hint="default"/>
+          <w:lang w:val="en-US"/>
+        </w:rPr>
+        <w:fldChar w:fldCharType="begin"/>
+      </w:r>
+      <w:r>
+        <w:rPr>
+          <w:rFonts w:hint="default"/>
+          <w:lang w:val="en-US"/>
+        </w:rPr>
+        <w:instrText xml:space="preserve"> REF _Ref26352 \n \h </w:instrText>
+      </w:r>
+      <w:r>
+        <w:rPr>
+          <w:rFonts w:hint="default"/>
+          <w:lang w:val="en-US"/>
+        </w:rPr>
+        <w:fldChar w:fldCharType="separate"/>
+      </w:r>
+      <w:r>
+        <w:rPr>
+          <w:rFonts w:hint="default"/>
+          <w:lang w:val="en-US"/>
+        </w:rPr>
+        <w:t>[1]</w:t>
+      </w:r>
+      <w:r>
+        <w:rPr>
+          <w:rFonts w:hint="default"/>
+          <w:lang w:val="en-US"/>
+        </w:rPr>
+        <w:fldChar w:fldCharType="end"/>
+      </w:r>
+      <w:r>
+        <w:rPr>
+          <w:rFonts w:hint="eastAsia"/>
+          <w:lang w:val="en-US" w:eastAsia="zh-CN"/>
+        </w:rPr>
+        <w:t>-</w:t>
+      </w:r>
+      <w:r>
+        <w:rPr>
+          <w:rFonts w:hint="eastAsia"/>
+          <w:lang w:val="en-US" w:eastAsia="zh-CN"/>
+        </w:rPr>
+        <w:fldChar w:fldCharType="begin"/>
+      </w:r>
+      <w:r>
+        <w:rPr>
+          <w:rFonts w:hint="eastAsia"/>
+          <w:lang w:val="en-US" w:eastAsia="zh-CN"/>
+        </w:rPr>
+        <w:instrText xml:space="preserve"> REF _Ref26375 \n \h </w:instrText>
+      </w:r>
+      <w:r>
+        <w:rPr>
+          <w:rFonts w:hint="eastAsia"/>
+          <w:lang w:val="en-US" w:eastAsia="zh-CN"/>
+        </w:rPr>
+        <w:fldChar w:fldCharType="separate"/>
+      </w:r>
+      <w:r>
+        <w:rPr>
+          <w:rFonts w:hint="eastAsia"/>
+          <w:lang w:val="en-US" w:eastAsia="zh-CN"/>
+        </w:rPr>
+        <w:t>[3]</w:t>
+      </w:r>
+      <w:r>
+        <w:rPr>
+          <w:rFonts w:hint="eastAsia"/>
+          <w:lang w:val="en-US" w:eastAsia="zh-CN"/>
+        </w:rPr>
+        <w:fldChar w:fldCharType="end"/>
+      </w:r>
+      <w:r>
+        <w:rPr>
+          <w:rFonts w:hint="eastAsia"/>
+        </w:rPr>
+        <w:t xml:space="preserve">, were straightforward but often failed to faithfully restore fine details. Subsequently, Convolutional Neural Networks (CNNs) </w:t>
+      </w:r>
+      <w:r>
+        <w:rPr>
+          <w:rFonts w:hint="default"/>
+          <w:lang w:val="en-US"/>
+        </w:rPr>
+        <w:fldChar w:fldCharType="begin"/>
+      </w:r>
+      <w:r>
+        <w:rPr>
+          <w:rFonts w:hint="default"/>
+          <w:lang w:val="en-US"/>
+        </w:rPr>
+        <w:instrText xml:space="preserve"> REF _Ref26303 \n \h </w:instrText>
+      </w:r>
+      <w:r>
+        <w:rPr>
+          <w:rFonts w:hint="default"/>
+          <w:lang w:val="en-US"/>
+        </w:rPr>
+        <w:fldChar w:fldCharType="separate"/>
+      </w:r>
+      <w:r>
+        <w:rPr>
+          <w:rFonts w:hint="default"/>
+          <w:lang w:val="en-US"/>
+        </w:rPr>
+        <w:t>[4]</w:t>
+      </w:r>
+      <w:r>
+        <w:rPr>
+          <w:rFonts w:hint="default"/>
+          <w:lang w:val="en-US"/>
+        </w:rPr>
+        <w:fldChar w:fldCharType="end"/>
+      </w:r>
+      <w:r>
+        <w:rPr>
+          <w:rFonts w:hint="eastAsia"/>
+          <w:lang w:val="en-US" w:eastAsia="zh-CN"/>
+        </w:rPr>
+        <w:t>-</w:t>
+      </w:r>
+      <w:r>
+        <w:rPr>
+          <w:rFonts w:hint="eastAsia"/>
+          <w:lang w:val="en-US" w:eastAsia="zh-CN"/>
+        </w:rPr>
+        <w:fldChar w:fldCharType="begin"/>
+      </w:r>
+      <w:r>
+        <w:rPr>
+          <w:rFonts w:hint="eastAsia"/>
+          <w:lang w:val="en-US" w:eastAsia="zh-CN"/>
+        </w:rPr>
+        <w:instrText xml:space="preserve"> REF _Ref26326 \n \h </w:instrText>
+      </w:r>
+      <w:r>
+        <w:rPr>
+          <w:rFonts w:hint="eastAsia"/>
+          <w:lang w:val="en-US" w:eastAsia="zh-CN"/>
+        </w:rPr>
+        <w:fldChar w:fldCharType="separate"/>
+      </w:r>
+      <w:r>
+        <w:rPr>
+          <w:rFonts w:hint="eastAsia"/>
+          <w:lang w:val="en-US" w:eastAsia="zh-CN"/>
+        </w:rPr>
+        <w:t>[6]</w:t>
+      </w:r>
+      <w:r>
+        <w:rPr>
+          <w:rFonts w:hint="eastAsia"/>
+          <w:lang w:val="en-US" w:eastAsia="zh-CN"/>
+        </w:rPr>
+        <w:fldChar w:fldCharType="end"/>
+      </w:r>
+      <w:r>
+        <w:rPr>
+          <w:rFonts w:hint="eastAsia"/>
+        </w:rPr>
+        <w:t xml:space="preserve"> and Generative Adversarial Networks (GANs) </w:t>
+      </w:r>
+      <w:r>
+        <w:rPr>
+          <w:rFonts w:hint="default"/>
+          <w:lang w:val="en-US"/>
+        </w:rPr>
+        <w:fldChar w:fldCharType="begin"/>
+      </w:r>
+      <w:r>
+        <w:rPr>
+          <w:rFonts w:hint="default"/>
+          <w:lang w:val="en-US"/>
+        </w:rPr>
+        <w:instrText xml:space="preserve"> REF _Ref26398 \n \h </w:instrText>
+      </w:r>
+      <w:r>
+        <w:rPr>
+          <w:rFonts w:hint="default"/>
+          <w:lang w:val="en-US"/>
+        </w:rPr>
+        <w:fldChar w:fldCharType="separate"/>
+      </w:r>
+      <w:r>
+        <w:rPr>
+          <w:rFonts w:hint="default"/>
+          <w:lang w:val="en-US"/>
+        </w:rPr>
+        <w:t>[7]</w:t>
+      </w:r>
+      <w:r>
+        <w:rPr>
+          <w:rFonts w:hint="default"/>
+          <w:lang w:val="en-US"/>
+        </w:rPr>
+        <w:fldChar w:fldCharType="end"/>
+      </w:r>
+      <w:r>
+        <w:rPr>
+          <w:rFonts w:hint="eastAsia"/>
+        </w:rPr>
+        <w:t xml:space="preserve"> improved reconstruction quality, but they still struggle to model long-range dependencies and preserve structural coherence in complex medical images.</w:t>
       </w:r>
     </w:p>
     <w:p>
@@ -439,48 +634,192 @@
         <w:rPr>
           <w:rFonts w:hint="eastAsia"/>
         </w:rPr>
-        <w:t>Early super-resolution methods, based on simple interpo- lation [1]</w:t>
+        <w:t>To address these limitations, Transformer-based SR methods improve global dependency modeling, but their quadratic self-attention incurs high computational and memory costs. Recent state space models (SSMs), especially Mamba</w:t>
       </w:r>
       <w:r>
         <w:rPr>
           <w:rFonts w:hint="eastAsia"/>
           <w:lang w:val="en-US" w:eastAsia="zh-CN"/>
         </w:rPr>
-        <w:t>-</w:t>
-      </w:r>
-      <w:r>
-        <w:rPr>
-          <w:rFonts w:hint="eastAsia"/>
-        </w:rPr>
-        <w:t>[3] and optimization [4], were straightforward but</w:t>
-      </w:r>
-    </w:p>
-    <w:p>
-      <w:pPr>
-        <w:pStyle w:val="7"/>
-        <w:ind w:left="0" w:leftChars="0" w:firstLine="0" w:firstLineChars="0"/>
-        <w:rPr>
-          <w:rFonts w:hint="eastAsia"/>
-        </w:rPr>
-      </w:pPr>
-      <w:r>
-        <w:rPr>
-          <w:rFonts w:hint="eastAsia"/>
-        </w:rPr>
-        <w:t>often failed to faithfully restore fine details. Subsequently, Convolutional Neural Networks (CNNs) [5]</w:t>
+        <w:t xml:space="preserve"> </w:t>
       </w:r>
       <w:r>
         <w:rPr>
           <w:rFonts w:hint="eastAsia"/>
           <w:lang w:val="en-US" w:eastAsia="zh-CN"/>
         </w:rPr>
-        <w:t>-</w:t>
-      </w:r>
-      <w:r>
-        <w:rPr>
-          <w:rFonts w:hint="eastAsia"/>
-        </w:rPr>
-        <w:t>[10] and Genera- tive Adversarial Networks (GANs) [9], [11], [12] were widely adopted because of their ability to learn nonlinear mappings and rich feature representations. However, these methods of- ten struggle to capture long-range dependencies and global receptive fields, which limits their ability to restore high- frequency details and maintain structural coherence, especially in complex medical images.</w:t>
+        <w:fldChar w:fldCharType="begin"/>
+      </w:r>
+      <w:r>
+        <w:rPr>
+          <w:rFonts w:hint="eastAsia"/>
+          <w:lang w:val="en-US" w:eastAsia="zh-CN"/>
+        </w:rPr>
+        <w:instrText xml:space="preserve"> REF _Ref26463 \n \h </w:instrText>
+      </w:r>
+      <w:r>
+        <w:rPr>
+          <w:rFonts w:hint="eastAsia"/>
+          <w:lang w:val="en-US" w:eastAsia="zh-CN"/>
+        </w:rPr>
+        <w:fldChar w:fldCharType="separate"/>
+      </w:r>
+      <w:r>
+        <w:rPr>
+          <w:rFonts w:hint="eastAsia"/>
+          <w:lang w:val="en-US" w:eastAsia="zh-CN"/>
+        </w:rPr>
+        <w:t>[8]</w:t>
+      </w:r>
+      <w:r>
+        <w:rPr>
+          <w:rFonts w:hint="eastAsia"/>
+          <w:lang w:val="en-US" w:eastAsia="zh-CN"/>
+        </w:rPr>
+        <w:fldChar w:fldCharType="end"/>
+      </w:r>
+      <w:r>
+        <w:rPr>
+          <w:rFonts w:hint="eastAsia"/>
+          <w:lang w:val="en-US" w:eastAsia="zh-CN"/>
+        </w:rPr>
+        <w:t>,</w:t>
+      </w:r>
+      <w:r>
+        <w:rPr>
+          <w:rFonts w:hint="eastAsia"/>
+        </w:rPr>
+        <w:t xml:space="preserve"> provide a more efficient alternative for long-range modeling. However, Mamba's causal scanning mechanism limits local feature extraction </w:t>
+      </w:r>
+      <w:r>
+        <w:rPr>
+          <w:rFonts w:hint="default"/>
+          <w:lang w:val="en-US"/>
+        </w:rPr>
+        <w:fldChar w:fldCharType="begin"/>
+      </w:r>
+      <w:r>
+        <w:rPr>
+          <w:rFonts w:hint="default"/>
+          <w:lang w:val="en-US"/>
+        </w:rPr>
+        <w:instrText xml:space="preserve"> REF _Ref26437 \n \h </w:instrText>
+      </w:r>
+      <w:r>
+        <w:rPr>
+          <w:rFonts w:hint="default"/>
+          <w:lang w:val="en-US"/>
+        </w:rPr>
+        <w:fldChar w:fldCharType="separate"/>
+      </w:r>
+      <w:r>
+        <w:rPr>
+          <w:rFonts w:hint="default"/>
+          <w:lang w:val="en-US"/>
+        </w:rPr>
+        <w:t>[9]</w:t>
+      </w:r>
+      <w:r>
+        <w:rPr>
+          <w:rFonts w:hint="default"/>
+          <w:lang w:val="en-US"/>
+        </w:rPr>
+        <w:fldChar w:fldCharType="end"/>
+      </w:r>
+      <w:r>
+        <w:rPr>
+          <w:rFonts w:hint="eastAsia"/>
+        </w:rPr>
+        <w:t xml:space="preserve">, which is critical for preserving fine anatomical details in medical images. To address this issue, we propose MambaNA, a novel medical image super-resolution method that integrates Neighborhood Attention (NA) </w:t>
+      </w:r>
+      <w:r>
+        <w:rPr>
+          <w:rFonts w:hint="default"/>
+          <w:lang w:val="en-US"/>
+        </w:rPr>
+        <w:fldChar w:fldCharType="begin"/>
+      </w:r>
+      <w:r>
+        <w:rPr>
+          <w:rFonts w:hint="default"/>
+          <w:lang w:val="en-US"/>
+        </w:rPr>
+        <w:instrText xml:space="preserve"> REF _Ref25526 \n \h </w:instrText>
+      </w:r>
+      <w:r>
+        <w:rPr>
+          <w:rFonts w:hint="default"/>
+          <w:lang w:val="en-US"/>
+        </w:rPr>
+        <w:fldChar w:fldCharType="separate"/>
+      </w:r>
+      <w:r>
+        <w:rPr>
+          <w:rFonts w:hint="default"/>
+          <w:lang w:val="en-US"/>
+        </w:rPr>
+        <w:t>[10]</w:t>
+      </w:r>
+      <w:r>
+        <w:rPr>
+          <w:rFonts w:hint="default"/>
+          <w:lang w:val="en-US"/>
+        </w:rPr>
+        <w:fldChar w:fldCharType="end"/>
+      </w:r>
+      <w:r>
+        <w:rPr>
+          <w:rFonts w:hint="eastAsia"/>
+        </w:rPr>
+        <w:t xml:space="preserve"> into Mamba to introduce non-causal local modeling and enhance local feature extraction. In addition, MambaNA incorporates a lightweight Channel Mixing module based on multi-spectral channel attention (MSCA)</w:t>
+      </w:r>
+      <w:r>
+        <w:rPr>
+          <w:rFonts w:hint="eastAsia"/>
+          <w:lang w:val="en-US" w:eastAsia="zh-CN"/>
+        </w:rPr>
+        <w:t xml:space="preserve"> </w:t>
+      </w:r>
+      <w:r>
+        <w:rPr>
+          <w:rFonts w:hint="eastAsia"/>
+          <w:lang w:val="en-US" w:eastAsia="zh-CN"/>
+        </w:rPr>
+        <w:fldChar w:fldCharType="begin"/>
+      </w:r>
+      <w:r>
+        <w:rPr>
+          <w:rFonts w:hint="eastAsia"/>
+          <w:lang w:val="en-US" w:eastAsia="zh-CN"/>
+        </w:rPr>
+        <w:instrText xml:space="preserve"> REF _Ref26519 \n \h </w:instrText>
+      </w:r>
+      <w:r>
+        <w:rPr>
+          <w:rFonts w:hint="eastAsia"/>
+          <w:lang w:val="en-US" w:eastAsia="zh-CN"/>
+        </w:rPr>
+        <w:fldChar w:fldCharType="separate"/>
+      </w:r>
+      <w:r>
+        <w:rPr>
+          <w:rFonts w:hint="eastAsia"/>
+          <w:lang w:val="en-US" w:eastAsia="zh-CN"/>
+        </w:rPr>
+        <w:t>[11]</w:t>
+      </w:r>
+      <w:r>
+        <w:rPr>
+          <w:rFonts w:hint="eastAsia"/>
+          <w:lang w:val="en-US" w:eastAsia="zh-CN"/>
+        </w:rPr>
+        <w:fldChar w:fldCharType="end"/>
+      </w:r>
+      <w:r>
+        <w:rPr>
+          <w:rFonts w:hint="eastAsia"/>
+        </w:rPr>
+        <w:t xml:space="preserve"> to model frequency-aware channel dependencies and improve training stability. The main contributions of this paper are summarized as follows:</w:t>
       </w:r>
     </w:p>
     <w:p>
@@ -494,34 +833,15 @@
       <w:r>
         <w:rPr>
           <w:rFonts w:hint="eastAsia"/>
-        </w:rPr>
-        <w:t>To address these limitations, the Transformer architec- ture [13], with its powerful self-attention mechanism for global dependency modeling, has been successfully adapted to computer vision, notably through the Vision Transformer (ViT) [14]</w:t>
-      </w:r>
-      <w:r>
-        <w:rPr>
-          <w:rFonts w:hint="eastAsia"/>
           <w:lang w:val="en-US" w:eastAsia="zh-CN"/>
         </w:rPr>
-        <w:t>-</w:t>
-      </w:r>
-      <w:r>
-        <w:rPr>
-          <w:rFonts w:hint="eastAsia"/>
-        </w:rPr>
-        <w:t>[18]. Although effective at capturing long-range spatial relationships, Transformer-based methods often incur substantial computational and memory costs because of the quadratic complexity of global self-attention. State Space Models (SSMs) [19]</w:t>
-      </w:r>
-      <w:r>
-        <w:rPr>
-          <w:rFonts w:hint="eastAsia"/>
-          <w:lang w:val="en-US" w:eastAsia="zh-CN"/>
-        </w:rPr>
-        <w:t>-</w:t>
-      </w:r>
-      <w:r>
-        <w:rPr>
-          <w:rFonts w:hint="eastAsia"/>
-        </w:rPr>
-        <w:t>[21] have recently emerged as effi- cient sequence models for long-range dependency modeling. Among them, Mamba [22] is particularly attractive because it balances global receptive fields with computational efficiency. However, its inherent causal modeling limits its ability to fully exploit local features [23], which is especially problematic for medical images, where fine localized details are crucial for accurate analysis.</w:t>
+        <w:t xml:space="preserve">1) </w:t>
+      </w:r>
+      <w:r>
+        <w:rPr>
+          <w:rFonts w:hint="eastAsia"/>
+        </w:rPr>
+        <w:t>We develop MambaNA, a Mamba-based network for medical image super-resolution that combines efficient global modeling with non-causal local attention for more accurate image reconstruction.</w:t>
       </w:r>
     </w:p>
     <w:p>
@@ -535,8 +855,15 @@
       <w:r>
         <w:rPr>
           <w:rFonts w:hint="eastAsia"/>
-        </w:rPr>
-        <w:t>To address these limitations, we propose MambaNA, a novel medical image super-resolution method. It integrates Neighborhood Attention (NA) [24] into a Mamba architecture to introduce non-causal modeling and alleviate Mamba’s inherent causal limitations while enhancing local feature extraction. In addition, MambaNA incorporates a lightweight Channel Mix- ing module, implemented with multi-spectral channel attention (MSCA) [25] based on the Discrete Cosine Transform (DCT). This design captures intricate frequency-domain patterns and cross-channel dependencies, and experimental results show that it significantly improves both performance and training stability. The main contributions of this paper are summarized as follows:</w:t>
+          <w:lang w:val="en-US" w:eastAsia="zh-CN"/>
+        </w:rPr>
+        <w:t xml:space="preserve">2) </w:t>
+      </w:r>
+      <w:r>
+        <w:rPr>
+          <w:rFonts w:hint="eastAsia"/>
+        </w:rPr>
+        <w:t>We propose an SSM-Layer equipped with a Channel Mixing module directly after the SSM module. Implemented as a multi-spectral channel attention design, it adaptively weights frequency components within channels, thereby improving both reconstruction quality and training stability.</w:t>
       </w:r>
     </w:p>
     <w:p>
@@ -552,13 +879,39 @@
           <w:rFonts w:hint="eastAsia"/>
           <w:lang w:val="en-US" w:eastAsia="zh-CN"/>
         </w:rPr>
-        <w:t xml:space="preserve">1) </w:t>
-      </w:r>
-      <w:r>
-        <w:rPr>
-          <w:rFonts w:hint="eastAsia"/>
-        </w:rPr>
-        <w:t>We develop MambaNA, a Mamba-based network for medical image super-resolution that combines efficient global modeling with non-causal local attention for more accurate image reconstruction.</w:t>
+        <w:t xml:space="preserve">3) </w:t>
+      </w:r>
+      <w:r>
+        <w:rPr>
+          <w:rFonts w:hint="eastAsia"/>
+        </w:rPr>
+        <w:t>We conduct extensive experiments and ablation studies to validate the contribution of each component. The results show that MambaNA achieves strong and consistent performance across multiple super-resolution benchmarks.</w:t>
+      </w:r>
+    </w:p>
+    <w:p>
+      <w:pPr>
+        <w:pStyle w:val="2"/>
+      </w:pPr>
+      <w:r>
+        <w:rPr>
+          <w:rFonts w:hint="eastAsia"/>
+          <w:lang w:val="en-US" w:eastAsia="zh-CN"/>
+        </w:rPr>
+        <w:t>RELATED WORKS</w:t>
+      </w:r>
+    </w:p>
+    <w:p>
+      <w:pPr>
+        <w:pStyle w:val="3"/>
+        <w:rPr>
+          <w:rFonts w:hint="eastAsia"/>
+        </w:rPr>
+      </w:pPr>
+      <w:r>
+        <w:rPr>
+          <w:rFonts w:hint="eastAsia"/>
+        </w:rPr>
+        <w:t>Medical Image Super-Resolution</w:t>
       </w:r>
     </w:p>
     <w:p>
@@ -572,21 +925,273 @@
       <w:r>
         <w:rPr>
           <w:rFonts w:hint="eastAsia"/>
+        </w:rPr>
+        <w:t xml:space="preserve">Deep learning has substantially advanced medical image SR. CNN-based methods such as SRCNN and VDSR, together with residual and dense variants </w:t>
+      </w:r>
+      <w:r>
+        <w:rPr>
+          <w:rFonts w:hint="default"/>
+          <w:lang w:val="en-US"/>
+        </w:rPr>
+        <w:fldChar w:fldCharType="begin"/>
+      </w:r>
+      <w:r>
+        <w:rPr>
+          <w:rFonts w:hint="default"/>
+          <w:lang w:val="en-US"/>
+        </w:rPr>
+        <w:instrText xml:space="preserve"> REF _Ref26568 \n \h </w:instrText>
+      </w:r>
+      <w:r>
+        <w:rPr>
+          <w:rFonts w:hint="default"/>
+          <w:lang w:val="en-US"/>
+        </w:rPr>
+        <w:fldChar w:fldCharType="separate"/>
+      </w:r>
+      <w:r>
+        <w:rPr>
+          <w:rFonts w:hint="default"/>
+          <w:lang w:val="en-US"/>
+        </w:rPr>
+        <w:t>[12]</w:t>
+      </w:r>
+      <w:r>
+        <w:rPr>
+          <w:rFonts w:hint="default"/>
+          <w:lang w:val="en-US"/>
+        </w:rPr>
+        <w:fldChar w:fldCharType="end"/>
+      </w:r>
+      <w:r>
+        <w:rPr>
+          <w:rFonts w:hint="eastAsia"/>
           <w:lang w:val="en-US" w:eastAsia="zh-CN"/>
         </w:rPr>
-        <w:t xml:space="preserve">2) </w:t>
-      </w:r>
-      <w:r>
-        <w:rPr>
-          <w:rFonts w:hint="eastAsia"/>
-        </w:rPr>
-        <w:t>We propose an SSM-Layer equipped with a Channel Mixing module directly after the SSM module. Implemented as a multi-spectral channel attention (MSCA) design, it adaptively weights frequency components within channels, thereby improving both reconstruction quality and training stability.</w:t>
+        <w:t>-</w:t>
+      </w:r>
+      <w:r>
+        <w:rPr>
+          <w:rFonts w:hint="eastAsia"/>
+          <w:lang w:val="en-US" w:eastAsia="zh-CN"/>
+        </w:rPr>
+        <w:fldChar w:fldCharType="begin"/>
+      </w:r>
+      <w:r>
+        <w:rPr>
+          <w:rFonts w:hint="eastAsia"/>
+          <w:lang w:val="en-US" w:eastAsia="zh-CN"/>
+        </w:rPr>
+        <w:instrText xml:space="preserve"> REF _Ref26594 \n \h </w:instrText>
+      </w:r>
+      <w:r>
+        <w:rPr>
+          <w:rFonts w:hint="eastAsia"/>
+          <w:lang w:val="en-US" w:eastAsia="zh-CN"/>
+        </w:rPr>
+        <w:fldChar w:fldCharType="separate"/>
+      </w:r>
+      <w:r>
+        <w:rPr>
+          <w:rFonts w:hint="eastAsia"/>
+          <w:lang w:val="en-US" w:eastAsia="zh-CN"/>
+        </w:rPr>
+        <w:t>[14]</w:t>
+      </w:r>
+      <w:r>
+        <w:rPr>
+          <w:rFonts w:hint="eastAsia"/>
+          <w:lang w:val="en-US" w:eastAsia="zh-CN"/>
+        </w:rPr>
+        <w:fldChar w:fldCharType="end"/>
+      </w:r>
+      <w:r>
+        <w:rPr>
+          <w:rFonts w:hint="eastAsia"/>
+        </w:rPr>
+        <w:t xml:space="preserve">, have improved detail recovery across CT and MRI. GAN-based methods further enhance perceptual quality in low-dose CT and MRI reconstruction </w:t>
+      </w:r>
+      <w:r>
+        <w:rPr>
+          <w:rFonts w:hint="default"/>
+          <w:lang w:val="en-US"/>
+        </w:rPr>
+        <w:fldChar w:fldCharType="begin"/>
+      </w:r>
+      <w:r>
+        <w:rPr>
+          <w:rFonts w:hint="default"/>
+          <w:lang w:val="en-US"/>
+        </w:rPr>
+        <w:instrText xml:space="preserve"> REF _Ref26623 \n \h </w:instrText>
+      </w:r>
+      <w:r>
+        <w:rPr>
+          <w:rFonts w:hint="default"/>
+          <w:lang w:val="en-US"/>
+        </w:rPr>
+        <w:fldChar w:fldCharType="separate"/>
+      </w:r>
+      <w:r>
+        <w:rPr>
+          <w:rFonts w:hint="default"/>
+          <w:lang w:val="en-US"/>
+        </w:rPr>
+        <w:t>[15]</w:t>
+      </w:r>
+      <w:r>
+        <w:rPr>
+          <w:rFonts w:hint="default"/>
+          <w:lang w:val="en-US"/>
+        </w:rPr>
+        <w:fldChar w:fldCharType="end"/>
+      </w:r>
+      <w:r>
+        <w:rPr>
+          <w:rFonts w:hint="eastAsia"/>
+          <w:lang w:val="en-US" w:eastAsia="zh-CN"/>
+        </w:rPr>
+        <w:t>-</w:t>
+      </w:r>
+      <w:r>
+        <w:rPr>
+          <w:rFonts w:hint="eastAsia"/>
+          <w:lang w:val="en-US" w:eastAsia="zh-CN"/>
+        </w:rPr>
+        <w:fldChar w:fldCharType="begin"/>
+      </w:r>
+      <w:r>
+        <w:rPr>
+          <w:rFonts w:hint="eastAsia"/>
+          <w:lang w:val="en-US" w:eastAsia="zh-CN"/>
+        </w:rPr>
+        <w:instrText xml:space="preserve"> REF _Ref26659 \n \h </w:instrText>
+      </w:r>
+      <w:r>
+        <w:rPr>
+          <w:rFonts w:hint="eastAsia"/>
+          <w:lang w:val="en-US" w:eastAsia="zh-CN"/>
+        </w:rPr>
+        <w:fldChar w:fldCharType="separate"/>
+      </w:r>
+      <w:r>
+        <w:rPr>
+          <w:rFonts w:hint="eastAsia"/>
+          <w:lang w:val="en-US" w:eastAsia="zh-CN"/>
+        </w:rPr>
+        <w:t>[17]</w:t>
+      </w:r>
+      <w:r>
+        <w:rPr>
+          <w:rFonts w:hint="eastAsia"/>
+          <w:lang w:val="en-US" w:eastAsia="zh-CN"/>
+        </w:rPr>
+        <w:fldChar w:fldCharType="end"/>
+      </w:r>
+      <w:r>
+        <w:rPr>
+          <w:rFonts w:hint="eastAsia"/>
+        </w:rPr>
+        <w:t xml:space="preserve">. More recently, Transformer-based models  have  introduced  stronger  global  context  modeling  for SR </w:t>
+      </w:r>
+      <w:r>
+        <w:rPr>
+          <w:rFonts w:hint="default"/>
+          <w:lang w:val="en-US"/>
+        </w:rPr>
+        <w:fldChar w:fldCharType="begin"/>
+      </w:r>
+      <w:r>
+        <w:rPr>
+          <w:rFonts w:hint="default"/>
+          <w:lang w:val="en-US"/>
+        </w:rPr>
+        <w:instrText xml:space="preserve"> REF _Ref26682 \n \h </w:instrText>
+      </w:r>
+      <w:r>
+        <w:rPr>
+          <w:rFonts w:hint="default"/>
+          <w:lang w:val="en-US"/>
+        </w:rPr>
+        <w:fldChar w:fldCharType="separate"/>
+      </w:r>
+      <w:r>
+        <w:rPr>
+          <w:rFonts w:hint="default"/>
+          <w:lang w:val="en-US"/>
+        </w:rPr>
+        <w:t>[18]</w:t>
+      </w:r>
+      <w:r>
+        <w:rPr>
+          <w:rFonts w:hint="default"/>
+          <w:lang w:val="en-US"/>
+        </w:rPr>
+        <w:fldChar w:fldCharType="end"/>
+      </w:r>
+      <w:r>
+        <w:rPr>
+          <w:rFonts w:hint="eastAsia"/>
+          <w:lang w:val="en-US" w:eastAsia="zh-CN"/>
+        </w:rPr>
+        <w:t>-</w:t>
+      </w:r>
+      <w:r>
+        <w:rPr>
+          <w:rFonts w:hint="eastAsia"/>
+          <w:lang w:val="en-US" w:eastAsia="zh-CN"/>
+        </w:rPr>
+        <w:fldChar w:fldCharType="begin"/>
+      </w:r>
+      <w:r>
+        <w:rPr>
+          <w:rFonts w:hint="eastAsia"/>
+          <w:lang w:val="en-US" w:eastAsia="zh-CN"/>
+        </w:rPr>
+        <w:instrText xml:space="preserve"> REF _Ref26705 \n \h </w:instrText>
+      </w:r>
+      <w:r>
+        <w:rPr>
+          <w:rFonts w:hint="eastAsia"/>
+          <w:lang w:val="en-US" w:eastAsia="zh-CN"/>
+        </w:rPr>
+        <w:fldChar w:fldCharType="separate"/>
+      </w:r>
+      <w:r>
+        <w:rPr>
+          <w:rFonts w:hint="eastAsia"/>
+          <w:lang w:val="en-US" w:eastAsia="zh-CN"/>
+        </w:rPr>
+        <w:t>[20]</w:t>
+      </w:r>
+      <w:r>
+        <w:rPr>
+          <w:rFonts w:hint="eastAsia"/>
+          <w:lang w:val="en-US" w:eastAsia="zh-CN"/>
+        </w:rPr>
+        <w:fldChar w:fldCharType="end"/>
+      </w:r>
+      <w:r>
+        <w:rPr>
+          <w:rFonts w:hint="eastAsia"/>
+        </w:rPr>
+        <w:t>, although their memory and computational costs remain high for high-resolution medical images.</w:t>
+      </w:r>
+    </w:p>
+    <w:p>
+      <w:pPr>
+        <w:pStyle w:val="3"/>
+      </w:pPr>
+      <w:r>
+        <w:rPr>
+          <w:rFonts w:hint="eastAsia"/>
+        </w:rPr>
+        <w:t>State Space Models and Attention</w:t>
       </w:r>
     </w:p>
     <w:p>
       <w:pPr>
         <w:pStyle w:val="7"/>
-        <w:ind w:left="0" w:leftChars="0" w:firstLine="198" w:firstLineChars="100"/>
         <w:rPr>
           <w:rFonts w:hint="eastAsia"/>
         </w:rPr>
@@ -594,15 +1199,263 @@
       <w:r>
         <w:rPr>
           <w:rFonts w:hint="eastAsia"/>
+        </w:rPr>
+        <w:t>SSMs provide an efficient alternative for long-range dependency modeling. Mamba</w:t>
+      </w:r>
+      <w:r>
+        <w:rPr>
+          <w:rFonts w:hint="default"/>
+          <w:lang w:val="en-US"/>
+        </w:rPr>
+        <w:fldChar w:fldCharType="begin"/>
+      </w:r>
+      <w:r>
+        <w:rPr>
+          <w:rFonts w:hint="default"/>
+          <w:lang w:val="en-US"/>
+        </w:rPr>
+        <w:instrText xml:space="preserve"> REF _Ref26463 \n \h </w:instrText>
+      </w:r>
+      <w:r>
+        <w:rPr>
+          <w:rFonts w:hint="default"/>
+          <w:lang w:val="en-US"/>
+        </w:rPr>
+        <w:fldChar w:fldCharType="separate"/>
+      </w:r>
+      <w:r>
+        <w:rPr>
+          <w:rFonts w:hint="default"/>
+          <w:lang w:val="en-US"/>
+        </w:rPr>
+        <w:t>[9]</w:t>
+      </w:r>
+      <w:r>
+        <w:rPr>
+          <w:rFonts w:hint="default"/>
+          <w:lang w:val="en-US"/>
+        </w:rPr>
+        <w:fldChar w:fldCharType="end"/>
+      </w:r>
+      <w:r>
+        <w:rPr>
+          <w:rFonts w:hint="eastAsia"/>
+        </w:rPr>
+        <w:t xml:space="preserve"> and its vision variants </w:t>
+      </w:r>
+      <w:r>
+        <w:rPr>
+          <w:rFonts w:hint="default"/>
+          <w:lang w:val="en-US"/>
+        </w:rPr>
+        <w:fldChar w:fldCharType="begin"/>
+      </w:r>
+      <w:r>
+        <w:rPr>
+          <w:rFonts w:hint="default"/>
+          <w:lang w:val="en-US"/>
+        </w:rPr>
+        <w:instrText xml:space="preserve"> REF _Ref26437 \n \h </w:instrText>
+      </w:r>
+      <w:r>
+        <w:rPr>
+          <w:rFonts w:hint="default"/>
+          <w:lang w:val="en-US"/>
+        </w:rPr>
+        <w:fldChar w:fldCharType="separate"/>
+      </w:r>
+      <w:r>
+        <w:rPr>
+          <w:rFonts w:hint="default"/>
+          <w:lang w:val="en-US"/>
+        </w:rPr>
+        <w:t>[10]</w:t>
+      </w:r>
+      <w:r>
+        <w:rPr>
+          <w:rFonts w:hint="default"/>
+          <w:lang w:val="en-US"/>
+        </w:rPr>
+        <w:fldChar w:fldCharType="end"/>
+      </w:r>
+      <w:r>
+        <w:rPr>
+          <w:rFonts w:hint="eastAsia"/>
           <w:lang w:val="en-US" w:eastAsia="zh-CN"/>
         </w:rPr>
-        <w:t xml:space="preserve">3) </w:t>
-      </w:r>
-      <w:r>
-        <w:rPr>
-          <w:rFonts w:hint="eastAsia"/>
-        </w:rPr>
-        <w:t>We conduct extensive experiments and ablation studies to validate the contribution of each component. The results show that MambaNA achieves strong and consistent performance across multiple super-resolution benchmarks.</w:t>
+        <w:t xml:space="preserve">, </w:t>
+      </w:r>
+      <w:r>
+        <w:rPr>
+          <w:rFonts w:hint="eastAsia"/>
+          <w:lang w:val="en-US" w:eastAsia="zh-CN"/>
+        </w:rPr>
+        <w:fldChar w:fldCharType="begin"/>
+      </w:r>
+      <w:r>
+        <w:rPr>
+          <w:rFonts w:hint="eastAsia"/>
+          <w:lang w:val="en-US" w:eastAsia="zh-CN"/>
+        </w:rPr>
+        <w:instrText xml:space="preserve"> REF _Ref26747 \n \h </w:instrText>
+      </w:r>
+      <w:r>
+        <w:rPr>
+          <w:rFonts w:hint="eastAsia"/>
+          <w:lang w:val="en-US" w:eastAsia="zh-CN"/>
+        </w:rPr>
+        <w:fldChar w:fldCharType="separate"/>
+      </w:r>
+      <w:r>
+        <w:rPr>
+          <w:rFonts w:hint="eastAsia"/>
+          <w:lang w:val="en-US" w:eastAsia="zh-CN"/>
+        </w:rPr>
+        <w:t>[21]</w:t>
+      </w:r>
+      <w:r>
+        <w:rPr>
+          <w:rFonts w:hint="eastAsia"/>
+          <w:lang w:val="en-US" w:eastAsia="zh-CN"/>
+        </w:rPr>
+        <w:fldChar w:fldCharType="end"/>
+      </w:r>
+      <w:r>
+        <w:rPr>
+          <w:rFonts w:hint="eastAsia"/>
+          <w:lang w:val="en-US" w:eastAsia="zh-CN"/>
+        </w:rPr>
+        <w:t>-</w:t>
+      </w:r>
+      <w:r>
+        <w:rPr>
+          <w:rFonts w:hint="eastAsia"/>
+          <w:lang w:val="en-US" w:eastAsia="zh-CN"/>
+        </w:rPr>
+        <w:fldChar w:fldCharType="begin"/>
+      </w:r>
+      <w:r>
+        <w:rPr>
+          <w:rFonts w:hint="eastAsia"/>
+          <w:lang w:val="en-US" w:eastAsia="zh-CN"/>
+        </w:rPr>
+        <w:instrText xml:space="preserve"> REF _Ref26764 \n \h </w:instrText>
+      </w:r>
+      <w:r>
+        <w:rPr>
+          <w:rFonts w:hint="eastAsia"/>
+          <w:lang w:val="en-US" w:eastAsia="zh-CN"/>
+        </w:rPr>
+        <w:fldChar w:fldCharType="separate"/>
+      </w:r>
+      <w:r>
+        <w:rPr>
+          <w:rFonts w:hint="eastAsia"/>
+          <w:lang w:val="en-US" w:eastAsia="zh-CN"/>
+        </w:rPr>
+        <w:t>[23]</w:t>
+      </w:r>
+      <w:r>
+        <w:rPr>
+          <w:rFonts w:hint="eastAsia"/>
+          <w:lang w:val="en-US" w:eastAsia="zh-CN"/>
+        </w:rPr>
+        <w:fldChar w:fldCharType="end"/>
+      </w:r>
+      <w:r>
+        <w:rPr>
+          <w:rFonts w:hint="eastAsia"/>
+        </w:rPr>
+        <w:t xml:space="preserve"> improve global modeling efficiency, yet their causal scanning process is less suitable for dense 2D local interactions. In parallel, attention mechanisms remain effective for refining feature representations. Neighborhood Attention preserves local inductive bias and translation equivariance in spatial modeling </w:t>
+      </w:r>
+      <w:r>
+        <w:rPr>
+          <w:rFonts w:hint="default"/>
+          <w:lang w:val="en-US"/>
+        </w:rPr>
+        <w:fldChar w:fldCharType="begin"/>
+      </w:r>
+      <w:r>
+        <w:rPr>
+          <w:rFonts w:hint="default"/>
+          <w:lang w:val="en-US"/>
+        </w:rPr>
+        <w:instrText xml:space="preserve"> REF _Ref25526 \n \h </w:instrText>
+      </w:r>
+      <w:r>
+        <w:rPr>
+          <w:rFonts w:hint="default"/>
+          <w:lang w:val="en-US"/>
+        </w:rPr>
+        <w:fldChar w:fldCharType="separate"/>
+      </w:r>
+      <w:r>
+        <w:rPr>
+          <w:rFonts w:hint="default"/>
+          <w:lang w:val="en-US"/>
+        </w:rPr>
+        <w:t>[10]</w:t>
+      </w:r>
+      <w:r>
+        <w:rPr>
+          <w:rFonts w:hint="default"/>
+          <w:lang w:val="en-US"/>
+        </w:rPr>
+        <w:fldChar w:fldCharType="end"/>
+      </w:r>
+      <w:r>
+        <w:rPr>
+          <w:rFonts w:hint="eastAsia"/>
+        </w:rPr>
+        <w:t>, while frequency-aware channel attention such as FcaNet</w:t>
+      </w:r>
+      <w:r>
+        <w:rPr>
+          <w:rFonts w:hint="eastAsia"/>
+          <w:lang w:val="en-US" w:eastAsia="zh-CN"/>
+        </w:rPr>
+        <w:t xml:space="preserve"> </w:t>
+      </w:r>
+      <w:r>
+        <w:rPr>
+          <w:rFonts w:hint="eastAsia"/>
+          <w:lang w:val="en-US" w:eastAsia="zh-CN"/>
+        </w:rPr>
+        <w:fldChar w:fldCharType="begin"/>
+      </w:r>
+      <w:r>
+        <w:rPr>
+          <w:rFonts w:hint="eastAsia"/>
+          <w:lang w:val="en-US" w:eastAsia="zh-CN"/>
+        </w:rPr>
+        <w:instrText xml:space="preserve"> REF _Ref26519 \n \h </w:instrText>
+      </w:r>
+      <w:r>
+        <w:rPr>
+          <w:rFonts w:hint="eastAsia"/>
+          <w:lang w:val="en-US" w:eastAsia="zh-CN"/>
+        </w:rPr>
+        <w:fldChar w:fldCharType="separate"/>
+      </w:r>
+      <w:r>
+        <w:rPr>
+          <w:rFonts w:hint="eastAsia"/>
+          <w:lang w:val="en-US" w:eastAsia="zh-CN"/>
+        </w:rPr>
+        <w:t>[11]</w:t>
+      </w:r>
+      <w:r>
+        <w:rPr>
+          <w:rFonts w:hint="eastAsia"/>
+          <w:lang w:val="en-US" w:eastAsia="zh-CN"/>
+        </w:rPr>
+        <w:fldChar w:fldCharType="end"/>
+      </w:r>
+      <w:r>
+        <w:rPr>
+          <w:rFonts w:hint="eastAsia"/>
+        </w:rPr>
+        <w:t xml:space="preserve"> improves channel discrimination. These observations motivate our design: combining Mamba for efficient global context modeling with local spatial attention and frequency-aware channel modulation for medical SR.</w:t>
       </w:r>
     </w:p>
     <w:p>
@@ -614,75 +1467,7 @@
           <w:rFonts w:hint="eastAsia"/>
           <w:lang w:val="en-US" w:eastAsia="zh-CN"/>
         </w:rPr>
-        <w:t>RELATED WORKS</w:t>
-      </w:r>
-    </w:p>
-    <w:p>
-      <w:pPr>
-        <w:pStyle w:val="3"/>
-        <w:rPr>
-          <w:rFonts w:hint="eastAsia"/>
-        </w:rPr>
-      </w:pPr>
-      <w:r>
-        <w:rPr>
-          <w:rFonts w:hint="eastAsia"/>
-        </w:rPr>
-        <w:t>Medical Image Super-Resolution</w:t>
-      </w:r>
-    </w:p>
-    <w:p>
-      <w:pPr>
-        <w:pStyle w:val="7"/>
-        <w:ind w:left="0" w:leftChars="0" w:firstLine="198" w:firstLineChars="100"/>
-        <w:rPr>
-          <w:rFonts w:hint="eastAsia"/>
-        </w:rPr>
-      </w:pPr>
-      <w:r>
-        <w:rPr>
-          <w:rFonts w:hint="eastAsia"/>
-        </w:rPr>
-        <w:t>Deep learning has substantially advanced medical image SR. CNN-based methods such as SRCNN and VDSR, together with residual and dense variants [6], [26]</w:t>
-      </w:r>
-      <w:r>
-        <w:rPr>
-          <w:rFonts w:hint="eastAsia"/>
-          <w:lang w:val="en-US" w:eastAsia="zh-CN"/>
-        </w:rPr>
-        <w:t>-</w:t>
-      </w:r>
-      <w:r>
-        <w:rPr>
-          <w:rFonts w:hint="eastAsia"/>
-        </w:rPr>
-        <w:t>[30], have improved detail recovery across CT and MRI. GAN-based methods further enhance perceptual quality in low-dose CT and MRI reconstruction [31]</w:t>
-      </w:r>
-      <w:r>
-        <w:rPr>
-          <w:rFonts w:hint="eastAsia"/>
-          <w:lang w:val="en-US" w:eastAsia="zh-CN"/>
-        </w:rPr>
-        <w:t>-</w:t>
-      </w:r>
-      <w:r>
-        <w:rPr>
-          <w:rFonts w:hint="eastAsia"/>
-        </w:rPr>
-        <w:t>[34]. More recently, Transformer-based models  have  introduced  stronger  global  context  modeling  for SR [35]</w:t>
-      </w:r>
-      <w:r>
-        <w:rPr>
-          <w:rFonts w:hint="eastAsia"/>
-          <w:lang w:val="en-US" w:eastAsia="zh-CN"/>
-        </w:rPr>
-        <w:t>-</w:t>
-      </w:r>
-      <w:r>
-        <w:rPr>
-          <w:rFonts w:hint="eastAsia"/>
-        </w:rPr>
-        <w:t>[38], although their memory and computational costs remain high for high-resolution medical images.</w:t>
+        <w:t>METHODOLOGY</w:t>
       </w:r>
     </w:p>
     <w:p>
@@ -693,95 +1478,6 @@
         <w:rPr>
           <w:rFonts w:hint="eastAsia"/>
         </w:rPr>
-        <w:t>State Space Models and Attention</w:t>
-      </w:r>
-    </w:p>
-    <w:p>
-      <w:pPr>
-        <w:pStyle w:val="7"/>
-        <w:rPr>
-          <w:rFonts w:hint="eastAsia"/>
-        </w:rPr>
-      </w:pPr>
-      <w:r>
-        <w:rPr>
-          <w:rFonts w:hint="eastAsia"/>
-        </w:rPr>
-        <w:t xml:space="preserve">SSMs provide an efficient alternative for long-range dependency modeling. Mamba </w:t>
-      </w:r>
-      <w:r>
-        <w:rPr>
-          <w:rFonts w:hint="eastAsia"/>
-          <w:lang w:val="en-US" w:eastAsia="zh-CN"/>
-        </w:rPr>
-        <w:t>[22]</w:t>
-      </w:r>
-      <w:r>
-        <w:rPr>
-          <w:rFonts w:hint="eastAsia"/>
-        </w:rPr>
-        <w:t xml:space="preserve"> and its vision variants </w:t>
-      </w:r>
-      <w:r>
-        <w:rPr>
-          <w:rFonts w:hint="eastAsia"/>
-          <w:lang w:val="en-US" w:eastAsia="zh-CN"/>
-        </w:rPr>
-        <w:t>[23], [39]-[43]</w:t>
-      </w:r>
-      <w:r>
-        <w:rPr>
-          <w:rFonts w:hint="eastAsia"/>
-        </w:rPr>
-        <w:t xml:space="preserve"> improve global modeling efficiency, yet their causal scanning process is less suitable for dense 2D local interactions. In parallel, attention mechanisms remain effective for refining feature representations. Neighborhood Attention preserves local inductive bias and translation equivariance in spatial modeling </w:t>
-      </w:r>
-      <w:r>
-        <w:rPr>
-          <w:rFonts w:hint="eastAsia"/>
-          <w:lang w:val="en-US" w:eastAsia="zh-CN"/>
-        </w:rPr>
-        <w:t>[24]</w:t>
-      </w:r>
-      <w:r>
-        <w:rPr>
-          <w:rFonts w:hint="eastAsia"/>
-        </w:rPr>
-        <w:t xml:space="preserve">, while frequency-aware channel attention such as FcaNet </w:t>
-      </w:r>
-      <w:r>
-        <w:rPr>
-          <w:rFonts w:hint="eastAsia"/>
-          <w:lang w:val="en-US" w:eastAsia="zh-CN"/>
-        </w:rPr>
-        <w:t>[25]</w:t>
-      </w:r>
-      <w:r>
-        <w:rPr>
-          <w:rFonts w:hint="eastAsia"/>
-        </w:rPr>
-        <w:t xml:space="preserve"> improves channel discrimination. These observations motivate our design: combining Mamba for efficient global context modeling with local spatial attention and frequency-aware channel modulation for medical SR.</w:t>
-      </w:r>
-    </w:p>
-    <w:p>
-      <w:pPr>
-        <w:pStyle w:val="2"/>
-      </w:pPr>
-      <w:r>
-        <w:rPr>
-          <w:rFonts w:hint="eastAsia"/>
-          <w:lang w:val="en-US" w:eastAsia="zh-CN"/>
-        </w:rPr>
-        <w:t>METHODOLOGY</w:t>
-      </w:r>
-    </w:p>
-    <w:p>
-      <w:pPr>
-        <w:pStyle w:val="3"/>
-      </w:pPr>
-      <w:r>
-        <w:rPr>
-          <w:rFonts w:hint="eastAsia"/>
-        </w:rPr>
         <w:t>Preliminaries</w:t>
       </w:r>
     </w:p>
@@ -798,12 +1494,7 @@
     </w:p>
     <w:p>
       <w:pPr>
-        <w:pStyle w:val="4"/>
-        <w:numPr>
-          <w:ilvl w:val="0"/>
-          <w:numId w:val="0"/>
-        </w:numPr>
-        <w:ind w:firstLine="198" w:firstLineChars="100"/>
+        <w:jc w:val="both"/>
         <w:rPr>
           <w:rFonts w:hint="eastAsia" w:ascii="Times New Roman" w:hAnsi="Times New Roman" w:eastAsia="宋体" w:cs="Times New Roman"/>
           <w:i w:val="0"/>
@@ -880,15 +1571,18 @@
           <w:spacing w:val="-1"/>
           <w:lang w:val="en-US" w:eastAsia="en-US" w:bidi="ar-SA"/>
         </w:rPr>
-        <w:t>. A continuous-time SSM is written as</w:t>
-      </w:r>
-      <w:r>
-        <w:rPr>
-          <w:rFonts w:hint="eastAsia" w:ascii="Times New Roman" w:hAnsi="Times New Roman" w:eastAsia="宋体" w:cs="Times New Roman"/>
-          <w:i w:val="0"/>
-          <w:iCs w:val="0"/>
-          <w:spacing w:val="-1"/>
-          <w:lang w:val="en-US" w:eastAsia="zh-CN" w:bidi="ar-SA"/>
+        <w:t xml:space="preserve">. A continuous-time SSM is written </w:t>
+      </w:r>
+      <w:r>
+        <w:rPr>
+          <w:rFonts w:hint="eastAsia"/>
+        </w:rPr>
+        <w:t>and discretized for neural sequence modeling as</w:t>
+      </w:r>
+      <w:r>
+        <w:rPr>
+          <w:rFonts w:hint="eastAsia"/>
+          <w:lang w:val="en-US" w:eastAsia="zh-CN"/>
         </w:rPr>
         <w:t>:</w:t>
       </w:r>
@@ -1055,54 +1749,6 @@
           </w:p>
         </w:tc>
       </w:tr>
-    </w:tbl>
-    <w:p>
-      <w:pPr>
-        <w:jc w:val="both"/>
-        <w:rPr>
-          <w:rFonts w:hint="eastAsia"/>
-          <w:lang w:val="en-US" w:eastAsia="zh-CN"/>
-        </w:rPr>
-      </w:pPr>
-      <w:r>
-        <w:rPr>
-          <w:rFonts w:hint="eastAsia"/>
-        </w:rPr>
-        <w:t>and discretized for neural sequence modeling as</w:t>
-      </w:r>
-      <w:r>
-        <w:rPr>
-          <w:rFonts w:hint="eastAsia"/>
-          <w:lang w:val="en-US" w:eastAsia="zh-CN"/>
-        </w:rPr>
-        <w:t>:</w:t>
-      </w:r>
-    </w:p>
-    <w:tbl>
-      <w:tblPr>
-        <w:tblStyle w:val="12"/>
-        <w:tblW w:w="0" w:type="auto"/>
-        <w:tblInd w:w="0" w:type="dxa"/>
-        <w:tblBorders>
-          <w:top w:val="single" w:color="auto" w:sz="4" w:space="0"/>
-          <w:left w:val="single" w:color="auto" w:sz="4" w:space="0"/>
-          <w:bottom w:val="single" w:color="auto" w:sz="4" w:space="0"/>
-          <w:right w:val="single" w:color="auto" w:sz="4" w:space="0"/>
-          <w:insideH w:val="single" w:color="auto" w:sz="4" w:space="0"/>
-          <w:insideV w:val="single" w:color="auto" w:sz="4" w:space="0"/>
-        </w:tblBorders>
-        <w:tblLayout w:type="autofit"/>
-        <w:tblCellMar>
-          <w:top w:w="0" w:type="dxa"/>
-          <w:left w:w="108" w:type="dxa"/>
-          <w:bottom w:w="0" w:type="dxa"/>
-          <w:right w:w="108" w:type="dxa"/>
-        </w:tblCellMar>
-      </w:tblPr>
-      <w:tblGrid>
-        <w:gridCol w:w="4530"/>
-        <w:gridCol w:w="546"/>
-      </w:tblGrid>
       <w:tr>
         <w:tblPrEx>
           <w:tblBorders>
@@ -1440,17 +2086,50 @@
           <w:rFonts w:hint="eastAsia"/>
           <w:lang w:val="en-US" w:eastAsia="zh-CN"/>
         </w:rPr>
-        <w:t>Mamba [22] extends this formulation with input-dependent parameters, enabling efficient long-range dependency modeling with linear complexity.</w:t>
-      </w:r>
-    </w:p>
-    <w:p>
-      <w:pPr>
-        <w:jc w:val="both"/>
+        <w:t xml:space="preserve">Mamba </w:t>
+      </w:r>
+      <w:r>
         <w:rPr>
           <w:rFonts w:hint="eastAsia"/>
           <w:lang w:val="en-US" w:eastAsia="zh-CN"/>
         </w:rPr>
-      </w:pPr>
+        <w:fldChar w:fldCharType="begin"/>
+      </w:r>
+      <w:r>
+        <w:rPr>
+          <w:rFonts w:hint="eastAsia"/>
+          <w:lang w:val="en-US" w:eastAsia="zh-CN"/>
+        </w:rPr>
+        <w:instrText xml:space="preserve"> REF _Ref26463 \n \h </w:instrText>
+      </w:r>
+      <w:r>
+        <w:rPr>
+          <w:rFonts w:hint="eastAsia"/>
+          <w:lang w:val="en-US" w:eastAsia="zh-CN"/>
+        </w:rPr>
+        <w:fldChar w:fldCharType="separate"/>
+      </w:r>
+      <w:r>
+        <w:rPr>
+          <w:rFonts w:hint="eastAsia"/>
+          <w:lang w:val="en-US" w:eastAsia="zh-CN"/>
+        </w:rPr>
+        <w:t>[8]</w:t>
+      </w:r>
+      <w:r>
+        <w:rPr>
+          <w:rFonts w:hint="eastAsia"/>
+          <w:lang w:val="en-US" w:eastAsia="zh-CN"/>
+        </w:rPr>
+        <w:fldChar w:fldCharType="end"/>
+      </w:r>
+      <w:r>
+        <w:rPr>
+          <w:rFonts w:hint="eastAsia"/>
+          <w:lang w:val="en-US" w:eastAsia="zh-CN"/>
+        </w:rPr>
+        <w:t xml:space="preserve"> extends this formulation with input-dependent parameters, enabling efficient long-range dependency modeling with linear complexity.</w:t>
+      </w:r>
     </w:p>
     <w:p>
       <w:pPr>
@@ -1761,684 +2440,80 @@
     <w:p>
       <w:pPr>
         <w:pStyle w:val="7"/>
-        <w:ind w:firstLine="0"/>
-        <w:jc w:val="center"/>
+        <w:rPr>
+          <w:rFonts w:hint="eastAsia"/>
+        </w:rPr>
       </w:pPr>
       <w:r>
-        <w:drawing>
-          <wp:inline distT="0" distB="0" distL="114300" distR="114300">
-            <wp:extent cx="3068320" cy="1068705"/>
-            <wp:effectExtent l="0" t="0" r="10160" b="13335"/>
-            <wp:docPr id="9" name="图片 9" descr="MambaNA"/>
-            <wp:cNvGraphicFramePr>
-              <a:graphicFrameLocks xmlns:a="http://schemas.openxmlformats.org/drawingml/2006/main" noChangeAspect="1"/>
-            </wp:cNvGraphicFramePr>
-            <a:graphic xmlns:a="http://schemas.openxmlformats.org/drawingml/2006/main">
-              <a:graphicData uri="http://schemas.openxmlformats.org/drawingml/2006/picture">
-                <pic:pic xmlns:pic="http://schemas.openxmlformats.org/drawingml/2006/picture">
-                  <pic:nvPicPr>
-                    <pic:cNvPr id="9" name="图片 9" descr="MambaNA"/>
-                    <pic:cNvPicPr>
-                      <a:picLocks noChangeAspect="1"/>
-                    </pic:cNvPicPr>
-                  </pic:nvPicPr>
-                  <pic:blipFill>
-                    <a:blip r:embed="rId6"/>
-                    <a:stretch>
-                      <a:fillRect/>
-                    </a:stretch>
-                  </pic:blipFill>
-                  <pic:spPr>
-                    <a:xfrm>
-                      <a:off x="0" y="0"/>
-                      <a:ext cx="3068320" cy="1068705"/>
-                    </a:xfrm>
-                    <a:prstGeom prst="rect">
-                      <a:avLst/>
-                    </a:prstGeom>
-                  </pic:spPr>
-                </pic:pic>
-              </a:graphicData>
-            </a:graphic>
-          </wp:inline>
-        </w:drawing>
-      </w:r>
-    </w:p>
-    <w:p>
-      <w:pPr>
-        <w:pStyle w:val="23"/>
-        <w:rPr>
-          <w:rFonts w:hint="eastAsia"/>
-        </w:rPr>
-      </w:pPr>
-      <w:bookmarkStart w:id="0" w:name="_Ref15124"/>
-      <w:r>
-        <w:rPr>
-          <w:rFonts w:ascii="Times New Roman" w:hAnsi="Times New Roman" w:eastAsia="Times New Roman" w:cs="Times New Roman"/>
-          <w:color w:val="000000"/>
-          <w:spacing w:val="-1"/>
-          <w:sz w:val="16"/>
-          <w:szCs w:val="16"/>
-        </w:rPr>
-        <w:t>Overall</w:t>
-      </w:r>
-      <w:r>
-        <w:rPr>
-          <w:rFonts w:ascii="Times New Roman" w:hAnsi="Times New Roman" w:eastAsia="Times New Roman" w:cs="Times New Roman"/>
-          <w:color w:val="000000"/>
-          <w:spacing w:val="6"/>
-          <w:sz w:val="16"/>
-          <w:szCs w:val="16"/>
+        <w:rPr>
+          <w:rFonts w:hint="eastAsia"/>
+        </w:rPr>
+        <w:t>For</w:t>
+      </w:r>
+      <w:r>
+        <w:rPr>
+          <w:rFonts w:hint="eastAsia"/>
+          <w:lang w:val="en-US" w:eastAsia="zh-CN"/>
         </w:rPr>
         <w:t xml:space="preserve"> </w:t>
       </w:r>
       <w:r>
         <w:rPr>
-          <w:rFonts w:ascii="Times New Roman" w:hAnsi="Times New Roman" w:eastAsia="Times New Roman" w:cs="Times New Roman"/>
-          <w:color w:val="000000"/>
-          <w:spacing w:val="0"/>
-          <w:sz w:val="16"/>
-          <w:szCs w:val="16"/>
-        </w:rPr>
-        <w:t>architecture</w:t>
-      </w:r>
-      <w:r>
-        <w:rPr>
-          <w:rFonts w:ascii="Times New Roman" w:hAnsi="Times New Roman" w:eastAsia="Times New Roman" w:cs="Times New Roman"/>
-          <w:color w:val="000000"/>
-          <w:spacing w:val="6"/>
-          <w:sz w:val="16"/>
-          <w:szCs w:val="16"/>
+          <w:rFonts w:hint="eastAsia"/>
+        </w:rPr>
+        <w:t>medical</w:t>
+      </w:r>
+      <w:r>
+        <w:rPr>
+          <w:rFonts w:hint="eastAsia"/>
+          <w:lang w:val="en-US" w:eastAsia="zh-CN"/>
         </w:rPr>
         <w:t xml:space="preserve"> </w:t>
       </w:r>
       <w:r>
         <w:rPr>
-          <w:rFonts w:ascii="Times New Roman" w:hAnsi="Times New Roman" w:eastAsia="Times New Roman" w:cs="Times New Roman"/>
-          <w:color w:val="000000"/>
-          <w:spacing w:val="3"/>
-          <w:sz w:val="16"/>
-          <w:szCs w:val="16"/>
-        </w:rPr>
-        <w:t>of</w:t>
-      </w:r>
-      <w:r>
-        <w:rPr>
-          <w:rFonts w:ascii="Times New Roman" w:hAnsi="Times New Roman" w:eastAsia="Times New Roman" w:cs="Times New Roman"/>
-          <w:color w:val="000000"/>
-          <w:spacing w:val="6"/>
-          <w:sz w:val="16"/>
-          <w:szCs w:val="16"/>
+          <w:rFonts w:hint="eastAsia"/>
+        </w:rPr>
+        <w:t>image</w:t>
+      </w:r>
+      <w:r>
+        <w:rPr>
+          <w:rFonts w:hint="eastAsia"/>
+          <w:lang w:val="en-US" w:eastAsia="zh-CN"/>
         </w:rPr>
         <w:t xml:space="preserve"> </w:t>
       </w:r>
       <w:r>
         <w:rPr>
-          <w:rFonts w:ascii="Times New Roman" w:hAnsi="Times New Roman" w:eastAsia="Times New Roman" w:cs="Times New Roman"/>
-          <w:color w:val="000000"/>
-          <w:spacing w:val="-1"/>
-          <w:sz w:val="16"/>
-          <w:szCs w:val="16"/>
-        </w:rPr>
-        <w:t>MambaNA</w:t>
-      </w:r>
-      <w:r>
-        <w:rPr>
-          <w:rFonts w:ascii="Times New Roman" w:hAnsi="Times New Roman" w:eastAsia="Times New Roman" w:cs="Times New Roman"/>
-          <w:color w:val="000000"/>
-          <w:spacing w:val="6"/>
-          <w:sz w:val="16"/>
-          <w:szCs w:val="16"/>
+          <w:rFonts w:hint="eastAsia"/>
+        </w:rPr>
+        <w:t>super-resolution</w:t>
+      </w:r>
+      <w:r>
+        <w:rPr>
+          <w:rFonts w:hint="eastAsia"/>
+          <w:lang w:val="en-US" w:eastAsia="zh-CN"/>
+        </w:rPr>
+        <w:t xml:space="preserve">, </w:t>
+      </w:r>
+      <w:r>
+        <w:rPr>
+          <w:rFonts w:hint="eastAsia"/>
+        </w:rPr>
+        <w:t>we</w:t>
+      </w:r>
+      <w:r>
+        <w:rPr>
+          <w:rFonts w:hint="eastAsia"/>
+          <w:lang w:val="en-US" w:eastAsia="zh-CN"/>
         </w:rPr>
         <w:t xml:space="preserve"> </w:t>
       </w:r>
       <w:r>
         <w:rPr>
-          <w:rFonts w:ascii="Times New Roman" w:hAnsi="Times New Roman" w:eastAsia="Times New Roman" w:cs="Times New Roman"/>
-          <w:color w:val="000000"/>
-          <w:spacing w:val="2"/>
-          <w:sz w:val="16"/>
-          <w:szCs w:val="16"/>
-        </w:rPr>
-        <w:t>for</w:t>
-      </w:r>
-      <w:r>
-        <w:rPr>
-          <w:rFonts w:ascii="Times New Roman" w:hAnsi="Times New Roman" w:eastAsia="Times New Roman" w:cs="Times New Roman"/>
-          <w:color w:val="000000"/>
-          <w:spacing w:val="6"/>
-          <w:sz w:val="16"/>
-          <w:szCs w:val="16"/>
-        </w:rPr>
-        <w:t xml:space="preserve"> </w:t>
-      </w:r>
-      <w:r>
-        <w:rPr>
-          <w:rFonts w:ascii="Times New Roman" w:hAnsi="Times New Roman" w:eastAsia="Times New Roman" w:cs="Times New Roman"/>
-          <w:color w:val="000000"/>
-          <w:spacing w:val="1"/>
-          <w:sz w:val="16"/>
-          <w:szCs w:val="16"/>
-        </w:rPr>
-        <w:t>medical</w:t>
-      </w:r>
-      <w:r>
-        <w:rPr>
-          <w:rFonts w:ascii="Times New Roman" w:hAnsi="Times New Roman" w:eastAsia="Times New Roman" w:cs="Times New Roman"/>
-          <w:color w:val="000000"/>
-          <w:spacing w:val="6"/>
-          <w:sz w:val="16"/>
-          <w:szCs w:val="16"/>
-        </w:rPr>
-        <w:t xml:space="preserve"> </w:t>
-      </w:r>
-      <w:r>
-        <w:rPr>
-          <w:rFonts w:ascii="Times New Roman" w:hAnsi="Times New Roman" w:eastAsia="Times New Roman" w:cs="Times New Roman"/>
-          <w:color w:val="000000"/>
-          <w:spacing w:val="1"/>
-          <w:sz w:val="16"/>
-          <w:szCs w:val="16"/>
-        </w:rPr>
-        <w:t>image</w:t>
-      </w:r>
-      <w:r>
-        <w:rPr>
-          <w:rFonts w:ascii="Times New Roman" w:hAnsi="Times New Roman" w:eastAsia="Times New Roman" w:cs="Times New Roman"/>
-          <w:color w:val="000000"/>
-          <w:spacing w:val="6"/>
-          <w:sz w:val="16"/>
-          <w:szCs w:val="16"/>
-        </w:rPr>
-        <w:t xml:space="preserve"> </w:t>
-      </w:r>
-      <w:r>
-        <w:rPr>
-          <w:rFonts w:ascii="Times New Roman" w:hAnsi="Times New Roman" w:eastAsia="Times New Roman" w:cs="Times New Roman"/>
-          <w:color w:val="000000"/>
-          <w:spacing w:val="0"/>
-          <w:sz w:val="16"/>
-          <w:szCs w:val="16"/>
-        </w:rPr>
-        <w:t>super-resolution.</w:t>
-      </w:r>
-      <w:r>
-        <w:rPr>
-          <w:rFonts w:ascii="Times New Roman" w:hAnsi="Times New Roman" w:eastAsia="Times New Roman" w:cs="Times New Roman"/>
-          <w:color w:val="000000"/>
-          <w:spacing w:val="6"/>
-          <w:sz w:val="16"/>
-          <w:szCs w:val="16"/>
-        </w:rPr>
-        <w:t xml:space="preserve"> </w:t>
-      </w:r>
-      <w:r>
-        <w:rPr>
-          <w:rFonts w:ascii="Times New Roman" w:hAnsi="Times New Roman" w:eastAsia="Times New Roman" w:cs="Times New Roman"/>
-          <w:color w:val="000000"/>
-          <w:spacing w:val="2"/>
-          <w:sz w:val="16"/>
-          <w:szCs w:val="16"/>
-        </w:rPr>
-        <w:t>The</w:t>
-      </w:r>
-      <w:r>
-        <w:rPr>
-          <w:rFonts w:ascii="Times New Roman" w:hAnsi="Times New Roman" w:eastAsia="Times New Roman" w:cs="Times New Roman"/>
-          <w:color w:val="000000"/>
-          <w:spacing w:val="6"/>
-          <w:sz w:val="16"/>
-          <w:szCs w:val="16"/>
-        </w:rPr>
-        <w:t xml:space="preserve"> </w:t>
-      </w:r>
-      <w:r>
-        <w:rPr>
-          <w:rFonts w:ascii="Times New Roman" w:hAnsi="Times New Roman" w:eastAsia="Times New Roman" w:cs="Times New Roman"/>
-          <w:color w:val="000000"/>
-          <w:spacing w:val="0"/>
-          <w:sz w:val="16"/>
-          <w:szCs w:val="16"/>
-        </w:rPr>
-        <w:t>network</w:t>
-      </w:r>
-      <w:r>
-        <w:rPr>
-          <w:rFonts w:ascii="Times New Roman" w:hAnsi="Times New Roman" w:eastAsia="Times New Roman" w:cs="Times New Roman"/>
-          <w:color w:val="000000"/>
-          <w:spacing w:val="6"/>
-          <w:sz w:val="16"/>
-          <w:szCs w:val="16"/>
-        </w:rPr>
-        <w:t xml:space="preserve"> </w:t>
-      </w:r>
-      <w:r>
-        <w:rPr>
-          <w:rFonts w:ascii="Times New Roman" w:hAnsi="Times New Roman" w:eastAsia="Times New Roman" w:cs="Times New Roman"/>
-          <w:color w:val="000000"/>
-          <w:spacing w:val="1"/>
-          <w:sz w:val="16"/>
-          <w:szCs w:val="16"/>
-        </w:rPr>
-        <w:t>consists</w:t>
-      </w:r>
-      <w:r>
-        <w:rPr>
-          <w:rFonts w:ascii="Times New Roman" w:hAnsi="Times New Roman" w:eastAsia="Times New Roman" w:cs="Times New Roman"/>
-          <w:color w:val="000000"/>
-          <w:spacing w:val="6"/>
-          <w:sz w:val="16"/>
-          <w:szCs w:val="16"/>
-        </w:rPr>
-        <w:t xml:space="preserve"> </w:t>
-      </w:r>
-      <w:r>
-        <w:rPr>
-          <w:rFonts w:ascii="Times New Roman" w:hAnsi="Times New Roman" w:eastAsia="Times New Roman" w:cs="Times New Roman"/>
-          <w:color w:val="000000"/>
-          <w:spacing w:val="3"/>
-          <w:sz w:val="16"/>
-          <w:szCs w:val="16"/>
-        </w:rPr>
-        <w:t>of</w:t>
-      </w:r>
-      <w:r>
-        <w:rPr>
-          <w:rFonts w:ascii="Times New Roman" w:hAnsi="Times New Roman" w:eastAsia="Times New Roman" w:cs="Times New Roman"/>
-          <w:color w:val="000000"/>
-          <w:spacing w:val="6"/>
-          <w:sz w:val="16"/>
-          <w:szCs w:val="16"/>
-        </w:rPr>
-        <w:t xml:space="preserve"> </w:t>
-      </w:r>
-      <w:r>
-        <w:rPr>
-          <w:rFonts w:ascii="Times New Roman" w:hAnsi="Times New Roman" w:eastAsia="Times New Roman" w:cs="Times New Roman"/>
-          <w:color w:val="000000"/>
-          <w:spacing w:val="0"/>
-          <w:sz w:val="16"/>
-          <w:szCs w:val="16"/>
-        </w:rPr>
-        <w:t>shallow</w:t>
-      </w:r>
-      <w:r>
-        <w:rPr>
-          <w:rFonts w:ascii="Times New Roman" w:hAnsi="Times New Roman" w:eastAsia="Times New Roman" w:cs="Times New Roman"/>
-          <w:color w:val="000000"/>
-          <w:spacing w:val="6"/>
-          <w:sz w:val="16"/>
-          <w:szCs w:val="16"/>
-        </w:rPr>
-        <w:t xml:space="preserve"> </w:t>
-      </w:r>
-      <w:r>
-        <w:rPr>
-          <w:rFonts w:ascii="Times New Roman" w:hAnsi="Times New Roman" w:eastAsia="Times New Roman" w:cs="Times New Roman"/>
-          <w:color w:val="000000"/>
-          <w:spacing w:val="1"/>
-          <w:sz w:val="16"/>
-          <w:szCs w:val="16"/>
-        </w:rPr>
-        <w:t>feature</w:t>
-      </w:r>
-      <w:r>
-        <w:rPr>
-          <w:rFonts w:ascii="Times New Roman" w:hAnsi="Times New Roman" w:eastAsia="Times New Roman" w:cs="Times New Roman"/>
-          <w:color w:val="000000"/>
-          <w:spacing w:val="6"/>
-          <w:sz w:val="16"/>
-          <w:szCs w:val="16"/>
-        </w:rPr>
-        <w:t xml:space="preserve"> </w:t>
-      </w:r>
-      <w:r>
-        <w:rPr>
-          <w:rFonts w:ascii="Times New Roman" w:hAnsi="Times New Roman" w:eastAsia="Times New Roman" w:cs="Times New Roman"/>
-          <w:color w:val="000000"/>
-          <w:spacing w:val="0"/>
-          <w:sz w:val="16"/>
-          <w:szCs w:val="16"/>
-        </w:rPr>
-        <w:t>extraction,</w:t>
-      </w:r>
-      <w:r>
-        <w:rPr>
-          <w:rFonts w:ascii="Times New Roman" w:hAnsi="Times New Roman" w:eastAsia="Times New Roman" w:cs="Times New Roman"/>
-          <w:color w:val="000000"/>
-          <w:spacing w:val="6"/>
-          <w:sz w:val="16"/>
-          <w:szCs w:val="16"/>
-        </w:rPr>
-        <w:t xml:space="preserve"> </w:t>
-      </w:r>
-      <w:r>
-        <w:rPr>
-          <w:rFonts w:ascii="Times New Roman" w:hAnsi="Times New Roman" w:eastAsia="Times New Roman" w:cs="Times New Roman"/>
-          <w:color w:val="000000"/>
-          <w:spacing w:val="1"/>
-          <w:sz w:val="16"/>
-          <w:szCs w:val="16"/>
-        </w:rPr>
-        <w:t>stacked</w:t>
-      </w:r>
-      <w:r>
-        <w:rPr>
-          <w:rFonts w:ascii="Times New Roman" w:hAnsi="Times New Roman" w:eastAsia="Times New Roman" w:cs="Times New Roman"/>
-          <w:color w:val="000000"/>
-          <w:spacing w:val="6"/>
-          <w:sz w:val="16"/>
-          <w:szCs w:val="16"/>
-        </w:rPr>
-        <w:t xml:space="preserve"> </w:t>
-      </w:r>
-      <w:r>
-        <w:rPr>
-          <w:rFonts w:ascii="Times New Roman" w:hAnsi="Times New Roman" w:eastAsia="Times New Roman" w:cs="Times New Roman"/>
-          <w:color w:val="000000"/>
-          <w:spacing w:val="-1"/>
-          <w:sz w:val="16"/>
-          <w:szCs w:val="16"/>
-        </w:rPr>
-        <w:t>MambaNA</w:t>
-      </w:r>
-      <w:r>
-        <w:rPr>
-          <w:rFonts w:ascii="Times New Roman" w:hAnsi="Times New Roman" w:eastAsia="Times New Roman" w:cs="Times New Roman"/>
-          <w:color w:val="000000"/>
-          <w:spacing w:val="6"/>
-          <w:sz w:val="16"/>
-          <w:szCs w:val="16"/>
-        </w:rPr>
-        <w:t xml:space="preserve"> </w:t>
-      </w:r>
-      <w:r>
-        <w:rPr>
-          <w:rFonts w:ascii="Times New Roman" w:hAnsi="Times New Roman" w:eastAsia="Times New Roman" w:cs="Times New Roman"/>
-          <w:color w:val="000000"/>
-          <w:spacing w:val="1"/>
-          <w:sz w:val="16"/>
-          <w:szCs w:val="16"/>
-        </w:rPr>
-        <w:t xml:space="preserve">groups </w:t>
-      </w:r>
-      <w:r>
-        <w:rPr>
-          <w:rFonts w:ascii="Times New Roman" w:hAnsi="Times New Roman" w:eastAsia="Times New Roman" w:cs="Times New Roman"/>
-          <w:color w:val="000000"/>
-          <w:spacing w:val="0"/>
-          <w:sz w:val="16"/>
-          <w:szCs w:val="16"/>
-        </w:rPr>
-        <w:t>for</w:t>
-      </w:r>
-      <w:r>
-        <w:rPr>
-          <w:rFonts w:ascii="Times New Roman" w:hAnsi="Times New Roman" w:eastAsia="Times New Roman" w:cs="Times New Roman"/>
-          <w:color w:val="000000"/>
-          <w:spacing w:val="9"/>
-          <w:sz w:val="16"/>
-          <w:szCs w:val="16"/>
-        </w:rPr>
-        <w:t xml:space="preserve"> </w:t>
-      </w:r>
-      <w:r>
-        <w:rPr>
-          <w:rFonts w:ascii="Times New Roman" w:hAnsi="Times New Roman" w:eastAsia="Times New Roman" w:cs="Times New Roman"/>
-          <w:color w:val="000000"/>
-          <w:spacing w:val="2"/>
-          <w:sz w:val="16"/>
-          <w:szCs w:val="16"/>
-        </w:rPr>
-        <w:t>deep</w:t>
-      </w:r>
-      <w:r>
-        <w:rPr>
-          <w:rFonts w:ascii="Times New Roman" w:hAnsi="Times New Roman" w:eastAsia="Times New Roman" w:cs="Times New Roman"/>
-          <w:color w:val="000000"/>
-          <w:spacing w:val="9"/>
-          <w:sz w:val="16"/>
-          <w:szCs w:val="16"/>
-        </w:rPr>
-        <w:t xml:space="preserve"> </w:t>
-      </w:r>
-      <w:r>
-        <w:rPr>
-          <w:rFonts w:ascii="Times New Roman" w:hAnsi="Times New Roman" w:eastAsia="Times New Roman" w:cs="Times New Roman"/>
-          <w:color w:val="000000"/>
-          <w:spacing w:val="1"/>
-          <w:sz w:val="16"/>
-          <w:szCs w:val="16"/>
-        </w:rPr>
-        <w:t>feature</w:t>
-      </w:r>
-      <w:r>
-        <w:rPr>
-          <w:rFonts w:ascii="Times New Roman" w:hAnsi="Times New Roman" w:eastAsia="Times New Roman" w:cs="Times New Roman"/>
-          <w:color w:val="000000"/>
-          <w:spacing w:val="9"/>
-          <w:sz w:val="16"/>
-          <w:szCs w:val="16"/>
-        </w:rPr>
-        <w:t xml:space="preserve"> </w:t>
-      </w:r>
-      <w:r>
-        <w:rPr>
-          <w:rFonts w:ascii="Times New Roman" w:hAnsi="Times New Roman" w:eastAsia="Times New Roman" w:cs="Times New Roman"/>
-          <w:color w:val="000000"/>
-          <w:spacing w:val="1"/>
-          <w:sz w:val="16"/>
-          <w:szCs w:val="16"/>
-        </w:rPr>
-        <w:t>modeling,</w:t>
-      </w:r>
-      <w:r>
-        <w:rPr>
-          <w:rFonts w:ascii="Times New Roman" w:hAnsi="Times New Roman" w:eastAsia="Times New Roman" w:cs="Times New Roman"/>
-          <w:color w:val="000000"/>
-          <w:spacing w:val="9"/>
-          <w:sz w:val="16"/>
-          <w:szCs w:val="16"/>
-        </w:rPr>
-        <w:t xml:space="preserve"> </w:t>
-      </w:r>
-      <w:r>
-        <w:rPr>
-          <w:rFonts w:ascii="Times New Roman" w:hAnsi="Times New Roman" w:eastAsia="Times New Roman" w:cs="Times New Roman"/>
-          <w:color w:val="000000"/>
-          <w:spacing w:val="3"/>
-          <w:sz w:val="16"/>
-          <w:szCs w:val="16"/>
-        </w:rPr>
-        <w:t>and</w:t>
-      </w:r>
-      <w:r>
-        <w:rPr>
-          <w:rFonts w:ascii="Times New Roman" w:hAnsi="Times New Roman" w:eastAsia="Times New Roman" w:cs="Times New Roman"/>
-          <w:color w:val="000000"/>
-          <w:spacing w:val="9"/>
-          <w:sz w:val="16"/>
-          <w:szCs w:val="16"/>
-        </w:rPr>
-        <w:t xml:space="preserve"> </w:t>
-      </w:r>
-      <w:r>
-        <w:rPr>
-          <w:rFonts w:ascii="Times New Roman" w:hAnsi="Times New Roman" w:eastAsia="Times New Roman" w:cs="Times New Roman"/>
-          <w:color w:val="000000"/>
-          <w:spacing w:val="8"/>
-          <w:sz w:val="16"/>
-          <w:szCs w:val="16"/>
-        </w:rPr>
-        <w:t xml:space="preserve">a </w:t>
-      </w:r>
-      <w:r>
-        <w:rPr>
-          <w:rFonts w:ascii="Times New Roman" w:hAnsi="Times New Roman" w:eastAsia="Times New Roman" w:cs="Times New Roman"/>
-          <w:color w:val="000000"/>
-          <w:spacing w:val="0"/>
-          <w:sz w:val="16"/>
-          <w:szCs w:val="16"/>
-        </w:rPr>
-        <w:t>final</w:t>
-      </w:r>
-      <w:r>
-        <w:rPr>
-          <w:rFonts w:ascii="Times New Roman" w:hAnsi="Times New Roman" w:eastAsia="Times New Roman" w:cs="Times New Roman"/>
-          <w:color w:val="000000"/>
-          <w:spacing w:val="9"/>
-          <w:sz w:val="16"/>
-          <w:szCs w:val="16"/>
-        </w:rPr>
-        <w:t xml:space="preserve"> </w:t>
-      </w:r>
-      <w:r>
-        <w:rPr>
-          <w:rFonts w:ascii="Times New Roman" w:hAnsi="Times New Roman" w:eastAsia="Times New Roman" w:cs="Times New Roman"/>
-          <w:color w:val="000000"/>
-          <w:spacing w:val="1"/>
-          <w:sz w:val="16"/>
-          <w:szCs w:val="16"/>
-        </w:rPr>
-        <w:t>reconstruction</w:t>
-      </w:r>
-      <w:r>
-        <w:rPr>
-          <w:rFonts w:ascii="Times New Roman" w:hAnsi="Times New Roman" w:eastAsia="Times New Roman" w:cs="Times New Roman"/>
-          <w:color w:val="000000"/>
-          <w:spacing w:val="9"/>
-          <w:sz w:val="16"/>
-          <w:szCs w:val="16"/>
-        </w:rPr>
-        <w:t xml:space="preserve"> </w:t>
-      </w:r>
-      <w:r>
-        <w:rPr>
-          <w:rFonts w:ascii="Times New Roman" w:hAnsi="Times New Roman" w:eastAsia="Times New Roman" w:cs="Times New Roman"/>
-          <w:color w:val="000000"/>
-          <w:spacing w:val="2"/>
-          <w:sz w:val="16"/>
-          <w:szCs w:val="16"/>
-        </w:rPr>
-        <w:t>module</w:t>
-      </w:r>
-      <w:r>
-        <w:rPr>
-          <w:rFonts w:ascii="Times New Roman" w:hAnsi="Times New Roman" w:eastAsia="Times New Roman" w:cs="Times New Roman"/>
-          <w:color w:val="000000"/>
-          <w:spacing w:val="9"/>
-          <w:sz w:val="16"/>
-          <w:szCs w:val="16"/>
-        </w:rPr>
-        <w:t xml:space="preserve"> </w:t>
-      </w:r>
-      <w:r>
-        <w:rPr>
-          <w:rFonts w:ascii="Times New Roman" w:hAnsi="Times New Roman" w:eastAsia="Times New Roman" w:cs="Times New Roman"/>
-          <w:color w:val="000000"/>
-          <w:spacing w:val="3"/>
-          <w:sz w:val="16"/>
-          <w:szCs w:val="16"/>
-        </w:rPr>
-        <w:t>for</w:t>
-      </w:r>
-      <w:r>
-        <w:rPr>
-          <w:rFonts w:ascii="Times New Roman" w:hAnsi="Times New Roman" w:eastAsia="Times New Roman" w:cs="Times New Roman"/>
-          <w:color w:val="000000"/>
-          <w:spacing w:val="9"/>
-          <w:sz w:val="16"/>
-          <w:szCs w:val="16"/>
-        </w:rPr>
-        <w:t xml:space="preserve"> </w:t>
-      </w:r>
-      <w:r>
-        <w:rPr>
-          <w:rFonts w:ascii="Times New Roman" w:hAnsi="Times New Roman" w:eastAsia="Times New Roman" w:cs="Times New Roman"/>
-          <w:color w:val="000000"/>
-          <w:spacing w:val="1"/>
-          <w:sz w:val="16"/>
-          <w:szCs w:val="16"/>
-        </w:rPr>
-        <w:t>generating</w:t>
-      </w:r>
-      <w:r>
-        <w:rPr>
-          <w:rFonts w:ascii="Times New Roman" w:hAnsi="Times New Roman" w:eastAsia="Times New Roman" w:cs="Times New Roman"/>
-          <w:color w:val="000000"/>
-          <w:spacing w:val="9"/>
-          <w:sz w:val="16"/>
-          <w:szCs w:val="16"/>
-        </w:rPr>
-        <w:t xml:space="preserve"> </w:t>
-      </w:r>
-      <w:r>
-        <w:rPr>
-          <w:rFonts w:ascii="Times New Roman" w:hAnsi="Times New Roman" w:eastAsia="Times New Roman" w:cs="Times New Roman"/>
-          <w:color w:val="000000"/>
-          <w:spacing w:val="3"/>
-          <w:sz w:val="16"/>
-          <w:szCs w:val="16"/>
-        </w:rPr>
-        <w:t>the</w:t>
-      </w:r>
-      <w:r>
-        <w:rPr>
-          <w:rFonts w:ascii="Times New Roman" w:hAnsi="Times New Roman" w:eastAsia="Times New Roman" w:cs="Times New Roman"/>
-          <w:color w:val="000000"/>
-          <w:spacing w:val="9"/>
-          <w:sz w:val="16"/>
-          <w:szCs w:val="16"/>
-        </w:rPr>
-        <w:t xml:space="preserve"> </w:t>
-      </w:r>
-      <w:r>
-        <w:rPr>
-          <w:rFonts w:ascii="Times New Roman" w:hAnsi="Times New Roman" w:eastAsia="Times New Roman" w:cs="Times New Roman"/>
-          <w:color w:val="000000"/>
-          <w:spacing w:val="1"/>
-          <w:sz w:val="16"/>
-          <w:szCs w:val="16"/>
-        </w:rPr>
-        <w:t>high-resolution</w:t>
-      </w:r>
-      <w:r>
-        <w:rPr>
-          <w:rFonts w:ascii="Times New Roman" w:hAnsi="Times New Roman" w:eastAsia="Times New Roman" w:cs="Times New Roman"/>
-          <w:color w:val="000000"/>
-          <w:spacing w:val="9"/>
-          <w:sz w:val="16"/>
-          <w:szCs w:val="16"/>
-        </w:rPr>
-        <w:t xml:space="preserve"> </w:t>
-      </w:r>
-      <w:r>
-        <w:rPr>
-          <w:rFonts w:ascii="Times New Roman" w:hAnsi="Times New Roman" w:eastAsia="Times New Roman" w:cs="Times New Roman"/>
-          <w:color w:val="000000"/>
-          <w:spacing w:val="1"/>
-          <w:sz w:val="16"/>
-          <w:szCs w:val="16"/>
-        </w:rPr>
-        <w:t>output</w:t>
-      </w:r>
-      <w:r>
-        <w:t>.</w:t>
-      </w:r>
-      <w:bookmarkEnd w:id="0"/>
-    </w:p>
-    <w:p>
-      <w:pPr>
-        <w:pStyle w:val="7"/>
-        <w:rPr>
-          <w:rFonts w:hint="eastAsia"/>
-        </w:rPr>
-      </w:pPr>
-      <w:r>
-        <w:rPr>
-          <w:rFonts w:hint="eastAsia"/>
-        </w:rPr>
-        <w:t>For medical image super-resolution, we optimize MambaNA with a hybrid loss:</w:t>
+          <w:rFonts w:hint="eastAsia"/>
+        </w:rPr>
+        <w:t>optimize MambaNA with a hybrid loss:</w:t>
       </w:r>
     </w:p>
     <w:tbl>
@@ -3110,7 +3185,7 @@
         <w:rPr>
           <w:rFonts w:hint="eastAsia"/>
         </w:rPr>
-        <w:t xml:space="preserve"> denotes feature extraction from pre-trained VGG-19's 5th conv layer.</w:t>
+        <w:t xml:space="preserve"> denotes feature extraction from pretrained VGG-19's 5th conv layer.</w:t>
       </w:r>
     </w:p>
     <w:p>
@@ -3129,7 +3204,8 @@
         <w:pStyle w:val="7"/>
         <w:ind w:left="0" w:leftChars="0" w:firstLine="198" w:firstLineChars="100"/>
         <w:rPr>
-          <w:rFonts w:hint="eastAsia"/>
+          <w:rFonts w:hint="eastAsia" w:eastAsia="宋体"/>
+          <w:lang w:val="en-US" w:eastAsia="zh-CN"/>
         </w:rPr>
       </w:pPr>
       <w:r>
@@ -3176,12 +3252,6 @@
       <w:r>
         <w:rPr>
           <w:rFonts w:hint="eastAsia"/>
-        </w:rPr>
-        <w:t>,</w:t>
-      </w:r>
-      <w:r>
-        <w:rPr>
-          <w:rFonts w:hint="eastAsia"/>
           <w:lang w:val="en-US" w:eastAsia="zh-CN"/>
         </w:rPr>
         <w:t xml:space="preserve"> </w:t>
@@ -3190,14 +3260,55 @@
         <w:rPr>
           <w:rFonts w:hint="eastAsia"/>
         </w:rPr>
-        <w:t xml:space="preserve">MambaNA adopts Neighborhood Attention (NA) </w:t>
+        <w:t xml:space="preserve">MambaNA </w:t>
       </w:r>
       <w:r>
         <w:rPr>
           <w:rFonts w:hint="eastAsia"/>
           <w:lang w:val="en-US" w:eastAsia="zh-CN"/>
         </w:rPr>
-        <w:t>[24]</w:t>
+        <w:t>uses</w:t>
+      </w:r>
+      <w:r>
+        <w:rPr>
+          <w:rFonts w:hint="eastAsia"/>
+        </w:rPr>
+        <w:t xml:space="preserve"> Neighborhood Attention (NA) </w:t>
+      </w:r>
+      <w:r>
+        <w:rPr>
+          <w:rFonts w:hint="default"/>
+          <w:lang w:val="en-US"/>
+        </w:rPr>
+        <w:fldChar w:fldCharType="begin"/>
+      </w:r>
+      <w:r>
+        <w:rPr>
+          <w:rFonts w:hint="default"/>
+          <w:lang w:val="en-US"/>
+        </w:rPr>
+        <w:instrText xml:space="preserve"> REF _Ref25526 \n \h </w:instrText>
+      </w:r>
+      <w:r>
+        <w:rPr>
+          <w:rFonts w:hint="default"/>
+          <w:lang w:val="en-US"/>
+        </w:rPr>
+        <w:fldChar w:fldCharType="separate"/>
+      </w:r>
+      <w:r>
+        <w:rPr>
+          <w:rFonts w:hint="default"/>
+          <w:lang w:val="en-US"/>
+        </w:rPr>
+        <w:t>[10]</w:t>
+      </w:r>
+      <w:r>
+        <w:rPr>
+          <w:rFonts w:hint="default"/>
+          <w:lang w:val="en-US"/>
+        </w:rPr>
+        <w:fldChar w:fldCharType="end"/>
       </w:r>
       <w:r>
         <w:rPr>
@@ -3273,6 +3384,13 @@
           <w:rFonts w:hint="eastAsia"/>
         </w:rPr>
         <w:t xml:space="preserve"> is computed as</w:t>
+      </w:r>
+      <w:r>
+        <w:rPr>
+          <w:rFonts w:hint="eastAsia"/>
+          <w:lang w:val="en-US" w:eastAsia="zh-CN"/>
+        </w:rPr>
+        <w:t>:</w:t>
       </w:r>
     </w:p>
     <w:tbl>
@@ -3310,12 +3428,6 @@
             <w:insideH w:val="single" w:color="auto" w:sz="4" w:space="0"/>
             <w:insideV w:val="single" w:color="auto" w:sz="4" w:space="0"/>
           </w:tblBorders>
-          <w:tblCellMar>
-            <w:top w:w="0" w:type="dxa"/>
-            <w:left w:w="108" w:type="dxa"/>
-            <w:bottom w:w="0" w:type="dxa"/>
-            <w:right w:w="108" w:type="dxa"/>
-          </w:tblCellMar>
         </w:tblPrEx>
         <w:tc>
           <w:tcPr>
@@ -3830,6 +3942,1210 @@
     </w:p>
     <w:p>
       <w:pPr>
+        <w:pStyle w:val="7"/>
+        <w:ind w:firstLine="0"/>
+        <w:jc w:val="center"/>
+      </w:pPr>
+      <w:r>
+        <w:drawing>
+          <wp:inline distT="0" distB="0" distL="114300" distR="114300">
+            <wp:extent cx="3068320" cy="1068705"/>
+            <wp:effectExtent l="0" t="0" r="10160" b="13335"/>
+            <wp:docPr id="9" name="图片 9" descr="MambaNA"/>
+            <wp:cNvGraphicFramePr>
+              <a:graphicFrameLocks xmlns:a="http://schemas.openxmlformats.org/drawingml/2006/main" noChangeAspect="1"/>
+            </wp:cNvGraphicFramePr>
+            <a:graphic xmlns:a="http://schemas.openxmlformats.org/drawingml/2006/main">
+              <a:graphicData uri="http://schemas.openxmlformats.org/drawingml/2006/picture">
+                <pic:pic xmlns:pic="http://schemas.openxmlformats.org/drawingml/2006/picture">
+                  <pic:nvPicPr>
+                    <pic:cNvPr id="9" name="图片 9" descr="MambaNA"/>
+                    <pic:cNvPicPr>
+                      <a:picLocks noChangeAspect="1"/>
+                    </pic:cNvPicPr>
+                  </pic:nvPicPr>
+                  <pic:blipFill>
+                    <a:blip r:embed="rId6"/>
+                    <a:stretch>
+                      <a:fillRect/>
+                    </a:stretch>
+                  </pic:blipFill>
+                  <pic:spPr>
+                    <a:xfrm>
+                      <a:off x="0" y="0"/>
+                      <a:ext cx="3068320" cy="1068705"/>
+                    </a:xfrm>
+                    <a:prstGeom prst="rect">
+                      <a:avLst/>
+                    </a:prstGeom>
+                  </pic:spPr>
+                </pic:pic>
+              </a:graphicData>
+            </a:graphic>
+          </wp:inline>
+        </w:drawing>
+      </w:r>
+    </w:p>
+    <w:p>
+      <w:pPr>
+        <w:pStyle w:val="23"/>
+        <w:rPr>
+          <w:rFonts w:hint="eastAsia"/>
+        </w:rPr>
+      </w:pPr>
+      <w:bookmarkStart w:id="0" w:name="_Ref15124"/>
+      <w:r>
+        <w:rPr>
+          <w:rFonts w:ascii="Times New Roman" w:hAnsi="Times New Roman" w:eastAsia="Times New Roman" w:cs="Times New Roman"/>
+          <w:color w:val="000000"/>
+          <w:spacing w:val="-1"/>
+          <w:sz w:val="16"/>
+          <w:szCs w:val="16"/>
+        </w:rPr>
+        <w:t>Overall</w:t>
+      </w:r>
+      <w:r>
+        <w:rPr>
+          <w:rFonts w:ascii="Times New Roman" w:hAnsi="Times New Roman" w:eastAsia="Times New Roman" w:cs="Times New Roman"/>
+          <w:color w:val="000000"/>
+          <w:spacing w:val="6"/>
+          <w:sz w:val="16"/>
+          <w:szCs w:val="16"/>
+        </w:rPr>
+        <w:t xml:space="preserve"> </w:t>
+      </w:r>
+      <w:r>
+        <w:rPr>
+          <w:rFonts w:ascii="Times New Roman" w:hAnsi="Times New Roman" w:eastAsia="Times New Roman" w:cs="Times New Roman"/>
+          <w:color w:val="000000"/>
+          <w:spacing w:val="0"/>
+          <w:sz w:val="16"/>
+          <w:szCs w:val="16"/>
+        </w:rPr>
+        <w:t>architecture</w:t>
+      </w:r>
+      <w:r>
+        <w:rPr>
+          <w:rFonts w:ascii="Times New Roman" w:hAnsi="Times New Roman" w:eastAsia="Times New Roman" w:cs="Times New Roman"/>
+          <w:color w:val="000000"/>
+          <w:spacing w:val="6"/>
+          <w:sz w:val="16"/>
+          <w:szCs w:val="16"/>
+        </w:rPr>
+        <w:t xml:space="preserve"> </w:t>
+      </w:r>
+      <w:r>
+        <w:rPr>
+          <w:rFonts w:ascii="Times New Roman" w:hAnsi="Times New Roman" w:eastAsia="Times New Roman" w:cs="Times New Roman"/>
+          <w:color w:val="000000"/>
+          <w:spacing w:val="3"/>
+          <w:sz w:val="16"/>
+          <w:szCs w:val="16"/>
+        </w:rPr>
+        <w:t>of</w:t>
+      </w:r>
+      <w:r>
+        <w:rPr>
+          <w:rFonts w:ascii="Times New Roman" w:hAnsi="Times New Roman" w:eastAsia="Times New Roman" w:cs="Times New Roman"/>
+          <w:color w:val="000000"/>
+          <w:spacing w:val="6"/>
+          <w:sz w:val="16"/>
+          <w:szCs w:val="16"/>
+        </w:rPr>
+        <w:t xml:space="preserve"> </w:t>
+      </w:r>
+      <w:r>
+        <w:rPr>
+          <w:rFonts w:ascii="Times New Roman" w:hAnsi="Times New Roman" w:eastAsia="Times New Roman" w:cs="Times New Roman"/>
+          <w:color w:val="000000"/>
+          <w:spacing w:val="-1"/>
+          <w:sz w:val="16"/>
+          <w:szCs w:val="16"/>
+        </w:rPr>
+        <w:t>MambaNA</w:t>
+      </w:r>
+      <w:r>
+        <w:rPr>
+          <w:rFonts w:ascii="Times New Roman" w:hAnsi="Times New Roman" w:eastAsia="Times New Roman" w:cs="Times New Roman"/>
+          <w:color w:val="000000"/>
+          <w:spacing w:val="6"/>
+          <w:sz w:val="16"/>
+          <w:szCs w:val="16"/>
+        </w:rPr>
+        <w:t xml:space="preserve"> </w:t>
+      </w:r>
+      <w:r>
+        <w:rPr>
+          <w:rFonts w:ascii="Times New Roman" w:hAnsi="Times New Roman" w:eastAsia="Times New Roman" w:cs="Times New Roman"/>
+          <w:color w:val="000000"/>
+          <w:spacing w:val="2"/>
+          <w:sz w:val="16"/>
+          <w:szCs w:val="16"/>
+        </w:rPr>
+        <w:t>for</w:t>
+      </w:r>
+      <w:r>
+        <w:rPr>
+          <w:rFonts w:ascii="Times New Roman" w:hAnsi="Times New Roman" w:eastAsia="Times New Roman" w:cs="Times New Roman"/>
+          <w:color w:val="000000"/>
+          <w:spacing w:val="6"/>
+          <w:sz w:val="16"/>
+          <w:szCs w:val="16"/>
+        </w:rPr>
+        <w:t xml:space="preserve"> </w:t>
+      </w:r>
+      <w:r>
+        <w:rPr>
+          <w:rFonts w:ascii="Times New Roman" w:hAnsi="Times New Roman" w:eastAsia="Times New Roman" w:cs="Times New Roman"/>
+          <w:color w:val="000000"/>
+          <w:spacing w:val="1"/>
+          <w:sz w:val="16"/>
+          <w:szCs w:val="16"/>
+        </w:rPr>
+        <w:t>medical</w:t>
+      </w:r>
+      <w:r>
+        <w:rPr>
+          <w:rFonts w:ascii="Times New Roman" w:hAnsi="Times New Roman" w:eastAsia="Times New Roman" w:cs="Times New Roman"/>
+          <w:color w:val="000000"/>
+          <w:spacing w:val="6"/>
+          <w:sz w:val="16"/>
+          <w:szCs w:val="16"/>
+        </w:rPr>
+        <w:t xml:space="preserve"> </w:t>
+      </w:r>
+      <w:r>
+        <w:rPr>
+          <w:rFonts w:ascii="Times New Roman" w:hAnsi="Times New Roman" w:eastAsia="Times New Roman" w:cs="Times New Roman"/>
+          <w:color w:val="000000"/>
+          <w:spacing w:val="1"/>
+          <w:sz w:val="16"/>
+          <w:szCs w:val="16"/>
+        </w:rPr>
+        <w:t>image</w:t>
+      </w:r>
+      <w:r>
+        <w:rPr>
+          <w:rFonts w:ascii="Times New Roman" w:hAnsi="Times New Roman" w:eastAsia="Times New Roman" w:cs="Times New Roman"/>
+          <w:color w:val="000000"/>
+          <w:spacing w:val="6"/>
+          <w:sz w:val="16"/>
+          <w:szCs w:val="16"/>
+        </w:rPr>
+        <w:t xml:space="preserve"> </w:t>
+      </w:r>
+      <w:r>
+        <w:rPr>
+          <w:rFonts w:ascii="Times New Roman" w:hAnsi="Times New Roman" w:eastAsia="Times New Roman" w:cs="Times New Roman"/>
+          <w:color w:val="000000"/>
+          <w:spacing w:val="0"/>
+          <w:sz w:val="16"/>
+          <w:szCs w:val="16"/>
+        </w:rPr>
+        <w:t>super-resolution.</w:t>
+      </w:r>
+      <w:r>
+        <w:rPr>
+          <w:rFonts w:ascii="Times New Roman" w:hAnsi="Times New Roman" w:eastAsia="Times New Roman" w:cs="Times New Roman"/>
+          <w:color w:val="000000"/>
+          <w:spacing w:val="6"/>
+          <w:sz w:val="16"/>
+          <w:szCs w:val="16"/>
+        </w:rPr>
+        <w:t xml:space="preserve"> </w:t>
+      </w:r>
+      <w:r>
+        <w:rPr>
+          <w:rFonts w:ascii="Times New Roman" w:hAnsi="Times New Roman" w:eastAsia="Times New Roman" w:cs="Times New Roman"/>
+          <w:color w:val="000000"/>
+          <w:spacing w:val="2"/>
+          <w:sz w:val="16"/>
+          <w:szCs w:val="16"/>
+        </w:rPr>
+        <w:t>The</w:t>
+      </w:r>
+      <w:r>
+        <w:rPr>
+          <w:rFonts w:ascii="Times New Roman" w:hAnsi="Times New Roman" w:eastAsia="Times New Roman" w:cs="Times New Roman"/>
+          <w:color w:val="000000"/>
+          <w:spacing w:val="6"/>
+          <w:sz w:val="16"/>
+          <w:szCs w:val="16"/>
+        </w:rPr>
+        <w:t xml:space="preserve"> </w:t>
+      </w:r>
+      <w:r>
+        <w:rPr>
+          <w:rFonts w:ascii="Times New Roman" w:hAnsi="Times New Roman" w:eastAsia="Times New Roman" w:cs="Times New Roman"/>
+          <w:color w:val="000000"/>
+          <w:spacing w:val="0"/>
+          <w:sz w:val="16"/>
+          <w:szCs w:val="16"/>
+        </w:rPr>
+        <w:t>network</w:t>
+      </w:r>
+      <w:r>
+        <w:rPr>
+          <w:rFonts w:ascii="Times New Roman" w:hAnsi="Times New Roman" w:eastAsia="Times New Roman" w:cs="Times New Roman"/>
+          <w:color w:val="000000"/>
+          <w:spacing w:val="6"/>
+          <w:sz w:val="16"/>
+          <w:szCs w:val="16"/>
+        </w:rPr>
+        <w:t xml:space="preserve"> </w:t>
+      </w:r>
+      <w:r>
+        <w:rPr>
+          <w:rFonts w:ascii="Times New Roman" w:hAnsi="Times New Roman" w:eastAsia="Times New Roman" w:cs="Times New Roman"/>
+          <w:color w:val="000000"/>
+          <w:spacing w:val="1"/>
+          <w:sz w:val="16"/>
+          <w:szCs w:val="16"/>
+        </w:rPr>
+        <w:t>consists</w:t>
+      </w:r>
+      <w:r>
+        <w:rPr>
+          <w:rFonts w:ascii="Times New Roman" w:hAnsi="Times New Roman" w:eastAsia="Times New Roman" w:cs="Times New Roman"/>
+          <w:color w:val="000000"/>
+          <w:spacing w:val="6"/>
+          <w:sz w:val="16"/>
+          <w:szCs w:val="16"/>
+        </w:rPr>
+        <w:t xml:space="preserve"> </w:t>
+      </w:r>
+      <w:r>
+        <w:rPr>
+          <w:rFonts w:ascii="Times New Roman" w:hAnsi="Times New Roman" w:eastAsia="Times New Roman" w:cs="Times New Roman"/>
+          <w:color w:val="000000"/>
+          <w:spacing w:val="3"/>
+          <w:sz w:val="16"/>
+          <w:szCs w:val="16"/>
+        </w:rPr>
+        <w:t>of</w:t>
+      </w:r>
+      <w:r>
+        <w:rPr>
+          <w:rFonts w:ascii="Times New Roman" w:hAnsi="Times New Roman" w:eastAsia="Times New Roman" w:cs="Times New Roman"/>
+          <w:color w:val="000000"/>
+          <w:spacing w:val="6"/>
+          <w:sz w:val="16"/>
+          <w:szCs w:val="16"/>
+        </w:rPr>
+        <w:t xml:space="preserve"> </w:t>
+      </w:r>
+      <w:r>
+        <w:rPr>
+          <w:rFonts w:ascii="Times New Roman" w:hAnsi="Times New Roman" w:eastAsia="Times New Roman" w:cs="Times New Roman"/>
+          <w:color w:val="000000"/>
+          <w:spacing w:val="0"/>
+          <w:sz w:val="16"/>
+          <w:szCs w:val="16"/>
+        </w:rPr>
+        <w:t>shallow</w:t>
+      </w:r>
+      <w:r>
+        <w:rPr>
+          <w:rFonts w:ascii="Times New Roman" w:hAnsi="Times New Roman" w:eastAsia="Times New Roman" w:cs="Times New Roman"/>
+          <w:color w:val="000000"/>
+          <w:spacing w:val="6"/>
+          <w:sz w:val="16"/>
+          <w:szCs w:val="16"/>
+        </w:rPr>
+        <w:t xml:space="preserve"> </w:t>
+      </w:r>
+      <w:r>
+        <w:rPr>
+          <w:rFonts w:ascii="Times New Roman" w:hAnsi="Times New Roman" w:eastAsia="Times New Roman" w:cs="Times New Roman"/>
+          <w:color w:val="000000"/>
+          <w:spacing w:val="1"/>
+          <w:sz w:val="16"/>
+          <w:szCs w:val="16"/>
+        </w:rPr>
+        <w:t>feature</w:t>
+      </w:r>
+      <w:r>
+        <w:rPr>
+          <w:rFonts w:ascii="Times New Roman" w:hAnsi="Times New Roman" w:eastAsia="Times New Roman" w:cs="Times New Roman"/>
+          <w:color w:val="000000"/>
+          <w:spacing w:val="6"/>
+          <w:sz w:val="16"/>
+          <w:szCs w:val="16"/>
+        </w:rPr>
+        <w:t xml:space="preserve"> </w:t>
+      </w:r>
+      <w:r>
+        <w:rPr>
+          <w:rFonts w:ascii="Times New Roman" w:hAnsi="Times New Roman" w:eastAsia="Times New Roman" w:cs="Times New Roman"/>
+          <w:color w:val="000000"/>
+          <w:spacing w:val="0"/>
+          <w:sz w:val="16"/>
+          <w:szCs w:val="16"/>
+        </w:rPr>
+        <w:t>extraction,</w:t>
+      </w:r>
+      <w:r>
+        <w:rPr>
+          <w:rFonts w:ascii="Times New Roman" w:hAnsi="Times New Roman" w:eastAsia="Times New Roman" w:cs="Times New Roman"/>
+          <w:color w:val="000000"/>
+          <w:spacing w:val="6"/>
+          <w:sz w:val="16"/>
+          <w:szCs w:val="16"/>
+        </w:rPr>
+        <w:t xml:space="preserve"> </w:t>
+      </w:r>
+      <w:r>
+        <w:rPr>
+          <w:rFonts w:ascii="Times New Roman" w:hAnsi="Times New Roman" w:eastAsia="Times New Roman" w:cs="Times New Roman"/>
+          <w:color w:val="000000"/>
+          <w:spacing w:val="1"/>
+          <w:sz w:val="16"/>
+          <w:szCs w:val="16"/>
+        </w:rPr>
+        <w:t>stacked</w:t>
+      </w:r>
+      <w:r>
+        <w:rPr>
+          <w:rFonts w:ascii="Times New Roman" w:hAnsi="Times New Roman" w:eastAsia="Times New Roman" w:cs="Times New Roman"/>
+          <w:color w:val="000000"/>
+          <w:spacing w:val="6"/>
+          <w:sz w:val="16"/>
+          <w:szCs w:val="16"/>
+        </w:rPr>
+        <w:t xml:space="preserve"> </w:t>
+      </w:r>
+      <w:r>
+        <w:rPr>
+          <w:rFonts w:ascii="Times New Roman" w:hAnsi="Times New Roman" w:eastAsia="Times New Roman" w:cs="Times New Roman"/>
+          <w:color w:val="000000"/>
+          <w:spacing w:val="-1"/>
+          <w:sz w:val="16"/>
+          <w:szCs w:val="16"/>
+        </w:rPr>
+        <w:t>MambaNA</w:t>
+      </w:r>
+      <w:r>
+        <w:rPr>
+          <w:rFonts w:ascii="Times New Roman" w:hAnsi="Times New Roman" w:eastAsia="Times New Roman" w:cs="Times New Roman"/>
+          <w:color w:val="000000"/>
+          <w:spacing w:val="6"/>
+          <w:sz w:val="16"/>
+          <w:szCs w:val="16"/>
+        </w:rPr>
+        <w:t xml:space="preserve"> </w:t>
+      </w:r>
+      <w:r>
+        <w:rPr>
+          <w:rFonts w:ascii="Times New Roman" w:hAnsi="Times New Roman" w:eastAsia="Times New Roman" w:cs="Times New Roman"/>
+          <w:color w:val="000000"/>
+          <w:spacing w:val="1"/>
+          <w:sz w:val="16"/>
+          <w:szCs w:val="16"/>
+        </w:rPr>
+        <w:t xml:space="preserve">groups </w:t>
+      </w:r>
+      <w:r>
+        <w:rPr>
+          <w:rFonts w:ascii="Times New Roman" w:hAnsi="Times New Roman" w:eastAsia="Times New Roman" w:cs="Times New Roman"/>
+          <w:color w:val="000000"/>
+          <w:spacing w:val="0"/>
+          <w:sz w:val="16"/>
+          <w:szCs w:val="16"/>
+        </w:rPr>
+        <w:t>for</w:t>
+      </w:r>
+      <w:r>
+        <w:rPr>
+          <w:rFonts w:ascii="Times New Roman" w:hAnsi="Times New Roman" w:eastAsia="Times New Roman" w:cs="Times New Roman"/>
+          <w:color w:val="000000"/>
+          <w:spacing w:val="9"/>
+          <w:sz w:val="16"/>
+          <w:szCs w:val="16"/>
+        </w:rPr>
+        <w:t xml:space="preserve"> </w:t>
+      </w:r>
+      <w:r>
+        <w:rPr>
+          <w:rFonts w:ascii="Times New Roman" w:hAnsi="Times New Roman" w:eastAsia="Times New Roman" w:cs="Times New Roman"/>
+          <w:color w:val="000000"/>
+          <w:spacing w:val="2"/>
+          <w:sz w:val="16"/>
+          <w:szCs w:val="16"/>
+        </w:rPr>
+        <w:t>deep</w:t>
+      </w:r>
+      <w:r>
+        <w:rPr>
+          <w:rFonts w:ascii="Times New Roman" w:hAnsi="Times New Roman" w:eastAsia="Times New Roman" w:cs="Times New Roman"/>
+          <w:color w:val="000000"/>
+          <w:spacing w:val="9"/>
+          <w:sz w:val="16"/>
+          <w:szCs w:val="16"/>
+        </w:rPr>
+        <w:t xml:space="preserve"> </w:t>
+      </w:r>
+      <w:r>
+        <w:rPr>
+          <w:rFonts w:ascii="Times New Roman" w:hAnsi="Times New Roman" w:eastAsia="Times New Roman" w:cs="Times New Roman"/>
+          <w:color w:val="000000"/>
+          <w:spacing w:val="1"/>
+          <w:sz w:val="16"/>
+          <w:szCs w:val="16"/>
+        </w:rPr>
+        <w:t>feature</w:t>
+      </w:r>
+      <w:r>
+        <w:rPr>
+          <w:rFonts w:ascii="Times New Roman" w:hAnsi="Times New Roman" w:eastAsia="Times New Roman" w:cs="Times New Roman"/>
+          <w:color w:val="000000"/>
+          <w:spacing w:val="9"/>
+          <w:sz w:val="16"/>
+          <w:szCs w:val="16"/>
+        </w:rPr>
+        <w:t xml:space="preserve"> </w:t>
+      </w:r>
+      <w:r>
+        <w:rPr>
+          <w:rFonts w:ascii="Times New Roman" w:hAnsi="Times New Roman" w:eastAsia="Times New Roman" w:cs="Times New Roman"/>
+          <w:color w:val="000000"/>
+          <w:spacing w:val="1"/>
+          <w:sz w:val="16"/>
+          <w:szCs w:val="16"/>
+        </w:rPr>
+        <w:t>modeling,</w:t>
+      </w:r>
+      <w:r>
+        <w:rPr>
+          <w:rFonts w:ascii="Times New Roman" w:hAnsi="Times New Roman" w:eastAsia="Times New Roman" w:cs="Times New Roman"/>
+          <w:color w:val="000000"/>
+          <w:spacing w:val="9"/>
+          <w:sz w:val="16"/>
+          <w:szCs w:val="16"/>
+        </w:rPr>
+        <w:t xml:space="preserve"> </w:t>
+      </w:r>
+      <w:r>
+        <w:rPr>
+          <w:rFonts w:ascii="Times New Roman" w:hAnsi="Times New Roman" w:eastAsia="Times New Roman" w:cs="Times New Roman"/>
+          <w:color w:val="000000"/>
+          <w:spacing w:val="3"/>
+          <w:sz w:val="16"/>
+          <w:szCs w:val="16"/>
+        </w:rPr>
+        <w:t>and</w:t>
+      </w:r>
+      <w:r>
+        <w:rPr>
+          <w:rFonts w:ascii="Times New Roman" w:hAnsi="Times New Roman" w:eastAsia="Times New Roman" w:cs="Times New Roman"/>
+          <w:color w:val="000000"/>
+          <w:spacing w:val="9"/>
+          <w:sz w:val="16"/>
+          <w:szCs w:val="16"/>
+        </w:rPr>
+        <w:t xml:space="preserve"> </w:t>
+      </w:r>
+      <w:r>
+        <w:rPr>
+          <w:rFonts w:ascii="Times New Roman" w:hAnsi="Times New Roman" w:eastAsia="Times New Roman" w:cs="Times New Roman"/>
+          <w:color w:val="000000"/>
+          <w:spacing w:val="8"/>
+          <w:sz w:val="16"/>
+          <w:szCs w:val="16"/>
+        </w:rPr>
+        <w:t xml:space="preserve">a </w:t>
+      </w:r>
+      <w:r>
+        <w:rPr>
+          <w:rFonts w:ascii="Times New Roman" w:hAnsi="Times New Roman" w:eastAsia="Times New Roman" w:cs="Times New Roman"/>
+          <w:color w:val="000000"/>
+          <w:spacing w:val="0"/>
+          <w:sz w:val="16"/>
+          <w:szCs w:val="16"/>
+        </w:rPr>
+        <w:t>final</w:t>
+      </w:r>
+      <w:r>
+        <w:rPr>
+          <w:rFonts w:ascii="Times New Roman" w:hAnsi="Times New Roman" w:eastAsia="Times New Roman" w:cs="Times New Roman"/>
+          <w:color w:val="000000"/>
+          <w:spacing w:val="9"/>
+          <w:sz w:val="16"/>
+          <w:szCs w:val="16"/>
+        </w:rPr>
+        <w:t xml:space="preserve"> </w:t>
+      </w:r>
+      <w:r>
+        <w:rPr>
+          <w:rFonts w:ascii="Times New Roman" w:hAnsi="Times New Roman" w:eastAsia="Times New Roman" w:cs="Times New Roman"/>
+          <w:color w:val="000000"/>
+          <w:spacing w:val="1"/>
+          <w:sz w:val="16"/>
+          <w:szCs w:val="16"/>
+        </w:rPr>
+        <w:t>reconstruction</w:t>
+      </w:r>
+      <w:r>
+        <w:rPr>
+          <w:rFonts w:ascii="Times New Roman" w:hAnsi="Times New Roman" w:eastAsia="Times New Roman" w:cs="Times New Roman"/>
+          <w:color w:val="000000"/>
+          <w:spacing w:val="9"/>
+          <w:sz w:val="16"/>
+          <w:szCs w:val="16"/>
+        </w:rPr>
+        <w:t xml:space="preserve"> </w:t>
+      </w:r>
+      <w:r>
+        <w:rPr>
+          <w:rFonts w:ascii="Times New Roman" w:hAnsi="Times New Roman" w:eastAsia="Times New Roman" w:cs="Times New Roman"/>
+          <w:color w:val="000000"/>
+          <w:spacing w:val="2"/>
+          <w:sz w:val="16"/>
+          <w:szCs w:val="16"/>
+        </w:rPr>
+        <w:t>module</w:t>
+      </w:r>
+      <w:r>
+        <w:rPr>
+          <w:rFonts w:ascii="Times New Roman" w:hAnsi="Times New Roman" w:eastAsia="Times New Roman" w:cs="Times New Roman"/>
+          <w:color w:val="000000"/>
+          <w:spacing w:val="9"/>
+          <w:sz w:val="16"/>
+          <w:szCs w:val="16"/>
+        </w:rPr>
+        <w:t xml:space="preserve"> </w:t>
+      </w:r>
+      <w:r>
+        <w:rPr>
+          <w:rFonts w:ascii="Times New Roman" w:hAnsi="Times New Roman" w:eastAsia="Times New Roman" w:cs="Times New Roman"/>
+          <w:color w:val="000000"/>
+          <w:spacing w:val="3"/>
+          <w:sz w:val="16"/>
+          <w:szCs w:val="16"/>
+        </w:rPr>
+        <w:t>for</w:t>
+      </w:r>
+      <w:r>
+        <w:rPr>
+          <w:rFonts w:ascii="Times New Roman" w:hAnsi="Times New Roman" w:eastAsia="Times New Roman" w:cs="Times New Roman"/>
+          <w:color w:val="000000"/>
+          <w:spacing w:val="9"/>
+          <w:sz w:val="16"/>
+          <w:szCs w:val="16"/>
+        </w:rPr>
+        <w:t xml:space="preserve"> </w:t>
+      </w:r>
+      <w:r>
+        <w:rPr>
+          <w:rFonts w:ascii="Times New Roman" w:hAnsi="Times New Roman" w:eastAsia="Times New Roman" w:cs="Times New Roman"/>
+          <w:color w:val="000000"/>
+          <w:spacing w:val="1"/>
+          <w:sz w:val="16"/>
+          <w:szCs w:val="16"/>
+        </w:rPr>
+        <w:t>generating</w:t>
+      </w:r>
+      <w:r>
+        <w:rPr>
+          <w:rFonts w:ascii="Times New Roman" w:hAnsi="Times New Roman" w:eastAsia="Times New Roman" w:cs="Times New Roman"/>
+          <w:color w:val="000000"/>
+          <w:spacing w:val="9"/>
+          <w:sz w:val="16"/>
+          <w:szCs w:val="16"/>
+        </w:rPr>
+        <w:t xml:space="preserve"> </w:t>
+      </w:r>
+      <w:r>
+        <w:rPr>
+          <w:rFonts w:ascii="Times New Roman" w:hAnsi="Times New Roman" w:eastAsia="Times New Roman" w:cs="Times New Roman"/>
+          <w:color w:val="000000"/>
+          <w:spacing w:val="3"/>
+          <w:sz w:val="16"/>
+          <w:szCs w:val="16"/>
+        </w:rPr>
+        <w:t>the</w:t>
+      </w:r>
+      <w:r>
+        <w:rPr>
+          <w:rFonts w:ascii="Times New Roman" w:hAnsi="Times New Roman" w:eastAsia="Times New Roman" w:cs="Times New Roman"/>
+          <w:color w:val="000000"/>
+          <w:spacing w:val="9"/>
+          <w:sz w:val="16"/>
+          <w:szCs w:val="16"/>
+        </w:rPr>
+        <w:t xml:space="preserve"> </w:t>
+      </w:r>
+      <w:r>
+        <w:rPr>
+          <w:rFonts w:ascii="Times New Roman" w:hAnsi="Times New Roman" w:eastAsia="Times New Roman" w:cs="Times New Roman"/>
+          <w:color w:val="000000"/>
+          <w:spacing w:val="1"/>
+          <w:sz w:val="16"/>
+          <w:szCs w:val="16"/>
+        </w:rPr>
+        <w:t>high-resolution</w:t>
+      </w:r>
+      <w:r>
+        <w:rPr>
+          <w:rFonts w:ascii="Times New Roman" w:hAnsi="Times New Roman" w:eastAsia="Times New Roman" w:cs="Times New Roman"/>
+          <w:color w:val="000000"/>
+          <w:spacing w:val="9"/>
+          <w:sz w:val="16"/>
+          <w:szCs w:val="16"/>
+        </w:rPr>
+        <w:t xml:space="preserve"> </w:t>
+      </w:r>
+      <w:r>
+        <w:rPr>
+          <w:rFonts w:ascii="Times New Roman" w:hAnsi="Times New Roman" w:eastAsia="Times New Roman" w:cs="Times New Roman"/>
+          <w:color w:val="000000"/>
+          <w:spacing w:val="1"/>
+          <w:sz w:val="16"/>
+          <w:szCs w:val="16"/>
+        </w:rPr>
+        <w:t>output</w:t>
+      </w:r>
+      <w:r>
+        <w:t>.</w:t>
+      </w:r>
+      <w:bookmarkEnd w:id="0"/>
+    </w:p>
+    <w:p>
+      <w:pPr>
+        <w:pStyle w:val="7"/>
+        <w:ind w:firstLine="0"/>
+        <w:jc w:val="center"/>
+        <w:rPr>
+          <w:lang w:eastAsia="zh-CN"/>
+        </w:rPr>
+      </w:pPr>
+      <w:r>
+        <w:rPr>
+          <w:lang w:eastAsia="zh-CN"/>
+        </w:rPr>
+        <w:drawing>
+          <wp:inline distT="0" distB="0" distL="114300" distR="114300">
+            <wp:extent cx="3073400" cy="1148080"/>
+            <wp:effectExtent l="0" t="0" r="5080" b="10160"/>
+            <wp:docPr id="4" name="图片 4" descr="Attention_Block"/>
+            <wp:cNvGraphicFramePr>
+              <a:graphicFrameLocks xmlns:a="http://schemas.openxmlformats.org/drawingml/2006/main" noChangeAspect="1"/>
+            </wp:cNvGraphicFramePr>
+            <a:graphic xmlns:a="http://schemas.openxmlformats.org/drawingml/2006/main">
+              <a:graphicData uri="http://schemas.openxmlformats.org/drawingml/2006/picture">
+                <pic:pic xmlns:pic="http://schemas.openxmlformats.org/drawingml/2006/picture">
+                  <pic:nvPicPr>
+                    <pic:cNvPr id="4" name="图片 4" descr="Attention_Block"/>
+                    <pic:cNvPicPr>
+                      <a:picLocks noChangeAspect="1"/>
+                    </pic:cNvPicPr>
+                  </pic:nvPicPr>
+                  <pic:blipFill>
+                    <a:blip r:embed="rId7"/>
+                    <a:stretch>
+                      <a:fillRect/>
+                    </a:stretch>
+                  </pic:blipFill>
+                  <pic:spPr>
+                    <a:xfrm>
+                      <a:off x="0" y="0"/>
+                      <a:ext cx="3073400" cy="1148080"/>
+                    </a:xfrm>
+                    <a:prstGeom prst="rect">
+                      <a:avLst/>
+                    </a:prstGeom>
+                  </pic:spPr>
+                </pic:pic>
+              </a:graphicData>
+            </a:graphic>
+          </wp:inline>
+        </w:drawing>
+      </w:r>
+    </w:p>
+    <w:p>
+      <w:pPr>
+        <w:pStyle w:val="23"/>
+        <w:rPr>
+          <w:rFonts w:hint="eastAsia"/>
+        </w:rPr>
+      </w:pPr>
+      <w:bookmarkStart w:id="1" w:name="_Ref15056"/>
+      <w:r>
+        <w:rPr>
+          <w:rFonts w:ascii="Times New Roman" w:hAnsi="Times New Roman" w:eastAsia="Times New Roman" w:cs="Times New Roman"/>
+          <w:color w:val="000000"/>
+          <w:spacing w:val="-1"/>
+          <w:sz w:val="16"/>
+          <w:szCs w:val="16"/>
+        </w:rPr>
+        <w:t>Structure</w:t>
+      </w:r>
+      <w:r>
+        <w:rPr>
+          <w:rFonts w:ascii="Times New Roman" w:hAnsi="Times New Roman" w:eastAsia="Times New Roman" w:cs="Times New Roman"/>
+          <w:color w:val="000000"/>
+          <w:spacing w:val="8"/>
+          <w:sz w:val="16"/>
+          <w:szCs w:val="16"/>
+        </w:rPr>
+        <w:t xml:space="preserve"> </w:t>
+      </w:r>
+      <w:r>
+        <w:rPr>
+          <w:rFonts w:ascii="Times New Roman" w:hAnsi="Times New Roman" w:eastAsia="Times New Roman" w:cs="Times New Roman"/>
+          <w:color w:val="000000"/>
+          <w:spacing w:val="4"/>
+          <w:sz w:val="16"/>
+          <w:szCs w:val="16"/>
+        </w:rPr>
+        <w:t>of</w:t>
+      </w:r>
+      <w:r>
+        <w:rPr>
+          <w:rFonts w:ascii="Times New Roman" w:hAnsi="Times New Roman" w:eastAsia="Times New Roman" w:cs="Times New Roman"/>
+          <w:color w:val="000000"/>
+          <w:spacing w:val="8"/>
+          <w:sz w:val="16"/>
+          <w:szCs w:val="16"/>
+        </w:rPr>
+        <w:t xml:space="preserve"> </w:t>
+      </w:r>
+      <w:r>
+        <w:rPr>
+          <w:rFonts w:ascii="Times New Roman" w:hAnsi="Times New Roman" w:eastAsia="Times New Roman" w:cs="Times New Roman"/>
+          <w:color w:val="000000"/>
+          <w:spacing w:val="3"/>
+          <w:sz w:val="16"/>
+          <w:szCs w:val="16"/>
+        </w:rPr>
+        <w:t>the</w:t>
+      </w:r>
+      <w:r>
+        <w:rPr>
+          <w:rFonts w:ascii="Times New Roman" w:hAnsi="Times New Roman" w:eastAsia="Times New Roman" w:cs="Times New Roman"/>
+          <w:color w:val="000000"/>
+          <w:spacing w:val="8"/>
+          <w:sz w:val="16"/>
+          <w:szCs w:val="16"/>
+        </w:rPr>
+        <w:t xml:space="preserve"> </w:t>
+      </w:r>
+      <w:r>
+        <w:rPr>
+          <w:rFonts w:ascii="Times New Roman" w:hAnsi="Times New Roman" w:eastAsia="Times New Roman" w:cs="Times New Roman"/>
+          <w:color w:val="000000"/>
+          <w:spacing w:val="1"/>
+          <w:sz w:val="16"/>
+          <w:szCs w:val="16"/>
+        </w:rPr>
+        <w:t>Attention</w:t>
+      </w:r>
+      <w:r>
+        <w:rPr>
+          <w:rFonts w:ascii="Times New Roman" w:hAnsi="Times New Roman" w:eastAsia="Times New Roman" w:cs="Times New Roman"/>
+          <w:color w:val="000000"/>
+          <w:spacing w:val="8"/>
+          <w:sz w:val="16"/>
+          <w:szCs w:val="16"/>
+        </w:rPr>
+        <w:t xml:space="preserve"> </w:t>
+      </w:r>
+      <w:r>
+        <w:rPr>
+          <w:rFonts w:ascii="Times New Roman" w:hAnsi="Times New Roman" w:eastAsia="Times New Roman" w:cs="Times New Roman"/>
+          <w:color w:val="000000"/>
+          <w:spacing w:val="1"/>
+          <w:sz w:val="16"/>
+          <w:szCs w:val="16"/>
+        </w:rPr>
+        <w:t>Block</w:t>
+      </w:r>
+      <w:r>
+        <w:rPr>
+          <w:rFonts w:ascii="Times New Roman" w:hAnsi="Times New Roman" w:eastAsia="Times New Roman" w:cs="Times New Roman"/>
+          <w:color w:val="000000"/>
+          <w:spacing w:val="8"/>
+          <w:sz w:val="16"/>
+          <w:szCs w:val="16"/>
+        </w:rPr>
+        <w:t xml:space="preserve"> </w:t>
+      </w:r>
+      <w:r>
+        <w:rPr>
+          <w:rFonts w:ascii="Times New Roman" w:hAnsi="Times New Roman" w:eastAsia="Times New Roman" w:cs="Times New Roman"/>
+          <w:color w:val="000000"/>
+          <w:spacing w:val="4"/>
+          <w:sz w:val="16"/>
+          <w:szCs w:val="16"/>
+        </w:rPr>
+        <w:t>in</w:t>
+      </w:r>
+      <w:r>
+        <w:rPr>
+          <w:rFonts w:ascii="Times New Roman" w:hAnsi="Times New Roman" w:eastAsia="Times New Roman" w:cs="Times New Roman"/>
+          <w:color w:val="000000"/>
+          <w:spacing w:val="8"/>
+          <w:sz w:val="16"/>
+          <w:szCs w:val="16"/>
+        </w:rPr>
+        <w:t xml:space="preserve"> </w:t>
+      </w:r>
+      <w:r>
+        <w:rPr>
+          <w:rFonts w:ascii="Times New Roman" w:hAnsi="Times New Roman" w:eastAsia="Times New Roman" w:cs="Times New Roman"/>
+          <w:color w:val="000000"/>
+          <w:spacing w:val="0"/>
+          <w:sz w:val="16"/>
+          <w:szCs w:val="16"/>
+        </w:rPr>
+        <w:t>MambaNA.</w:t>
+      </w:r>
+      <w:r>
+        <w:rPr>
+          <w:rFonts w:ascii="Times New Roman" w:hAnsi="Times New Roman" w:eastAsia="Times New Roman" w:cs="Times New Roman"/>
+          <w:color w:val="000000"/>
+          <w:spacing w:val="8"/>
+          <w:sz w:val="16"/>
+          <w:szCs w:val="16"/>
+        </w:rPr>
+        <w:t xml:space="preserve"> </w:t>
+      </w:r>
+      <w:r>
+        <w:rPr>
+          <w:rFonts w:ascii="Times New Roman" w:hAnsi="Times New Roman" w:eastAsia="Times New Roman" w:cs="Times New Roman"/>
+          <w:color w:val="000000"/>
+          <w:spacing w:val="4"/>
+          <w:sz w:val="16"/>
+          <w:szCs w:val="16"/>
+        </w:rPr>
+        <w:t>It</w:t>
+      </w:r>
+      <w:r>
+        <w:rPr>
+          <w:rFonts w:ascii="Times New Roman" w:hAnsi="Times New Roman" w:eastAsia="Times New Roman" w:cs="Times New Roman"/>
+          <w:color w:val="000000"/>
+          <w:spacing w:val="8"/>
+          <w:sz w:val="16"/>
+          <w:szCs w:val="16"/>
+        </w:rPr>
+        <w:t xml:space="preserve"> </w:t>
+      </w:r>
+      <w:r>
+        <w:rPr>
+          <w:rFonts w:ascii="Times New Roman" w:hAnsi="Times New Roman" w:eastAsia="Times New Roman" w:cs="Times New Roman"/>
+          <w:color w:val="000000"/>
+          <w:spacing w:val="1"/>
+          <w:sz w:val="16"/>
+          <w:szCs w:val="16"/>
+        </w:rPr>
+        <w:t>applies</w:t>
+      </w:r>
+      <w:r>
+        <w:rPr>
+          <w:rFonts w:ascii="Times New Roman" w:hAnsi="Times New Roman" w:eastAsia="Times New Roman" w:cs="Times New Roman"/>
+          <w:color w:val="000000"/>
+          <w:spacing w:val="8"/>
+          <w:sz w:val="16"/>
+          <w:szCs w:val="16"/>
+        </w:rPr>
+        <w:t xml:space="preserve"> </w:t>
+      </w:r>
+      <w:r>
+        <w:rPr>
+          <w:rFonts w:ascii="Times New Roman" w:hAnsi="Times New Roman" w:eastAsia="Times New Roman" w:cs="Times New Roman"/>
+          <w:color w:val="000000"/>
+          <w:spacing w:val="0"/>
+          <w:sz w:val="16"/>
+          <w:szCs w:val="16"/>
+        </w:rPr>
+        <w:t>Neighbor</w:t>
+      </w:r>
+      <w:r>
+        <w:rPr>
+          <w:rFonts w:ascii="Times New Roman" w:hAnsi="Times New Roman" w:eastAsia="Times New Roman" w:cs="Times New Roman"/>
+          <w:color w:val="000000"/>
+          <w:spacing w:val="-1"/>
+          <w:sz w:val="16"/>
+          <w:szCs w:val="16"/>
+        </w:rPr>
+        <w:t>hood</w:t>
+      </w:r>
+      <w:r>
+        <w:rPr>
+          <w:rFonts w:ascii="Times New Roman" w:hAnsi="Times New Roman" w:eastAsia="Times New Roman" w:cs="Times New Roman"/>
+          <w:color w:val="000000"/>
+          <w:spacing w:val="29"/>
+          <w:sz w:val="16"/>
+          <w:szCs w:val="16"/>
+        </w:rPr>
+        <w:t xml:space="preserve"> </w:t>
+      </w:r>
+      <w:r>
+        <w:rPr>
+          <w:rFonts w:ascii="Times New Roman" w:hAnsi="Times New Roman" w:eastAsia="Times New Roman" w:cs="Times New Roman"/>
+          <w:color w:val="000000"/>
+          <w:spacing w:val="-1"/>
+          <w:sz w:val="16"/>
+          <w:szCs w:val="16"/>
+        </w:rPr>
+        <w:t>Attention</w:t>
+      </w:r>
+      <w:r>
+        <w:rPr>
+          <w:rFonts w:ascii="Times New Roman" w:hAnsi="Times New Roman" w:eastAsia="Times New Roman" w:cs="Times New Roman"/>
+          <w:color w:val="000000"/>
+          <w:spacing w:val="28"/>
+          <w:sz w:val="16"/>
+          <w:szCs w:val="16"/>
+        </w:rPr>
+        <w:t xml:space="preserve"> </w:t>
+      </w:r>
+      <w:r>
+        <w:rPr>
+          <w:rFonts w:ascii="Times New Roman" w:hAnsi="Times New Roman" w:eastAsia="Times New Roman" w:cs="Times New Roman"/>
+          <w:color w:val="000000"/>
+          <w:spacing w:val="0"/>
+          <w:sz w:val="16"/>
+          <w:szCs w:val="16"/>
+        </w:rPr>
+        <w:t>to</w:t>
+      </w:r>
+      <w:r>
+        <w:rPr>
+          <w:rFonts w:ascii="Times New Roman" w:hAnsi="Times New Roman" w:eastAsia="Times New Roman" w:cs="Times New Roman"/>
+          <w:color w:val="000000"/>
+          <w:spacing w:val="29"/>
+          <w:sz w:val="16"/>
+          <w:szCs w:val="16"/>
+        </w:rPr>
+        <w:t xml:space="preserve"> </w:t>
+      </w:r>
+      <w:r>
+        <w:rPr>
+          <w:rFonts w:ascii="Times New Roman" w:hAnsi="Times New Roman" w:eastAsia="Times New Roman" w:cs="Times New Roman"/>
+          <w:color w:val="000000"/>
+          <w:spacing w:val="-1"/>
+          <w:sz w:val="16"/>
+          <w:szCs w:val="16"/>
+        </w:rPr>
+        <w:t>strengthen</w:t>
+      </w:r>
+      <w:r>
+        <w:rPr>
+          <w:rFonts w:ascii="Times New Roman" w:hAnsi="Times New Roman" w:eastAsia="Times New Roman" w:cs="Times New Roman"/>
+          <w:color w:val="000000"/>
+          <w:spacing w:val="29"/>
+          <w:sz w:val="16"/>
+          <w:szCs w:val="16"/>
+        </w:rPr>
+        <w:t xml:space="preserve"> </w:t>
+      </w:r>
+      <w:r>
+        <w:rPr>
+          <w:rFonts w:ascii="Times New Roman" w:hAnsi="Times New Roman" w:eastAsia="Times New Roman" w:cs="Times New Roman"/>
+          <w:color w:val="000000"/>
+          <w:spacing w:val="-1"/>
+          <w:sz w:val="16"/>
+          <w:szCs w:val="16"/>
+        </w:rPr>
+        <w:t>local</w:t>
+      </w:r>
+      <w:r>
+        <w:rPr>
+          <w:rFonts w:ascii="Times New Roman" w:hAnsi="Times New Roman" w:eastAsia="Times New Roman" w:cs="Times New Roman"/>
+          <w:color w:val="000000"/>
+          <w:spacing w:val="28"/>
+          <w:sz w:val="16"/>
+          <w:szCs w:val="16"/>
+        </w:rPr>
+        <w:t xml:space="preserve"> </w:t>
+      </w:r>
+      <w:r>
+        <w:rPr>
+          <w:rFonts w:ascii="Times New Roman" w:hAnsi="Times New Roman" w:eastAsia="Times New Roman" w:cs="Times New Roman"/>
+          <w:color w:val="000000"/>
+          <w:spacing w:val="-1"/>
+          <w:sz w:val="16"/>
+          <w:szCs w:val="16"/>
+        </w:rPr>
+        <w:t>non-causal</w:t>
+      </w:r>
+      <w:r>
+        <w:rPr>
+          <w:rFonts w:ascii="Times New Roman" w:hAnsi="Times New Roman" w:eastAsia="Times New Roman" w:cs="Times New Roman"/>
+          <w:color w:val="000000"/>
+          <w:spacing w:val="29"/>
+          <w:sz w:val="16"/>
+          <w:szCs w:val="16"/>
+        </w:rPr>
+        <w:t xml:space="preserve"> </w:t>
+      </w:r>
+      <w:r>
+        <w:rPr>
+          <w:rFonts w:ascii="Times New Roman" w:hAnsi="Times New Roman" w:eastAsia="Times New Roman" w:cs="Times New Roman"/>
+          <w:color w:val="000000"/>
+          <w:spacing w:val="-1"/>
+          <w:sz w:val="16"/>
+          <w:szCs w:val="16"/>
+        </w:rPr>
+        <w:t>interactions</w:t>
+      </w:r>
+      <w:r>
+        <w:rPr>
+          <w:rFonts w:ascii="Times New Roman" w:hAnsi="Times New Roman" w:eastAsia="Times New Roman" w:cs="Times New Roman"/>
+          <w:color w:val="000000"/>
+          <w:spacing w:val="29"/>
+          <w:sz w:val="16"/>
+          <w:szCs w:val="16"/>
+        </w:rPr>
+        <w:t xml:space="preserve"> </w:t>
+      </w:r>
+      <w:r>
+        <w:rPr>
+          <w:rFonts w:ascii="Times New Roman" w:hAnsi="Times New Roman" w:eastAsia="Times New Roman" w:cs="Times New Roman"/>
+          <w:color w:val="000000"/>
+          <w:spacing w:val="-1"/>
+          <w:sz w:val="16"/>
+          <w:szCs w:val="16"/>
+        </w:rPr>
+        <w:t>and</w:t>
+      </w:r>
+      <w:r>
+        <w:rPr>
+          <w:rFonts w:ascii="Times New Roman" w:hAnsi="Times New Roman" w:eastAsia="Times New Roman" w:cs="Times New Roman"/>
+          <w:color w:val="000000"/>
+          <w:spacing w:val="28"/>
+          <w:sz w:val="16"/>
+          <w:szCs w:val="16"/>
+        </w:rPr>
+        <w:t xml:space="preserve"> </w:t>
+      </w:r>
+      <w:r>
+        <w:rPr>
+          <w:rFonts w:ascii="Times New Roman" w:hAnsi="Times New Roman" w:eastAsia="Times New Roman" w:cs="Times New Roman"/>
+          <w:color w:val="000000"/>
+          <w:spacing w:val="-1"/>
+          <w:sz w:val="16"/>
+          <w:szCs w:val="16"/>
+        </w:rPr>
+        <w:t>improve</w:t>
+      </w:r>
+      <w:r>
+        <w:rPr>
+          <w:rFonts w:ascii="Times New Roman" w:hAnsi="Times New Roman" w:eastAsia="Times New Roman" w:cs="Times New Roman"/>
+          <w:color w:val="000000"/>
+          <w:spacing w:val="29"/>
+          <w:sz w:val="16"/>
+          <w:szCs w:val="16"/>
+        </w:rPr>
+        <w:t xml:space="preserve"> </w:t>
+      </w:r>
+      <w:r>
+        <w:rPr>
+          <w:rFonts w:ascii="Times New Roman" w:hAnsi="Times New Roman" w:eastAsia="Times New Roman" w:cs="Times New Roman"/>
+          <w:color w:val="000000"/>
+          <w:spacing w:val="-1"/>
+          <w:sz w:val="16"/>
+          <w:szCs w:val="16"/>
+        </w:rPr>
+        <w:t xml:space="preserve">the </w:t>
+      </w:r>
+      <w:r>
+        <w:rPr>
+          <w:rFonts w:ascii="Times New Roman" w:hAnsi="Times New Roman" w:eastAsia="Times New Roman" w:cs="Times New Roman"/>
+          <w:color w:val="000000"/>
+          <w:spacing w:val="0"/>
+          <w:sz w:val="16"/>
+          <w:szCs w:val="16"/>
+        </w:rPr>
+        <w:t>reconstruction</w:t>
+      </w:r>
+      <w:r>
+        <w:rPr>
+          <w:rFonts w:ascii="Times New Roman" w:hAnsi="Times New Roman" w:eastAsia="Times New Roman" w:cs="Times New Roman"/>
+          <w:color w:val="000000"/>
+          <w:spacing w:val="12"/>
+          <w:sz w:val="16"/>
+          <w:szCs w:val="16"/>
+        </w:rPr>
+        <w:t xml:space="preserve"> </w:t>
+      </w:r>
+      <w:r>
+        <w:rPr>
+          <w:rFonts w:ascii="Times New Roman" w:hAnsi="Times New Roman" w:eastAsia="Times New Roman" w:cs="Times New Roman"/>
+          <w:color w:val="000000"/>
+          <w:spacing w:val="6"/>
+          <w:sz w:val="16"/>
+          <w:szCs w:val="16"/>
+        </w:rPr>
+        <w:t>of</w:t>
+      </w:r>
+      <w:r>
+        <w:rPr>
+          <w:rFonts w:ascii="Times New Roman" w:hAnsi="Times New Roman" w:eastAsia="Times New Roman" w:cs="Times New Roman"/>
+          <w:color w:val="000000"/>
+          <w:spacing w:val="12"/>
+          <w:sz w:val="16"/>
+          <w:szCs w:val="16"/>
+        </w:rPr>
+        <w:t xml:space="preserve"> </w:t>
+      </w:r>
+      <w:r>
+        <w:rPr>
+          <w:rFonts w:ascii="Times New Roman" w:hAnsi="Times New Roman" w:eastAsia="Times New Roman" w:cs="Times New Roman"/>
+          <w:color w:val="000000"/>
+          <w:spacing w:val="1"/>
+          <w:sz w:val="16"/>
+          <w:szCs w:val="16"/>
+        </w:rPr>
+        <w:t>fine</w:t>
+      </w:r>
+      <w:r>
+        <w:rPr>
+          <w:rFonts w:ascii="Times New Roman" w:hAnsi="Times New Roman" w:eastAsia="Times New Roman" w:cs="Times New Roman"/>
+          <w:color w:val="000000"/>
+          <w:spacing w:val="12"/>
+          <w:sz w:val="16"/>
+          <w:szCs w:val="16"/>
+        </w:rPr>
+        <w:t xml:space="preserve"> </w:t>
+      </w:r>
+      <w:r>
+        <w:rPr>
+          <w:rFonts w:ascii="Times New Roman" w:hAnsi="Times New Roman" w:eastAsia="Times New Roman" w:cs="Times New Roman"/>
+          <w:color w:val="000000"/>
+          <w:spacing w:val="1"/>
+          <w:sz w:val="16"/>
+          <w:szCs w:val="16"/>
+        </w:rPr>
+        <w:t>anatomical</w:t>
+      </w:r>
+      <w:r>
+        <w:rPr>
+          <w:rFonts w:ascii="Times New Roman" w:hAnsi="Times New Roman" w:eastAsia="Times New Roman" w:cs="Times New Roman"/>
+          <w:color w:val="000000"/>
+          <w:spacing w:val="12"/>
+          <w:sz w:val="16"/>
+          <w:szCs w:val="16"/>
+        </w:rPr>
+        <w:t xml:space="preserve"> </w:t>
+      </w:r>
+      <w:r>
+        <w:rPr>
+          <w:rFonts w:ascii="Times New Roman" w:hAnsi="Times New Roman" w:eastAsia="Times New Roman" w:cs="Times New Roman"/>
+          <w:color w:val="000000"/>
+          <w:spacing w:val="2"/>
+          <w:sz w:val="16"/>
+          <w:szCs w:val="16"/>
+        </w:rPr>
+        <w:t>details</w:t>
+      </w:r>
+      <w:r>
+        <w:t>.</w:t>
+      </w:r>
+      <w:bookmarkEnd w:id="1"/>
+    </w:p>
+    <w:p>
+      <w:pPr>
         <w:pStyle w:val="3"/>
       </w:pPr>
       <w:r>
@@ -4508,606 +5824,6 @@
         </w:rPr>
         <w:t>This adaptive sequence reduces semantic distance within the SSM scan while keeping linear complexity.</w:t>
       </w:r>
-    </w:p>
-    <w:p>
-      <w:pPr>
-        <w:pStyle w:val="7"/>
-        <w:ind w:firstLine="0"/>
-        <w:jc w:val="center"/>
-        <w:rPr>
-          <w:lang w:eastAsia="zh-CN"/>
-        </w:rPr>
-      </w:pPr>
-      <w:r>
-        <w:rPr>
-          <w:lang w:eastAsia="zh-CN"/>
-        </w:rPr>
-        <w:drawing>
-          <wp:inline distT="0" distB="0" distL="114300" distR="114300">
-            <wp:extent cx="3073400" cy="1148080"/>
-            <wp:effectExtent l="0" t="0" r="5080" b="10160"/>
-            <wp:docPr id="4" name="图片 4" descr="Attention_Block"/>
-            <wp:cNvGraphicFramePr>
-              <a:graphicFrameLocks xmlns:a="http://schemas.openxmlformats.org/drawingml/2006/main" noChangeAspect="1"/>
-            </wp:cNvGraphicFramePr>
-            <a:graphic xmlns:a="http://schemas.openxmlformats.org/drawingml/2006/main">
-              <a:graphicData uri="http://schemas.openxmlformats.org/drawingml/2006/picture">
-                <pic:pic xmlns:pic="http://schemas.openxmlformats.org/drawingml/2006/picture">
-                  <pic:nvPicPr>
-                    <pic:cNvPr id="4" name="图片 4" descr="Attention_Block"/>
-                    <pic:cNvPicPr>
-                      <a:picLocks noChangeAspect="1"/>
-                    </pic:cNvPicPr>
-                  </pic:nvPicPr>
-                  <pic:blipFill>
-                    <a:blip r:embed="rId7"/>
-                    <a:stretch>
-                      <a:fillRect/>
-                    </a:stretch>
-                  </pic:blipFill>
-                  <pic:spPr>
-                    <a:xfrm>
-                      <a:off x="0" y="0"/>
-                      <a:ext cx="3073400" cy="1148080"/>
-                    </a:xfrm>
-                    <a:prstGeom prst="rect">
-                      <a:avLst/>
-                    </a:prstGeom>
-                  </pic:spPr>
-                </pic:pic>
-              </a:graphicData>
-            </a:graphic>
-          </wp:inline>
-        </w:drawing>
-      </w:r>
-    </w:p>
-    <w:p>
-      <w:pPr>
-        <w:pStyle w:val="23"/>
-      </w:pPr>
-      <w:bookmarkStart w:id="1" w:name="_Ref15056"/>
-      <w:r>
-        <w:rPr>
-          <w:rFonts w:ascii="Times New Roman" w:hAnsi="Times New Roman" w:eastAsia="Times New Roman" w:cs="Times New Roman"/>
-          <w:color w:val="000000"/>
-          <w:spacing w:val="-1"/>
-          <w:sz w:val="16"/>
-          <w:szCs w:val="16"/>
-        </w:rPr>
-        <w:t>Structure</w:t>
-      </w:r>
-      <w:r>
-        <w:rPr>
-          <w:rFonts w:ascii="Times New Roman" w:hAnsi="Times New Roman" w:eastAsia="Times New Roman" w:cs="Times New Roman"/>
-          <w:color w:val="000000"/>
-          <w:spacing w:val="8"/>
-          <w:sz w:val="16"/>
-          <w:szCs w:val="16"/>
-        </w:rPr>
-        <w:t xml:space="preserve"> </w:t>
-      </w:r>
-      <w:r>
-        <w:rPr>
-          <w:rFonts w:ascii="Times New Roman" w:hAnsi="Times New Roman" w:eastAsia="Times New Roman" w:cs="Times New Roman"/>
-          <w:color w:val="000000"/>
-          <w:spacing w:val="4"/>
-          <w:sz w:val="16"/>
-          <w:szCs w:val="16"/>
-        </w:rPr>
-        <w:t>of</w:t>
-      </w:r>
-      <w:r>
-        <w:rPr>
-          <w:rFonts w:ascii="Times New Roman" w:hAnsi="Times New Roman" w:eastAsia="Times New Roman" w:cs="Times New Roman"/>
-          <w:color w:val="000000"/>
-          <w:spacing w:val="8"/>
-          <w:sz w:val="16"/>
-          <w:szCs w:val="16"/>
-        </w:rPr>
-        <w:t xml:space="preserve"> </w:t>
-      </w:r>
-      <w:r>
-        <w:rPr>
-          <w:rFonts w:ascii="Times New Roman" w:hAnsi="Times New Roman" w:eastAsia="Times New Roman" w:cs="Times New Roman"/>
-          <w:color w:val="000000"/>
-          <w:spacing w:val="3"/>
-          <w:sz w:val="16"/>
-          <w:szCs w:val="16"/>
-        </w:rPr>
-        <w:t>the</w:t>
-      </w:r>
-      <w:r>
-        <w:rPr>
-          <w:rFonts w:ascii="Times New Roman" w:hAnsi="Times New Roman" w:eastAsia="Times New Roman" w:cs="Times New Roman"/>
-          <w:color w:val="000000"/>
-          <w:spacing w:val="8"/>
-          <w:sz w:val="16"/>
-          <w:szCs w:val="16"/>
-        </w:rPr>
-        <w:t xml:space="preserve"> </w:t>
-      </w:r>
-      <w:r>
-        <w:rPr>
-          <w:rFonts w:ascii="Times New Roman" w:hAnsi="Times New Roman" w:eastAsia="Times New Roman" w:cs="Times New Roman"/>
-          <w:color w:val="000000"/>
-          <w:spacing w:val="1"/>
-          <w:sz w:val="16"/>
-          <w:szCs w:val="16"/>
-        </w:rPr>
-        <w:t>Attention</w:t>
-      </w:r>
-      <w:r>
-        <w:rPr>
-          <w:rFonts w:ascii="Times New Roman" w:hAnsi="Times New Roman" w:eastAsia="Times New Roman" w:cs="Times New Roman"/>
-          <w:color w:val="000000"/>
-          <w:spacing w:val="8"/>
-          <w:sz w:val="16"/>
-          <w:szCs w:val="16"/>
-        </w:rPr>
-        <w:t xml:space="preserve"> </w:t>
-      </w:r>
-      <w:r>
-        <w:rPr>
-          <w:rFonts w:ascii="Times New Roman" w:hAnsi="Times New Roman" w:eastAsia="Times New Roman" w:cs="Times New Roman"/>
-          <w:color w:val="000000"/>
-          <w:spacing w:val="1"/>
-          <w:sz w:val="16"/>
-          <w:szCs w:val="16"/>
-        </w:rPr>
-        <w:t>Block</w:t>
-      </w:r>
-      <w:r>
-        <w:rPr>
-          <w:rFonts w:ascii="Times New Roman" w:hAnsi="Times New Roman" w:eastAsia="Times New Roman" w:cs="Times New Roman"/>
-          <w:color w:val="000000"/>
-          <w:spacing w:val="8"/>
-          <w:sz w:val="16"/>
-          <w:szCs w:val="16"/>
-        </w:rPr>
-        <w:t xml:space="preserve"> </w:t>
-      </w:r>
-      <w:r>
-        <w:rPr>
-          <w:rFonts w:ascii="Times New Roman" w:hAnsi="Times New Roman" w:eastAsia="Times New Roman" w:cs="Times New Roman"/>
-          <w:color w:val="000000"/>
-          <w:spacing w:val="4"/>
-          <w:sz w:val="16"/>
-          <w:szCs w:val="16"/>
-        </w:rPr>
-        <w:t>in</w:t>
-      </w:r>
-      <w:r>
-        <w:rPr>
-          <w:rFonts w:ascii="Times New Roman" w:hAnsi="Times New Roman" w:eastAsia="Times New Roman" w:cs="Times New Roman"/>
-          <w:color w:val="000000"/>
-          <w:spacing w:val="8"/>
-          <w:sz w:val="16"/>
-          <w:szCs w:val="16"/>
-        </w:rPr>
-        <w:t xml:space="preserve"> </w:t>
-      </w:r>
-      <w:r>
-        <w:rPr>
-          <w:rFonts w:ascii="Times New Roman" w:hAnsi="Times New Roman" w:eastAsia="Times New Roman" w:cs="Times New Roman"/>
-          <w:color w:val="000000"/>
-          <w:spacing w:val="0"/>
-          <w:sz w:val="16"/>
-          <w:szCs w:val="16"/>
-        </w:rPr>
-        <w:t>MambaNA.</w:t>
-      </w:r>
-      <w:r>
-        <w:rPr>
-          <w:rFonts w:ascii="Times New Roman" w:hAnsi="Times New Roman" w:eastAsia="Times New Roman" w:cs="Times New Roman"/>
-          <w:color w:val="000000"/>
-          <w:spacing w:val="8"/>
-          <w:sz w:val="16"/>
-          <w:szCs w:val="16"/>
-        </w:rPr>
-        <w:t xml:space="preserve"> </w:t>
-      </w:r>
-      <w:r>
-        <w:rPr>
-          <w:rFonts w:ascii="Times New Roman" w:hAnsi="Times New Roman" w:eastAsia="Times New Roman" w:cs="Times New Roman"/>
-          <w:color w:val="000000"/>
-          <w:spacing w:val="4"/>
-          <w:sz w:val="16"/>
-          <w:szCs w:val="16"/>
-        </w:rPr>
-        <w:t>It</w:t>
-      </w:r>
-      <w:r>
-        <w:rPr>
-          <w:rFonts w:ascii="Times New Roman" w:hAnsi="Times New Roman" w:eastAsia="Times New Roman" w:cs="Times New Roman"/>
-          <w:color w:val="000000"/>
-          <w:spacing w:val="8"/>
-          <w:sz w:val="16"/>
-          <w:szCs w:val="16"/>
-        </w:rPr>
-        <w:t xml:space="preserve"> </w:t>
-      </w:r>
-      <w:r>
-        <w:rPr>
-          <w:rFonts w:ascii="Times New Roman" w:hAnsi="Times New Roman" w:eastAsia="Times New Roman" w:cs="Times New Roman"/>
-          <w:color w:val="000000"/>
-          <w:spacing w:val="1"/>
-          <w:sz w:val="16"/>
-          <w:szCs w:val="16"/>
-        </w:rPr>
-        <w:t>applies</w:t>
-      </w:r>
-      <w:r>
-        <w:rPr>
-          <w:rFonts w:ascii="Times New Roman" w:hAnsi="Times New Roman" w:eastAsia="Times New Roman" w:cs="Times New Roman"/>
-          <w:color w:val="000000"/>
-          <w:spacing w:val="8"/>
-          <w:sz w:val="16"/>
-          <w:szCs w:val="16"/>
-        </w:rPr>
-        <w:t xml:space="preserve"> </w:t>
-      </w:r>
-      <w:r>
-        <w:rPr>
-          <w:rFonts w:ascii="Times New Roman" w:hAnsi="Times New Roman" w:eastAsia="Times New Roman" w:cs="Times New Roman"/>
-          <w:color w:val="000000"/>
-          <w:spacing w:val="0"/>
-          <w:sz w:val="16"/>
-          <w:szCs w:val="16"/>
-        </w:rPr>
-        <w:t>Neighbor</w:t>
-      </w:r>
-      <w:r>
-        <w:rPr>
-          <w:rFonts w:ascii="Times New Roman" w:hAnsi="Times New Roman" w:eastAsia="Times New Roman" w:cs="Times New Roman"/>
-          <w:color w:val="000000"/>
-          <w:spacing w:val="-1"/>
-          <w:sz w:val="16"/>
-          <w:szCs w:val="16"/>
-        </w:rPr>
-        <w:t>hood</w:t>
-      </w:r>
-      <w:r>
-        <w:rPr>
-          <w:rFonts w:ascii="Times New Roman" w:hAnsi="Times New Roman" w:eastAsia="Times New Roman" w:cs="Times New Roman"/>
-          <w:color w:val="000000"/>
-          <w:spacing w:val="29"/>
-          <w:sz w:val="16"/>
-          <w:szCs w:val="16"/>
-        </w:rPr>
-        <w:t xml:space="preserve"> </w:t>
-      </w:r>
-      <w:r>
-        <w:rPr>
-          <w:rFonts w:ascii="Times New Roman" w:hAnsi="Times New Roman" w:eastAsia="Times New Roman" w:cs="Times New Roman"/>
-          <w:color w:val="000000"/>
-          <w:spacing w:val="-1"/>
-          <w:sz w:val="16"/>
-          <w:szCs w:val="16"/>
-        </w:rPr>
-        <w:t>Attention</w:t>
-      </w:r>
-      <w:r>
-        <w:rPr>
-          <w:rFonts w:ascii="Times New Roman" w:hAnsi="Times New Roman" w:eastAsia="Times New Roman" w:cs="Times New Roman"/>
-          <w:color w:val="000000"/>
-          <w:spacing w:val="28"/>
-          <w:sz w:val="16"/>
-          <w:szCs w:val="16"/>
-        </w:rPr>
-        <w:t xml:space="preserve"> </w:t>
-      </w:r>
-      <w:r>
-        <w:rPr>
-          <w:rFonts w:ascii="Times New Roman" w:hAnsi="Times New Roman" w:eastAsia="Times New Roman" w:cs="Times New Roman"/>
-          <w:color w:val="000000"/>
-          <w:spacing w:val="0"/>
-          <w:sz w:val="16"/>
-          <w:szCs w:val="16"/>
-        </w:rPr>
-        <w:t>to</w:t>
-      </w:r>
-      <w:r>
-        <w:rPr>
-          <w:rFonts w:ascii="Times New Roman" w:hAnsi="Times New Roman" w:eastAsia="Times New Roman" w:cs="Times New Roman"/>
-          <w:color w:val="000000"/>
-          <w:spacing w:val="29"/>
-          <w:sz w:val="16"/>
-          <w:szCs w:val="16"/>
-        </w:rPr>
-        <w:t xml:space="preserve"> </w:t>
-      </w:r>
-      <w:r>
-        <w:rPr>
-          <w:rFonts w:ascii="Times New Roman" w:hAnsi="Times New Roman" w:eastAsia="Times New Roman" w:cs="Times New Roman"/>
-          <w:color w:val="000000"/>
-          <w:spacing w:val="-1"/>
-          <w:sz w:val="16"/>
-          <w:szCs w:val="16"/>
-        </w:rPr>
-        <w:t>strengthen</w:t>
-      </w:r>
-      <w:r>
-        <w:rPr>
-          <w:rFonts w:ascii="Times New Roman" w:hAnsi="Times New Roman" w:eastAsia="Times New Roman" w:cs="Times New Roman"/>
-          <w:color w:val="000000"/>
-          <w:spacing w:val="29"/>
-          <w:sz w:val="16"/>
-          <w:szCs w:val="16"/>
-        </w:rPr>
-        <w:t xml:space="preserve"> </w:t>
-      </w:r>
-      <w:r>
-        <w:rPr>
-          <w:rFonts w:ascii="Times New Roman" w:hAnsi="Times New Roman" w:eastAsia="Times New Roman" w:cs="Times New Roman"/>
-          <w:color w:val="000000"/>
-          <w:spacing w:val="-1"/>
-          <w:sz w:val="16"/>
-          <w:szCs w:val="16"/>
-        </w:rPr>
-        <w:t>local</w:t>
-      </w:r>
-      <w:r>
-        <w:rPr>
-          <w:rFonts w:ascii="Times New Roman" w:hAnsi="Times New Roman" w:eastAsia="Times New Roman" w:cs="Times New Roman"/>
-          <w:color w:val="000000"/>
-          <w:spacing w:val="28"/>
-          <w:sz w:val="16"/>
-          <w:szCs w:val="16"/>
-        </w:rPr>
-        <w:t xml:space="preserve"> </w:t>
-      </w:r>
-      <w:r>
-        <w:rPr>
-          <w:rFonts w:ascii="Times New Roman" w:hAnsi="Times New Roman" w:eastAsia="Times New Roman" w:cs="Times New Roman"/>
-          <w:color w:val="000000"/>
-          <w:spacing w:val="-1"/>
-          <w:sz w:val="16"/>
-          <w:szCs w:val="16"/>
-        </w:rPr>
-        <w:t>non-causal</w:t>
-      </w:r>
-      <w:r>
-        <w:rPr>
-          <w:rFonts w:ascii="Times New Roman" w:hAnsi="Times New Roman" w:eastAsia="Times New Roman" w:cs="Times New Roman"/>
-          <w:color w:val="000000"/>
-          <w:spacing w:val="29"/>
-          <w:sz w:val="16"/>
-          <w:szCs w:val="16"/>
-        </w:rPr>
-        <w:t xml:space="preserve"> </w:t>
-      </w:r>
-      <w:r>
-        <w:rPr>
-          <w:rFonts w:ascii="Times New Roman" w:hAnsi="Times New Roman" w:eastAsia="Times New Roman" w:cs="Times New Roman"/>
-          <w:color w:val="000000"/>
-          <w:spacing w:val="-1"/>
-          <w:sz w:val="16"/>
-          <w:szCs w:val="16"/>
-        </w:rPr>
-        <w:t>interactions</w:t>
-      </w:r>
-      <w:r>
-        <w:rPr>
-          <w:rFonts w:ascii="Times New Roman" w:hAnsi="Times New Roman" w:eastAsia="Times New Roman" w:cs="Times New Roman"/>
-          <w:color w:val="000000"/>
-          <w:spacing w:val="29"/>
-          <w:sz w:val="16"/>
-          <w:szCs w:val="16"/>
-        </w:rPr>
-        <w:t xml:space="preserve"> </w:t>
-      </w:r>
-      <w:r>
-        <w:rPr>
-          <w:rFonts w:ascii="Times New Roman" w:hAnsi="Times New Roman" w:eastAsia="Times New Roman" w:cs="Times New Roman"/>
-          <w:color w:val="000000"/>
-          <w:spacing w:val="-1"/>
-          <w:sz w:val="16"/>
-          <w:szCs w:val="16"/>
-        </w:rPr>
-        <w:t>and</w:t>
-      </w:r>
-      <w:r>
-        <w:rPr>
-          <w:rFonts w:ascii="Times New Roman" w:hAnsi="Times New Roman" w:eastAsia="Times New Roman" w:cs="Times New Roman"/>
-          <w:color w:val="000000"/>
-          <w:spacing w:val="28"/>
-          <w:sz w:val="16"/>
-          <w:szCs w:val="16"/>
-        </w:rPr>
-        <w:t xml:space="preserve"> </w:t>
-      </w:r>
-      <w:r>
-        <w:rPr>
-          <w:rFonts w:ascii="Times New Roman" w:hAnsi="Times New Roman" w:eastAsia="Times New Roman" w:cs="Times New Roman"/>
-          <w:color w:val="000000"/>
-          <w:spacing w:val="-1"/>
-          <w:sz w:val="16"/>
-          <w:szCs w:val="16"/>
-        </w:rPr>
-        <w:t>improve</w:t>
-      </w:r>
-      <w:r>
-        <w:rPr>
-          <w:rFonts w:ascii="Times New Roman" w:hAnsi="Times New Roman" w:eastAsia="Times New Roman" w:cs="Times New Roman"/>
-          <w:color w:val="000000"/>
-          <w:spacing w:val="29"/>
-          <w:sz w:val="16"/>
-          <w:szCs w:val="16"/>
-        </w:rPr>
-        <w:t xml:space="preserve"> </w:t>
-      </w:r>
-      <w:r>
-        <w:rPr>
-          <w:rFonts w:ascii="Times New Roman" w:hAnsi="Times New Roman" w:eastAsia="Times New Roman" w:cs="Times New Roman"/>
-          <w:color w:val="000000"/>
-          <w:spacing w:val="-1"/>
-          <w:sz w:val="16"/>
-          <w:szCs w:val="16"/>
-        </w:rPr>
-        <w:t xml:space="preserve">the </w:t>
-      </w:r>
-      <w:r>
-        <w:rPr>
-          <w:rFonts w:ascii="Times New Roman" w:hAnsi="Times New Roman" w:eastAsia="Times New Roman" w:cs="Times New Roman"/>
-          <w:color w:val="000000"/>
-          <w:spacing w:val="0"/>
-          <w:sz w:val="16"/>
-          <w:szCs w:val="16"/>
-        </w:rPr>
-        <w:t>reconstruction</w:t>
-      </w:r>
-      <w:r>
-        <w:rPr>
-          <w:rFonts w:ascii="Times New Roman" w:hAnsi="Times New Roman" w:eastAsia="Times New Roman" w:cs="Times New Roman"/>
-          <w:color w:val="000000"/>
-          <w:spacing w:val="12"/>
-          <w:sz w:val="16"/>
-          <w:szCs w:val="16"/>
-        </w:rPr>
-        <w:t xml:space="preserve"> </w:t>
-      </w:r>
-      <w:r>
-        <w:rPr>
-          <w:rFonts w:ascii="Times New Roman" w:hAnsi="Times New Roman" w:eastAsia="Times New Roman" w:cs="Times New Roman"/>
-          <w:color w:val="000000"/>
-          <w:spacing w:val="6"/>
-          <w:sz w:val="16"/>
-          <w:szCs w:val="16"/>
-        </w:rPr>
-        <w:t>of</w:t>
-      </w:r>
-      <w:r>
-        <w:rPr>
-          <w:rFonts w:ascii="Times New Roman" w:hAnsi="Times New Roman" w:eastAsia="Times New Roman" w:cs="Times New Roman"/>
-          <w:color w:val="000000"/>
-          <w:spacing w:val="12"/>
-          <w:sz w:val="16"/>
-          <w:szCs w:val="16"/>
-        </w:rPr>
-        <w:t xml:space="preserve"> </w:t>
-      </w:r>
-      <w:r>
-        <w:rPr>
-          <w:rFonts w:ascii="Times New Roman" w:hAnsi="Times New Roman" w:eastAsia="Times New Roman" w:cs="Times New Roman"/>
-          <w:color w:val="000000"/>
-          <w:spacing w:val="1"/>
-          <w:sz w:val="16"/>
-          <w:szCs w:val="16"/>
-        </w:rPr>
-        <w:t>fine</w:t>
-      </w:r>
-      <w:r>
-        <w:rPr>
-          <w:rFonts w:ascii="Times New Roman" w:hAnsi="Times New Roman" w:eastAsia="Times New Roman" w:cs="Times New Roman"/>
-          <w:color w:val="000000"/>
-          <w:spacing w:val="12"/>
-          <w:sz w:val="16"/>
-          <w:szCs w:val="16"/>
-        </w:rPr>
-        <w:t xml:space="preserve"> </w:t>
-      </w:r>
-      <w:r>
-        <w:rPr>
-          <w:rFonts w:ascii="Times New Roman" w:hAnsi="Times New Roman" w:eastAsia="Times New Roman" w:cs="Times New Roman"/>
-          <w:color w:val="000000"/>
-          <w:spacing w:val="1"/>
-          <w:sz w:val="16"/>
-          <w:szCs w:val="16"/>
-        </w:rPr>
-        <w:t>anatomical</w:t>
-      </w:r>
-      <w:r>
-        <w:rPr>
-          <w:rFonts w:ascii="Times New Roman" w:hAnsi="Times New Roman" w:eastAsia="Times New Roman" w:cs="Times New Roman"/>
-          <w:color w:val="000000"/>
-          <w:spacing w:val="12"/>
-          <w:sz w:val="16"/>
-          <w:szCs w:val="16"/>
-        </w:rPr>
-        <w:t xml:space="preserve"> </w:t>
-      </w:r>
-      <w:r>
-        <w:rPr>
-          <w:rFonts w:ascii="Times New Roman" w:hAnsi="Times New Roman" w:eastAsia="Times New Roman" w:cs="Times New Roman"/>
-          <w:color w:val="000000"/>
-          <w:spacing w:val="2"/>
-          <w:sz w:val="16"/>
-          <w:szCs w:val="16"/>
-        </w:rPr>
-        <w:t>details</w:t>
-      </w:r>
-      <w:r>
-        <w:t>.</w:t>
-      </w:r>
-      <w:bookmarkEnd w:id="1"/>
-    </w:p>
-    <w:p>
-      <w:pPr>
-        <w:pStyle w:val="7"/>
-        <w:ind w:firstLine="0"/>
-        <w:jc w:val="center"/>
-        <w:rPr>
-          <w:lang w:eastAsia="zh-CN"/>
-        </w:rPr>
-      </w:pPr>
-      <w:r>
-        <w:rPr>
-          <w:lang w:eastAsia="zh-CN"/>
-        </w:rPr>
-        <w:drawing>
-          <wp:inline distT="0" distB="0" distL="114300" distR="114300">
-            <wp:extent cx="3077845" cy="2019300"/>
-            <wp:effectExtent l="0" t="0" r="635" b="7620"/>
-            <wp:docPr id="6" name="图片 6" descr="SSM-Layer"/>
-            <wp:cNvGraphicFramePr>
-              <a:graphicFrameLocks xmlns:a="http://schemas.openxmlformats.org/drawingml/2006/main" noChangeAspect="1"/>
-            </wp:cNvGraphicFramePr>
-            <a:graphic xmlns:a="http://schemas.openxmlformats.org/drawingml/2006/main">
-              <a:graphicData uri="http://schemas.openxmlformats.org/drawingml/2006/picture">
-                <pic:pic xmlns:pic="http://schemas.openxmlformats.org/drawingml/2006/picture">
-                  <pic:nvPicPr>
-                    <pic:cNvPr id="6" name="图片 6" descr="SSM-Layer"/>
-                    <pic:cNvPicPr>
-                      <a:picLocks noChangeAspect="1"/>
-                    </pic:cNvPicPr>
-                  </pic:nvPicPr>
-                  <pic:blipFill>
-                    <a:blip r:embed="rId8"/>
-                    <a:stretch>
-                      <a:fillRect/>
-                    </a:stretch>
-                  </pic:blipFill>
-                  <pic:spPr>
-                    <a:xfrm>
-                      <a:off x="0" y="0"/>
-                      <a:ext cx="3077845" cy="2019300"/>
-                    </a:xfrm>
-                    <a:prstGeom prst="rect">
-                      <a:avLst/>
-                    </a:prstGeom>
-                  </pic:spPr>
-                </pic:pic>
-              </a:graphicData>
-            </a:graphic>
-          </wp:inline>
-        </w:drawing>
-      </w:r>
-    </w:p>
-    <w:p>
-      <w:pPr>
-        <w:pStyle w:val="23"/>
-        <w:rPr>
-          <w:rFonts w:hint="eastAsia"/>
-        </w:rPr>
-      </w:pPr>
-      <w:bookmarkStart w:id="2" w:name="_Ref14856"/>
-      <w:r>
-        <w:rPr>
-          <w:rFonts w:hint="eastAsia"/>
-        </w:rPr>
-        <w:t>Structure of the proposed SSM-Layer in MambaNA. The layer combines adaptive scan ordering with multi-spectral channel attention to capture global dependencies and refine frequency-aware channel responses.</w:t>
-      </w:r>
-      <w:bookmarkEnd w:id="2"/>
     </w:p>
     <w:p>
       <w:pPr>
@@ -5744,6 +6460,83 @@
     </w:p>
     <w:p>
       <w:pPr>
+        <w:pStyle w:val="7"/>
+        <w:ind w:left="0" w:leftChars="0" w:firstLine="0" w:firstLineChars="0"/>
+        <w:rPr>
+          <w:rFonts w:hint="eastAsia"/>
+        </w:rPr>
+      </w:pPr>
+    </w:p>
+    <w:p>
+      <w:pPr>
+        <w:pStyle w:val="7"/>
+        <w:ind w:firstLine="0"/>
+        <w:jc w:val="center"/>
+        <w:rPr>
+          <w:lang w:eastAsia="zh-CN"/>
+        </w:rPr>
+      </w:pPr>
+      <w:r>
+        <w:rPr>
+          <w:lang w:eastAsia="zh-CN"/>
+        </w:rPr>
+        <w:drawing>
+          <wp:inline distT="0" distB="0" distL="114300" distR="114300">
+            <wp:extent cx="3077845" cy="2019300"/>
+            <wp:effectExtent l="0" t="0" r="635" b="7620"/>
+            <wp:docPr id="6" name="图片 6" descr="SSM-Layer"/>
+            <wp:cNvGraphicFramePr>
+              <a:graphicFrameLocks xmlns:a="http://schemas.openxmlformats.org/drawingml/2006/main" noChangeAspect="1"/>
+            </wp:cNvGraphicFramePr>
+            <a:graphic xmlns:a="http://schemas.openxmlformats.org/drawingml/2006/main">
+              <a:graphicData uri="http://schemas.openxmlformats.org/drawingml/2006/picture">
+                <pic:pic xmlns:pic="http://schemas.openxmlformats.org/drawingml/2006/picture">
+                  <pic:nvPicPr>
+                    <pic:cNvPr id="6" name="图片 6" descr="SSM-Layer"/>
+                    <pic:cNvPicPr>
+                      <a:picLocks noChangeAspect="1"/>
+                    </pic:cNvPicPr>
+                  </pic:nvPicPr>
+                  <pic:blipFill>
+                    <a:blip r:embed="rId8"/>
+                    <a:stretch>
+                      <a:fillRect/>
+                    </a:stretch>
+                  </pic:blipFill>
+                  <pic:spPr>
+                    <a:xfrm>
+                      <a:off x="0" y="0"/>
+                      <a:ext cx="3077845" cy="2019300"/>
+                    </a:xfrm>
+                    <a:prstGeom prst="rect">
+                      <a:avLst/>
+                    </a:prstGeom>
+                  </pic:spPr>
+                </pic:pic>
+              </a:graphicData>
+            </a:graphic>
+          </wp:inline>
+        </w:drawing>
+      </w:r>
+    </w:p>
+    <w:p>
+      <w:pPr>
+        <w:pStyle w:val="23"/>
+        <w:rPr>
+          <w:rFonts w:hint="eastAsia"/>
+        </w:rPr>
+      </w:pPr>
+      <w:bookmarkStart w:id="2" w:name="_Ref14856"/>
+      <w:r>
+        <w:rPr>
+          <w:rFonts w:hint="eastAsia"/>
+        </w:rPr>
+        <w:t>Structure of the proposed SSM-Layer in MambaNA. The layer combines adaptive scan ordering with multi-spectral channel attention to capture global dependencies and refine frequency-aware channel responses.</w:t>
+      </w:r>
+      <w:bookmarkEnd w:id="2"/>
+    </w:p>
+    <w:p>
+      <w:pPr>
         <w:pStyle w:val="2"/>
       </w:pPr>
       <w:r>
@@ -5763,17 +6556,6 @@
           <w:rFonts w:hint="eastAsia"/>
         </w:rPr>
         <w:t>Experimental Settings</w:t>
-      </w:r>
-    </w:p>
-    <w:p>
-      <w:pPr>
-        <w:pStyle w:val="4"/>
-      </w:pPr>
-      <w:r>
-        <w:rPr>
-          <w:rFonts w:hint="eastAsia"/>
-        </w:rPr>
-        <w:t>Datasets and Metrics</w:t>
       </w:r>
     </w:p>
     <w:p>
@@ -5837,7 +6619,7 @@
         <w:rPr>
           <w:rFonts w:hint="eastAsia"/>
         </w:rPr>
-        <w:t xml:space="preserve">We focused on the T1-weighted subset (IXI-T1) for SR training and evaluation because of its superior soft-tissue contrast. Each original IXI-T1 scan contains 96 slices of size </w:t>
+        <w:t xml:space="preserve">We focused on the T1-weighted subset (IXI-T1) for SR training and evaluation. The IXI-T1 dataset was split as follows: 600 slices for training, 64 slices for validation, and 84 slices from remaining qualified T1 scans for testing. All slices retain the </w:t>
       </w:r>
       <m:oMath>
         <m:r>
@@ -5852,21 +6634,6 @@
         <w:rPr>
           <w:rFonts w:hint="eastAsia"/>
         </w:rPr>
-        <w:t xml:space="preserve"> pixels; we uniformly selected 8 representative slices per scan to avoid redundant low-variation samples. The IXI-T1 dataset was split as follows: 600 slices for training, 64 slices for validation, and 84 slices from remaining qualified T1 scans for testing. All slices retain the </w:t>
-      </w:r>
-      <m:oMath>
-        <m:r>
-          <m:rPr/>
-          <w:rPr>
-            <w:rFonts w:hint="default" w:ascii="Cambria Math" w:hAnsi="Cambria Math"/>
-          </w:rPr>
-          <m:t>240×240</m:t>
-        </m:r>
-      </m:oMath>
-      <w:r>
-        <w:rPr>
-          <w:rFonts w:hint="eastAsia"/>
-        </w:rPr>
         <w:t xml:space="preserve"> pixel resolution.</w:t>
       </w:r>
     </w:p>
@@ -5895,29 +6662,6 @@
           <w:rFonts w:hint="eastAsia"/>
         </w:rPr>
         <w:t>PSNR measures pixel-wise fidelity by comparing reconstructed images with the ground truth, while SSIM evaluates perceptual similarity in terms of luminance, contrast, and structure.</w:t>
-      </w:r>
-    </w:p>
-    <w:p>
-      <w:pPr>
-        <w:pStyle w:val="4"/>
-      </w:pPr>
-      <w:r>
-        <w:rPr>
-          <w:rFonts w:hint="eastAsia"/>
-        </w:rPr>
-        <w:t>Experimental Details</w:t>
-      </w:r>
-    </w:p>
-    <w:p>
-      <w:pPr>
-        <w:pStyle w:val="7"/>
-        <w:ind w:left="0" w:leftChars="0" w:firstLine="198" w:firstLineChars="100"/>
-      </w:pPr>
-      <w:r>
-        <w:rPr>
-          <w:rFonts w:hint="eastAsia"/>
-        </w:rPr>
-        <w:t>Our MambaNA model was implemented in PyTorch and trained on an NVIDIA RTX A6000 GPU.</w:t>
       </w:r>
       <w:r>
         <w:rPr>
@@ -6060,71 +6804,6 @@
         <w:rPr>
           <w:rFonts w:hint="eastAsia"/>
         </w:rPr>
-        <w:t xml:space="preserve">The initial learning rate and batch size were set to </w:t>
-      </w:r>
-      <m:oMath>
-        <m:r>
-          <m:rPr/>
-          <w:rPr>
-            <w:rFonts w:hint="default" w:ascii="Cambria Math"/>
-          </w:rPr>
-          <m:t>2×1</m:t>
-        </m:r>
-        <m:sSup>
-          <m:sSupPr>
-            <m:ctrlPr>
-              <w:rPr>
-                <w:rFonts w:hint="default" w:ascii="Cambria Math"/>
-              </w:rPr>
-            </m:ctrlPr>
-          </m:sSupPr>
-          <m:e>
-            <m:r>
-              <m:rPr/>
-              <w:rPr>
-                <w:rFonts w:hint="default" w:ascii="Cambria Math"/>
-              </w:rPr>
-              <m:t>0</m:t>
-            </m:r>
-            <m:ctrlPr>
-              <w:rPr>
-                <w:rFonts w:hint="default" w:ascii="Cambria Math"/>
-              </w:rPr>
-            </m:ctrlPr>
-          </m:e>
-          <m:sup>
-            <m:r>
-              <m:rPr/>
-              <w:rPr>
-                <w:rFonts w:hint="default" w:ascii="Cambria Math"/>
-              </w:rPr>
-              <m:t>−4</m:t>
-            </m:r>
-            <m:ctrlPr>
-              <w:rPr>
-                <w:rFonts w:hint="default" w:ascii="Cambria Math"/>
-              </w:rPr>
-            </m:ctrlPr>
-          </m:sup>
-        </m:sSup>
-      </m:oMath>
-      <w:r>
-        <w:rPr>
-          <w:rFonts w:hint="eastAsia"/>
-        </w:rPr>
-        <w:t xml:space="preserve"> and 2, respectively.</w:t>
-      </w:r>
-      <w:r>
-        <w:rPr>
-          <w:rFonts w:hint="eastAsia"/>
-          <w:lang w:val="en-US" w:eastAsia="zh-CN"/>
-        </w:rPr>
-        <w:t xml:space="preserve"> </w:t>
-      </w:r>
-      <w:r>
-        <w:rPr>
-          <w:rFonts w:hint="eastAsia"/>
-        </w:rPr>
         <w:t xml:space="preserve">Additionally, the original images were cropped into </w:t>
       </w:r>
       <m:oMath>
@@ -6154,6 +6833,116 @@
           <w:rFonts w:hint="eastAsia"/>
         </w:rPr>
         <w:t>We used six Mamba blocks, each with 192 channels.</w:t>
+      </w:r>
+    </w:p>
+    <w:p>
+      <w:pPr>
+        <w:pStyle w:val="3"/>
+        <w:rPr>
+          <w:rFonts w:hint="eastAsia"/>
+        </w:rPr>
+      </w:pPr>
+      <w:r>
+        <w:rPr>
+          <w:rFonts w:hint="eastAsia"/>
+          <w:lang w:val="en-US" w:eastAsia="zh-CN"/>
+        </w:rPr>
+        <w:t>Comparison on Image Super-Resolution</w:t>
+      </w:r>
+    </w:p>
+    <w:p>
+      <w:pPr>
+        <w:pStyle w:val="7"/>
+        <w:rPr>
+          <w:rFonts w:hint="eastAsia"/>
+        </w:rPr>
+      </w:pPr>
+      <w:r>
+        <w:rPr>
+          <w:rFonts w:hint="eastAsia"/>
+        </w:rPr>
+        <w:t>Our evaluation first focused on comparing MambaNA with existing medical image super-resolution methods on the Brain Tumor and IXI-T1 datasets.</w:t>
+      </w:r>
+    </w:p>
+    <w:p>
+      <w:pPr>
+        <w:pStyle w:val="7"/>
+        <w:rPr>
+          <w:rFonts w:hint="eastAsia"/>
+        </w:rPr>
+      </w:pPr>
+      <w:r>
+        <w:rPr>
+          <w:rFonts w:hint="eastAsia"/>
+        </w:rPr>
+        <w:t xml:space="preserve">As detailed in </w:t>
+      </w:r>
+      <w:r>
+        <w:rPr>
+          <w:rFonts w:hint="default"/>
+          <w:lang w:val="en-US"/>
+        </w:rPr>
+        <w:fldChar w:fldCharType="begin"/>
+      </w:r>
+      <w:r>
+        <w:rPr>
+          <w:rFonts w:hint="default"/>
+          <w:lang w:val="en-US"/>
+        </w:rPr>
+        <w:instrText xml:space="preserve"> REF _Ref13798 \n \h </w:instrText>
+      </w:r>
+      <w:r>
+        <w:rPr>
+          <w:rFonts w:hint="default"/>
+          <w:lang w:val="en-US"/>
+        </w:rPr>
+        <w:fldChar w:fldCharType="separate"/>
+      </w:r>
+      <w:r>
+        <w:rPr>
+          <w:rFonts w:hint="default"/>
+          <w:lang w:val="en-US"/>
+        </w:rPr>
+        <w:t>TABLE I</w:t>
+      </w:r>
+      <w:r>
+        <w:rPr>
+          <w:rFonts w:hint="default"/>
+          <w:lang w:val="en-US"/>
+        </w:rPr>
+        <w:fldChar w:fldCharType="end"/>
+      </w:r>
+      <w:r>
+        <w:rPr>
+          <w:rFonts w:hint="eastAsia"/>
+        </w:rPr>
+        <w:t>, MambaNA achieves the best overall performance among all compared methods in terms of PSNR and</w:t>
+      </w:r>
+      <w:r>
+        <w:rPr>
+          <w:rFonts w:hint="eastAsia"/>
+          <w:lang w:val="en-US" w:eastAsia="zh-CN"/>
+        </w:rPr>
+        <w:t xml:space="preserve"> </w:t>
+      </w:r>
+      <w:r>
+        <w:rPr>
+          <w:rFonts w:hint="eastAsia"/>
+        </w:rPr>
+        <w:t>SSIM.</w:t>
+      </w:r>
+      <w:r>
+        <w:rPr>
+          <w:rFonts w:hint="eastAsia"/>
+          <w:lang w:val="en-US" w:eastAsia="zh-CN"/>
+        </w:rPr>
+        <w:t xml:space="preserve"> </w:t>
+      </w:r>
+      <w:r>
+        <w:rPr>
+          <w:rFonts w:hint="eastAsia"/>
+        </w:rPr>
+        <w:t>These quantitative results highlight MambaNA's strong ability to reconstruct high-fidelity medical images while balancing global context modeling and local detail recovery.</w:t>
       </w:r>
     </w:p>
     <w:p>
@@ -6853,7 +7642,42 @@
                 <w:rFonts w:hint="eastAsia"/>
                 <w:lang w:val="en-US" w:eastAsia="zh-CN"/>
               </w:rPr>
-              <w:t>EDSR[44]</w:t>
+              <w:t>EDSR</w:t>
+            </w:r>
+            <w:r>
+              <w:rPr>
+                <w:rFonts w:hint="eastAsia"/>
+                <w:lang w:val="en-US" w:eastAsia="zh-CN"/>
+              </w:rPr>
+              <w:fldChar w:fldCharType="begin"/>
+            </w:r>
+            <w:r>
+              <w:rPr>
+                <w:rFonts w:hint="eastAsia"/>
+                <w:lang w:val="en-US" w:eastAsia="zh-CN"/>
+              </w:rPr>
+              <w:instrText xml:space="preserve"> REF _Ref27414 \n \h </w:instrText>
+            </w:r>
+            <w:r>
+              <w:rPr>
+                <w:rFonts w:hint="eastAsia"/>
+                <w:lang w:val="en-US" w:eastAsia="zh-CN"/>
+              </w:rPr>
+              <w:fldChar w:fldCharType="separate"/>
+            </w:r>
+            <w:r>
+              <w:rPr>
+                <w:rFonts w:hint="eastAsia"/>
+                <w:lang w:val="en-US" w:eastAsia="zh-CN"/>
+              </w:rPr>
+              <w:t>[24]</w:t>
+            </w:r>
+            <w:r>
+              <w:rPr>
+                <w:rFonts w:hint="eastAsia"/>
+                <w:lang w:val="en-US" w:eastAsia="zh-CN"/>
+              </w:rPr>
+              <w:fldChar w:fldCharType="end"/>
             </w:r>
           </w:p>
         </w:tc>
@@ -7080,7 +7904,42 @@
                 <w:rFonts w:hint="eastAsia"/>
                 <w:lang w:val="en-US" w:eastAsia="zh-CN"/>
               </w:rPr>
-              <w:t>SwinIR[16]</w:t>
+              <w:t>SwinIR</w:t>
+            </w:r>
+            <w:r>
+              <w:rPr>
+                <w:rFonts w:hint="eastAsia"/>
+                <w:lang w:val="en-US" w:eastAsia="zh-CN"/>
+              </w:rPr>
+              <w:fldChar w:fldCharType="begin"/>
+            </w:r>
+            <w:r>
+              <w:rPr>
+                <w:rFonts w:hint="eastAsia"/>
+                <w:lang w:val="en-US" w:eastAsia="zh-CN"/>
+              </w:rPr>
+              <w:instrText xml:space="preserve"> REF _Ref27440 \n \h </w:instrText>
+            </w:r>
+            <w:r>
+              <w:rPr>
+                <w:rFonts w:hint="eastAsia"/>
+                <w:lang w:val="en-US" w:eastAsia="zh-CN"/>
+              </w:rPr>
+              <w:fldChar w:fldCharType="separate"/>
+            </w:r>
+            <w:r>
+              <w:rPr>
+                <w:rFonts w:hint="eastAsia"/>
+                <w:lang w:val="en-US" w:eastAsia="zh-CN"/>
+              </w:rPr>
+              <w:t>[26]</w:t>
+            </w:r>
+            <w:r>
+              <w:rPr>
+                <w:rFonts w:hint="eastAsia"/>
+                <w:lang w:val="en-US" w:eastAsia="zh-CN"/>
+              </w:rPr>
+              <w:fldChar w:fldCharType="end"/>
             </w:r>
           </w:p>
         </w:tc>
@@ -7307,7 +8166,42 @@
                 <w:rFonts w:hint="eastAsia"/>
                 <w:lang w:val="en-US" w:eastAsia="zh-CN"/>
               </w:rPr>
-              <w:t>HAT[46]</w:t>
+              <w:t>HAT</w:t>
+            </w:r>
+            <w:r>
+              <w:rPr>
+                <w:rFonts w:hint="eastAsia"/>
+                <w:lang w:val="en-US" w:eastAsia="zh-CN"/>
+              </w:rPr>
+              <w:fldChar w:fldCharType="begin"/>
+            </w:r>
+            <w:r>
+              <w:rPr>
+                <w:rFonts w:hint="eastAsia"/>
+                <w:lang w:val="en-US" w:eastAsia="zh-CN"/>
+              </w:rPr>
+              <w:instrText xml:space="preserve"> REF _Ref27459 \n \h </w:instrText>
+            </w:r>
+            <w:r>
+              <w:rPr>
+                <w:rFonts w:hint="eastAsia"/>
+                <w:lang w:val="en-US" w:eastAsia="zh-CN"/>
+              </w:rPr>
+              <w:fldChar w:fldCharType="separate"/>
+            </w:r>
+            <w:r>
+              <w:rPr>
+                <w:rFonts w:hint="eastAsia"/>
+                <w:lang w:val="en-US" w:eastAsia="zh-CN"/>
+              </w:rPr>
+              <w:t>[27]</w:t>
+            </w:r>
+            <w:r>
+              <w:rPr>
+                <w:rFonts w:hint="eastAsia"/>
+                <w:lang w:val="en-US" w:eastAsia="zh-CN"/>
+              </w:rPr>
+              <w:fldChar w:fldCharType="end"/>
             </w:r>
           </w:p>
         </w:tc>
@@ -7534,7 +8428,42 @@
                 <w:rFonts w:hint="eastAsia"/>
                 <w:lang w:val="en-US" w:eastAsia="zh-CN"/>
               </w:rPr>
-              <w:t>MambaIR[43]</w:t>
+              <w:t>MambaIR</w:t>
+            </w:r>
+            <w:r>
+              <w:rPr>
+                <w:rFonts w:hint="eastAsia"/>
+                <w:lang w:val="en-US" w:eastAsia="zh-CN"/>
+              </w:rPr>
+              <w:fldChar w:fldCharType="begin"/>
+            </w:r>
+            <w:r>
+              <w:rPr>
+                <w:rFonts w:hint="eastAsia"/>
+                <w:lang w:val="en-US" w:eastAsia="zh-CN"/>
+              </w:rPr>
+              <w:instrText xml:space="preserve"> REF _Ref26764 \n \h </w:instrText>
+            </w:r>
+            <w:r>
+              <w:rPr>
+                <w:rFonts w:hint="eastAsia"/>
+                <w:lang w:val="en-US" w:eastAsia="zh-CN"/>
+              </w:rPr>
+              <w:fldChar w:fldCharType="separate"/>
+            </w:r>
+            <w:r>
+              <w:rPr>
+                <w:rFonts w:hint="eastAsia"/>
+                <w:lang w:val="en-US" w:eastAsia="zh-CN"/>
+              </w:rPr>
+              <w:t>[23]</w:t>
+            </w:r>
+            <w:r>
+              <w:rPr>
+                <w:rFonts w:hint="eastAsia"/>
+                <w:lang w:val="en-US" w:eastAsia="zh-CN"/>
+              </w:rPr>
+              <w:fldChar w:fldCharType="end"/>
             </w:r>
           </w:p>
         </w:tc>
@@ -7761,7 +8690,42 @@
                 <w:rFonts w:hint="eastAsia"/>
                 <w:lang w:val="en-US" w:eastAsia="zh-CN"/>
               </w:rPr>
-              <w:t>MambaIRv2[23]</w:t>
+              <w:t>MambaIRv2</w:t>
+            </w:r>
+            <w:r>
+              <w:rPr>
+                <w:rFonts w:hint="eastAsia"/>
+                <w:lang w:val="en-US" w:eastAsia="zh-CN"/>
+              </w:rPr>
+              <w:fldChar w:fldCharType="begin"/>
+            </w:r>
+            <w:r>
+              <w:rPr>
+                <w:rFonts w:hint="eastAsia"/>
+                <w:lang w:val="en-US" w:eastAsia="zh-CN"/>
+              </w:rPr>
+              <w:instrText xml:space="preserve"> REF _Ref26437 \n \h </w:instrText>
+            </w:r>
+            <w:r>
+              <w:rPr>
+                <w:rFonts w:hint="eastAsia"/>
+                <w:lang w:val="en-US" w:eastAsia="zh-CN"/>
+              </w:rPr>
+              <w:fldChar w:fldCharType="separate"/>
+            </w:r>
+            <w:r>
+              <w:rPr>
+                <w:rFonts w:hint="eastAsia"/>
+                <w:lang w:val="en-US" w:eastAsia="zh-CN"/>
+              </w:rPr>
+              <w:t>[9]</w:t>
+            </w:r>
+            <w:r>
+              <w:rPr>
+                <w:rFonts w:hint="eastAsia"/>
+                <w:lang w:val="en-US" w:eastAsia="zh-CN"/>
+              </w:rPr>
+              <w:fldChar w:fldCharType="end"/>
             </w:r>
           </w:p>
         </w:tc>
@@ -8470,7 +9434,42 @@
                 <w:rFonts w:hint="eastAsia"/>
                 <w:lang w:val="en-US" w:eastAsia="zh-CN"/>
               </w:rPr>
-              <w:t>EDSR[44]</w:t>
+              <w:t>EDSR</w:t>
+            </w:r>
+            <w:r>
+              <w:rPr>
+                <w:rFonts w:hint="eastAsia"/>
+                <w:lang w:val="en-US" w:eastAsia="zh-CN"/>
+              </w:rPr>
+              <w:fldChar w:fldCharType="begin"/>
+            </w:r>
+            <w:r>
+              <w:rPr>
+                <w:rFonts w:hint="eastAsia"/>
+                <w:lang w:val="en-US" w:eastAsia="zh-CN"/>
+              </w:rPr>
+              <w:instrText xml:space="preserve"> REF _Ref27414 \n \h </w:instrText>
+            </w:r>
+            <w:r>
+              <w:rPr>
+                <w:rFonts w:hint="eastAsia"/>
+                <w:lang w:val="en-US" w:eastAsia="zh-CN"/>
+              </w:rPr>
+              <w:fldChar w:fldCharType="separate"/>
+            </w:r>
+            <w:r>
+              <w:rPr>
+                <w:rFonts w:hint="eastAsia"/>
+                <w:lang w:val="en-US" w:eastAsia="zh-CN"/>
+              </w:rPr>
+              <w:t>[24]</w:t>
+            </w:r>
+            <w:r>
+              <w:rPr>
+                <w:rFonts w:hint="eastAsia"/>
+                <w:lang w:val="en-US" w:eastAsia="zh-CN"/>
+              </w:rPr>
+              <w:fldChar w:fldCharType="end"/>
             </w:r>
           </w:p>
         </w:tc>
@@ -8700,7 +9699,42 @@
                 <w:rFonts w:hint="eastAsia"/>
                 <w:lang w:val="en-US" w:eastAsia="zh-CN"/>
               </w:rPr>
-              <w:t>SwinIR[16]</w:t>
+              <w:t>SwinIR</w:t>
+            </w:r>
+            <w:r>
+              <w:rPr>
+                <w:rFonts w:hint="eastAsia"/>
+                <w:lang w:val="en-US" w:eastAsia="zh-CN"/>
+              </w:rPr>
+              <w:fldChar w:fldCharType="begin"/>
+            </w:r>
+            <w:r>
+              <w:rPr>
+                <w:rFonts w:hint="eastAsia"/>
+                <w:lang w:val="en-US" w:eastAsia="zh-CN"/>
+              </w:rPr>
+              <w:instrText xml:space="preserve"> REF _Ref27440 \n \h </w:instrText>
+            </w:r>
+            <w:r>
+              <w:rPr>
+                <w:rFonts w:hint="eastAsia"/>
+                <w:lang w:val="en-US" w:eastAsia="zh-CN"/>
+              </w:rPr>
+              <w:fldChar w:fldCharType="separate"/>
+            </w:r>
+            <w:r>
+              <w:rPr>
+                <w:rFonts w:hint="eastAsia"/>
+                <w:lang w:val="en-US" w:eastAsia="zh-CN"/>
+              </w:rPr>
+              <w:t>[26]</w:t>
+            </w:r>
+            <w:r>
+              <w:rPr>
+                <w:rFonts w:hint="eastAsia"/>
+                <w:lang w:val="en-US" w:eastAsia="zh-CN"/>
+              </w:rPr>
+              <w:fldChar w:fldCharType="end"/>
             </w:r>
           </w:p>
         </w:tc>
@@ -8930,7 +9964,42 @@
                 <w:rFonts w:hint="eastAsia"/>
                 <w:lang w:val="en-US" w:eastAsia="zh-CN"/>
               </w:rPr>
-              <w:t>HAT[46]</w:t>
+              <w:t>HAT</w:t>
+            </w:r>
+            <w:r>
+              <w:rPr>
+                <w:rFonts w:hint="eastAsia"/>
+                <w:lang w:val="en-US" w:eastAsia="zh-CN"/>
+              </w:rPr>
+              <w:fldChar w:fldCharType="begin"/>
+            </w:r>
+            <w:r>
+              <w:rPr>
+                <w:rFonts w:hint="eastAsia"/>
+                <w:lang w:val="en-US" w:eastAsia="zh-CN"/>
+              </w:rPr>
+              <w:instrText xml:space="preserve"> REF _Ref27459 \n \h </w:instrText>
+            </w:r>
+            <w:r>
+              <w:rPr>
+                <w:rFonts w:hint="eastAsia"/>
+                <w:lang w:val="en-US" w:eastAsia="zh-CN"/>
+              </w:rPr>
+              <w:fldChar w:fldCharType="separate"/>
+            </w:r>
+            <w:r>
+              <w:rPr>
+                <w:rFonts w:hint="eastAsia"/>
+                <w:lang w:val="en-US" w:eastAsia="zh-CN"/>
+              </w:rPr>
+              <w:t>[27]</w:t>
+            </w:r>
+            <w:r>
+              <w:rPr>
+                <w:rFonts w:hint="eastAsia"/>
+                <w:lang w:val="en-US" w:eastAsia="zh-CN"/>
+              </w:rPr>
+              <w:fldChar w:fldCharType="end"/>
             </w:r>
           </w:p>
         </w:tc>
@@ -9160,7 +10229,42 @@
                 <w:rFonts w:hint="eastAsia"/>
                 <w:lang w:val="en-US" w:eastAsia="zh-CN"/>
               </w:rPr>
-              <w:t>MambaIR[43]</w:t>
+              <w:t>MambaIR</w:t>
+            </w:r>
+            <w:r>
+              <w:rPr>
+                <w:rFonts w:hint="eastAsia"/>
+                <w:lang w:val="en-US" w:eastAsia="zh-CN"/>
+              </w:rPr>
+              <w:fldChar w:fldCharType="begin"/>
+            </w:r>
+            <w:r>
+              <w:rPr>
+                <w:rFonts w:hint="eastAsia"/>
+                <w:lang w:val="en-US" w:eastAsia="zh-CN"/>
+              </w:rPr>
+              <w:instrText xml:space="preserve"> REF _Ref26764 \n \h </w:instrText>
+            </w:r>
+            <w:r>
+              <w:rPr>
+                <w:rFonts w:hint="eastAsia"/>
+                <w:lang w:val="en-US" w:eastAsia="zh-CN"/>
+              </w:rPr>
+              <w:fldChar w:fldCharType="separate"/>
+            </w:r>
+            <w:r>
+              <w:rPr>
+                <w:rFonts w:hint="eastAsia"/>
+                <w:lang w:val="en-US" w:eastAsia="zh-CN"/>
+              </w:rPr>
+              <w:t>[23]</w:t>
+            </w:r>
+            <w:r>
+              <w:rPr>
+                <w:rFonts w:hint="eastAsia"/>
+                <w:lang w:val="en-US" w:eastAsia="zh-CN"/>
+              </w:rPr>
+              <w:fldChar w:fldCharType="end"/>
             </w:r>
           </w:p>
         </w:tc>
@@ -9390,7 +10494,42 @@
                 <w:rFonts w:hint="eastAsia"/>
                 <w:lang w:val="en-US" w:eastAsia="zh-CN"/>
               </w:rPr>
-              <w:t>MambaIRv2[23]</w:t>
+              <w:t>MambaIRv2</w:t>
+            </w:r>
+            <w:r>
+              <w:rPr>
+                <w:rFonts w:hint="eastAsia"/>
+                <w:lang w:val="en-US" w:eastAsia="zh-CN"/>
+              </w:rPr>
+              <w:fldChar w:fldCharType="begin"/>
+            </w:r>
+            <w:r>
+              <w:rPr>
+                <w:rFonts w:hint="eastAsia"/>
+                <w:lang w:val="en-US" w:eastAsia="zh-CN"/>
+              </w:rPr>
+              <w:instrText xml:space="preserve"> REF _Ref26437 \n \h </w:instrText>
+            </w:r>
+            <w:r>
+              <w:rPr>
+                <w:rFonts w:hint="eastAsia"/>
+                <w:lang w:val="en-US" w:eastAsia="zh-CN"/>
+              </w:rPr>
+              <w:fldChar w:fldCharType="separate"/>
+            </w:r>
+            <w:r>
+              <w:rPr>
+                <w:rFonts w:hint="eastAsia"/>
+                <w:lang w:val="en-US" w:eastAsia="zh-CN"/>
+              </w:rPr>
+              <w:t>[9]</w:t>
+            </w:r>
+            <w:r>
+              <w:rPr>
+                <w:rFonts w:hint="eastAsia"/>
+                <w:lang w:val="en-US" w:eastAsia="zh-CN"/>
+              </w:rPr>
+              <w:fldChar w:fldCharType="end"/>
             </w:r>
           </w:p>
         </w:tc>
@@ -9827,13 +10966,82 @@
         <w:pStyle w:val="7"/>
         <w:rPr>
           <w:rFonts w:hint="eastAsia"/>
+          <w:lang w:val="en-US" w:eastAsia="zh-CN"/>
         </w:rPr>
       </w:pPr>
       <w:r>
         <w:rPr>
           <w:rFonts w:hint="eastAsia"/>
         </w:rPr>
-        <w:t>Our evaluation first focused on comparing MambaNA with existing medical image super-resolution methods on the Brain Tumor and IXI-T1 datasets.</w:t>
+        <w:t xml:space="preserve">Beyond numerical metrics, </w:t>
+      </w:r>
+      <w:r>
+        <w:rPr>
+          <w:rFonts w:hint="default"/>
+          <w:lang w:val="en-US"/>
+        </w:rPr>
+        <w:fldChar w:fldCharType="begin"/>
+      </w:r>
+      <w:r>
+        <w:rPr>
+          <w:rFonts w:hint="default"/>
+          <w:lang w:val="en-US"/>
+        </w:rPr>
+        <w:instrText xml:space="preserve"> REF _Ref13896 \n \h </w:instrText>
+      </w:r>
+      <w:r>
+        <w:rPr>
+          <w:rFonts w:hint="default"/>
+          <w:lang w:val="en-US"/>
+        </w:rPr>
+        <w:fldChar w:fldCharType="separate"/>
+      </w:r>
+      <w:r>
+        <w:rPr>
+          <w:rFonts w:hint="default"/>
+          <w:lang w:val="en-US"/>
+        </w:rPr>
+        <w:t>Figure 4</w:t>
+      </w:r>
+      <w:r>
+        <w:rPr>
+          <w:rFonts w:hint="default"/>
+          <w:lang w:val="en-US"/>
+        </w:rPr>
+        <w:fldChar w:fldCharType="end"/>
+      </w:r>
+      <w:r>
+        <w:rPr>
+          <w:rFonts w:hint="eastAsia"/>
+          <w:lang w:val="en-US" w:eastAsia="zh-CN"/>
+        </w:rPr>
+        <w:t xml:space="preserve"> </w:t>
+      </w:r>
+      <w:r>
+        <w:rPr>
+          <w:rFonts w:hint="eastAsia"/>
+        </w:rPr>
+        <w:t>presents a qualitative comparison of the super-resolution results. The first row shows the reconstructed images from different methods, while the second row presents the corresponding pixel-wise mean squared error (MSE) maps with respect to the ground truth.</w:t>
+      </w:r>
+      <w:r>
+        <w:rPr>
+          <w:rFonts w:hint="eastAsia"/>
+          <w:lang w:val="en-US" w:eastAsia="zh-CN"/>
+        </w:rPr>
+        <w:t xml:space="preserve"> </w:t>
+      </w:r>
+      <w:r>
+        <w:rPr>
+          <w:rFonts w:hint="eastAsia"/>
+        </w:rPr>
+        <w:t>Darker regions in the error maps indicate smaller deviations from the ground truth and therefore better reconstruction fidelity.</w:t>
+      </w:r>
+      <w:r>
+        <w:rPr>
+          <w:rFonts w:hint="eastAsia"/>
+          <w:lang w:val="en-US" w:eastAsia="zh-CN"/>
+        </w:rPr>
+        <w:t xml:space="preserve"> </w:t>
       </w:r>
     </w:p>
     <w:p>
@@ -9847,92 +11055,26 @@
         <w:rPr>
           <w:rFonts w:hint="eastAsia"/>
         </w:rPr>
-        <w:t xml:space="preserve">As detailed in </w:t>
-      </w:r>
-      <w:r>
-        <w:rPr>
-          <w:rFonts w:hint="default"/>
-          <w:lang w:val="en-US"/>
-        </w:rPr>
-        <w:fldChar w:fldCharType="begin"/>
-      </w:r>
-      <w:r>
-        <w:rPr>
-          <w:rFonts w:hint="default"/>
-          <w:lang w:val="en-US"/>
-        </w:rPr>
-        <w:instrText xml:space="preserve"> REF _Ref13798 \n \h </w:instrText>
-      </w:r>
-      <w:r>
-        <w:rPr>
-          <w:rFonts w:hint="default"/>
-          <w:lang w:val="en-US"/>
-        </w:rPr>
-        <w:fldChar w:fldCharType="separate"/>
-      </w:r>
-      <w:r>
-        <w:rPr>
-          <w:rFonts w:hint="default"/>
-          <w:lang w:val="en-US"/>
-        </w:rPr>
-        <w:t>TABLE I</w:t>
-      </w:r>
-      <w:r>
-        <w:rPr>
-          <w:rFonts w:hint="default"/>
-          <w:lang w:val="en-US"/>
-        </w:rPr>
-        <w:fldChar w:fldCharType="end"/>
-      </w:r>
-      <w:r>
-        <w:rPr>
-          <w:rFonts w:hint="eastAsia"/>
-        </w:rPr>
-        <w:t xml:space="preserve">, MambaNA consistently achieves higher PSNR and SSIM values than </w:t>
+        <w:t>As shown in the figure, MambaNA produces reconstructions that are visually closer to the ground truth, with fewer artifacts and better preservation of fine anatomical structures than competing methods.</w:t>
       </w:r>
       <w:r>
         <w:rPr>
           <w:rFonts w:hint="eastAsia"/>
           <w:lang w:val="en-US" w:eastAsia="zh-CN"/>
         </w:rPr>
-        <w:t>[45]</w:t>
-      </w:r>
-      <w:r>
-        <w:rPr>
-          <w:rFonts w:hint="eastAsia"/>
-        </w:rPr>
-        <w:t xml:space="preserve">, </w:t>
-      </w:r>
-      <w:r>
-        <w:rPr>
-          <w:rFonts w:hint="eastAsia"/>
-          <w:lang w:val="en-US" w:eastAsia="zh-CN"/>
-        </w:rPr>
-        <w:t>[23]</w:t>
-      </w:r>
-      <w:r>
-        <w:rPr>
-          <w:rFonts w:hint="eastAsia"/>
-        </w:rPr>
-        <w:t>, and</w:t>
-      </w:r>
-      <w:r>
-        <w:rPr>
-          <w:rFonts w:hint="eastAsia"/>
-          <w:lang w:val="en-US" w:eastAsia="zh-CN"/>
-        </w:rPr>
-        <w:t xml:space="preserve"> [16]</w:t>
-      </w:r>
-      <w:r>
-        <w:rPr>
-          <w:rFonts w:hint="eastAsia"/>
-        </w:rPr>
-        <w:t>. We additionally include HAT as a strong Transformer baseline for comparison.</w:t>
+        <w:t xml:space="preserve"> </w:t>
+      </w:r>
+      <w:r>
+        <w:rPr>
+          <w:rFonts w:hint="eastAsia"/>
+        </w:rPr>
+        <w:t>This qualitative superiority further supports the practical value of MambaNA for clinical image analysis.</w:t>
       </w:r>
     </w:p>
     <w:p>
       <w:pPr>
         <w:pStyle w:val="7"/>
+        <w:ind w:left="0" w:leftChars="0" w:firstLine="198" w:firstLineChars="100"/>
         <w:rPr>
           <w:rFonts w:hint="eastAsia"/>
         </w:rPr>
@@ -9941,22 +11083,33 @@
         <w:rPr>
           <w:rFonts w:hint="eastAsia"/>
         </w:rPr>
-        <w:t>These quantitative results highlight MambaNA's strong ability to reconstruct high-fidelity medical images while balancing global context modeling and local detail recovery.</w:t>
-      </w:r>
-    </w:p>
-    <w:p>
-      <w:pPr>
-        <w:pStyle w:val="7"/>
+        <w:t>To assess the generalization capability of MambaNA, we also evaluated it on widely used natural image super-resolution benchmarks, including BSDS100</w:t>
+      </w:r>
+      <w:r>
         <w:rPr>
           <w:rFonts w:hint="eastAsia"/>
           <w:lang w:val="en-US" w:eastAsia="zh-CN"/>
         </w:rPr>
-      </w:pPr>
-      <w:r>
-        <w:rPr>
-          <w:rFonts w:hint="eastAsia"/>
-        </w:rPr>
-        <w:t xml:space="preserve">Beyond numerical metrics, </w:t>
+        <w:t xml:space="preserve"> and</w:t>
+      </w:r>
+      <w:r>
+        <w:rPr>
+          <w:rFonts w:hint="eastAsia"/>
+        </w:rPr>
+        <w:t xml:space="preserve"> Urban100.</w:t>
+      </w:r>
+      <w:r>
+        <w:rPr>
+          <w:rFonts w:hint="eastAsia"/>
+          <w:lang w:val="en-US" w:eastAsia="zh-CN"/>
+        </w:rPr>
+        <w:t xml:space="preserve"> </w:t>
+      </w:r>
+      <w:r>
+        <w:rPr>
+          <w:rFonts w:hint="eastAsia"/>
+        </w:rPr>
+        <w:t xml:space="preserve">As presented in </w:t>
       </w:r>
       <w:r>
         <w:rPr>
@@ -9970,7 +11123,7 @@
           <w:rFonts w:hint="default"/>
           <w:lang w:val="en-US"/>
         </w:rPr>
-        <w:instrText xml:space="preserve"> REF _Ref13896 \n \h </w:instrText>
+        <w:instrText xml:space="preserve"> REF _Ref13851 \n \h </w:instrText>
       </w:r>
       <w:r>
         <w:rPr>
@@ -9984,7 +11137,7 @@
           <w:rFonts w:hint="default"/>
           <w:lang w:val="en-US"/>
         </w:rPr>
-        <w:t>Figure 4</w:t>
+        <w:t>TABLE II</w:t>
       </w:r>
       <w:r>
         <w:rPr>
@@ -9996,6 +11149,12 @@
       <w:r>
         <w:rPr>
           <w:rFonts w:hint="eastAsia"/>
+        </w:rPr>
+        <w:t>, MambaNA consistently achieves competitive and often best or near-best PSNR and SSIM results across these datasets, demonstrating strong competitiveness against established natural image super-resolution methods.</w:t>
+      </w:r>
+      <w:r>
+        <w:rPr>
+          <w:rFonts w:hint="eastAsia"/>
           <w:lang w:val="en-US" w:eastAsia="zh-CN"/>
         </w:rPr>
         <w:t xml:space="preserve"> </w:t>
@@ -10004,27 +11163,7 @@
         <w:rPr>
           <w:rFonts w:hint="eastAsia"/>
         </w:rPr>
-        <w:t>presents a qualitative comparison of the super-resolution results. The first row shows the reconstructed images from different methods, while the second row presents the corresponding pixel-wise mean squared error (MSE) maps with respect to the ground truth.</w:t>
-      </w:r>
-      <w:r>
-        <w:rPr>
-          <w:rFonts w:hint="eastAsia"/>
-          <w:lang w:val="en-US" w:eastAsia="zh-CN"/>
-        </w:rPr>
-        <w:t xml:space="preserve"> </w:t>
-      </w:r>
-      <w:r>
-        <w:rPr>
-          <w:rFonts w:hint="eastAsia"/>
-        </w:rPr>
-        <w:t>Darker regions in the error maps indicate smaller deviations from the ground truth and therefore better reconstruction fidelity.</w:t>
-      </w:r>
-      <w:r>
-        <w:rPr>
-          <w:rFonts w:hint="eastAsia"/>
-          <w:lang w:val="en-US" w:eastAsia="zh-CN"/>
-        </w:rPr>
-        <w:t xml:space="preserve"> </w:t>
+        <w:t>These results indicate that, although MambaNA is designed for medical images, its super-resolution capability transfers effectively to diverse natural image scenarios, highlighting its versatility and broad applicability.</w:t>
       </w:r>
     </w:p>
     <w:p>
@@ -10084,7 +11223,6 @@
         <w:pStyle w:val="23"/>
         <w:rPr>
           <w:rFonts w:hint="eastAsia"/>
-          <w:lang w:val="en-US" w:eastAsia="zh-CN"/>
         </w:rPr>
       </w:pPr>
       <w:bookmarkStart w:id="4" w:name="_Ref13896"/>
@@ -10095,128 +11233,6 @@
         <w:t>Qualitative comparison of reconstruction results and corresponding error maps. Darker regions indicate smaller reconstruction errors, showing that MambaNA preserves anatomical structures more faithfully than competing methods.</w:t>
       </w:r>
       <w:bookmarkEnd w:id="4"/>
-    </w:p>
-    <w:p>
-      <w:pPr>
-        <w:pStyle w:val="7"/>
-        <w:rPr>
-          <w:rFonts w:hint="eastAsia"/>
-        </w:rPr>
-      </w:pPr>
-      <w:r>
-        <w:rPr>
-          <w:rFonts w:hint="eastAsia"/>
-        </w:rPr>
-        <w:t>As shown in the figure, MambaNA produces reconstructions that are visually closer to the ground truth, with fewer artifacts and better preservation of fine anatomical structures than competing methods.</w:t>
-      </w:r>
-      <w:r>
-        <w:rPr>
-          <w:rFonts w:hint="eastAsia"/>
-          <w:lang w:val="en-US" w:eastAsia="zh-CN"/>
-        </w:rPr>
-        <w:t xml:space="preserve"> </w:t>
-      </w:r>
-      <w:r>
-        <w:rPr>
-          <w:rFonts w:hint="eastAsia"/>
-        </w:rPr>
-        <w:t>This qualitative superiority further supports the practical value of MambaNA for clinical image analysis.</w:t>
-      </w:r>
-    </w:p>
-    <w:p>
-      <w:pPr>
-        <w:pStyle w:val="7"/>
-        <w:ind w:left="0" w:leftChars="0" w:firstLine="198" w:firstLineChars="100"/>
-        <w:rPr>
-          <w:rFonts w:hint="eastAsia"/>
-        </w:rPr>
-      </w:pPr>
-      <w:r>
-        <w:rPr>
-          <w:rFonts w:hint="eastAsia"/>
-        </w:rPr>
-        <w:t>To assess the generalization capability of MambaNA, we also evaluated it on widely used natural image super-resolution benchmarks, including BSDS100</w:t>
-      </w:r>
-      <w:r>
-        <w:rPr>
-          <w:rFonts w:hint="eastAsia"/>
-          <w:lang w:val="en-US" w:eastAsia="zh-CN"/>
-        </w:rPr>
-        <w:t xml:space="preserve"> and</w:t>
-      </w:r>
-      <w:r>
-        <w:rPr>
-          <w:rFonts w:hint="eastAsia"/>
-        </w:rPr>
-        <w:t xml:space="preserve"> Urban100.</w:t>
-      </w:r>
-      <w:r>
-        <w:rPr>
-          <w:rFonts w:hint="eastAsia"/>
-          <w:lang w:val="en-US" w:eastAsia="zh-CN"/>
-        </w:rPr>
-        <w:t xml:space="preserve"> </w:t>
-      </w:r>
-      <w:r>
-        <w:rPr>
-          <w:rFonts w:hint="eastAsia"/>
-        </w:rPr>
-        <w:t xml:space="preserve">As presented in </w:t>
-      </w:r>
-      <w:r>
-        <w:rPr>
-          <w:rFonts w:hint="default"/>
-          <w:lang w:val="en-US"/>
-        </w:rPr>
-        <w:fldChar w:fldCharType="begin"/>
-      </w:r>
-      <w:r>
-        <w:rPr>
-          <w:rFonts w:hint="default"/>
-          <w:lang w:val="en-US"/>
-        </w:rPr>
-        <w:instrText xml:space="preserve"> REF _Ref13851 \n \h </w:instrText>
-      </w:r>
-      <w:r>
-        <w:rPr>
-          <w:rFonts w:hint="default"/>
-          <w:lang w:val="en-US"/>
-        </w:rPr>
-        <w:fldChar w:fldCharType="separate"/>
-      </w:r>
-      <w:r>
-        <w:rPr>
-          <w:rFonts w:hint="default"/>
-          <w:lang w:val="en-US"/>
-        </w:rPr>
-        <w:t>TABLE II</w:t>
-      </w:r>
-      <w:r>
-        <w:rPr>
-          <w:rFonts w:hint="default"/>
-          <w:lang w:val="en-US"/>
-        </w:rPr>
-        <w:fldChar w:fldCharType="end"/>
-      </w:r>
-      <w:r>
-        <w:rPr>
-          <w:rFonts w:hint="eastAsia"/>
-        </w:rPr>
-        <w:t>, MambaNA consistently achieves competitive and often best or near-best PSNR and SSIM results across these datasets, demonstrating strong competitiveness against established natural image super-resolution methods.</w:t>
-      </w:r>
-      <w:r>
-        <w:rPr>
-          <w:rFonts w:hint="eastAsia"/>
-          <w:lang w:val="en-US" w:eastAsia="zh-CN"/>
-        </w:rPr>
-        <w:t xml:space="preserve"> </w:t>
-      </w:r>
-      <w:r>
-        <w:rPr>
-          <w:rFonts w:hint="eastAsia"/>
-        </w:rPr>
-        <w:t>These results indicate that, although MambaNA is designed for medical images, its super-resolution capability transfers effectively to diverse natural image scenarios, highlighting its versatility and broad applicability.</w:t>
-      </w:r>
     </w:p>
     <w:p>
       <w:pPr>
@@ -10689,7 +11705,42 @@
                 <w:rFonts w:hint="eastAsia"/>
                 <w:lang w:val="en-US" w:eastAsia="zh-CN"/>
               </w:rPr>
-              <w:t>EDSR[44]</w:t>
+              <w:t>EDSR</w:t>
+            </w:r>
+            <w:r>
+              <w:rPr>
+                <w:rFonts w:hint="eastAsia"/>
+                <w:lang w:val="en-US" w:eastAsia="zh-CN"/>
+              </w:rPr>
+              <w:fldChar w:fldCharType="begin"/>
+            </w:r>
+            <w:r>
+              <w:rPr>
+                <w:rFonts w:hint="eastAsia"/>
+                <w:lang w:val="en-US" w:eastAsia="zh-CN"/>
+              </w:rPr>
+              <w:instrText xml:space="preserve"> REF _Ref27414 \n \h </w:instrText>
+            </w:r>
+            <w:r>
+              <w:rPr>
+                <w:rFonts w:hint="eastAsia"/>
+                <w:lang w:val="en-US" w:eastAsia="zh-CN"/>
+              </w:rPr>
+              <w:fldChar w:fldCharType="separate"/>
+            </w:r>
+            <w:r>
+              <w:rPr>
+                <w:rFonts w:hint="eastAsia"/>
+                <w:lang w:val="en-US" w:eastAsia="zh-CN"/>
+              </w:rPr>
+              <w:t>[24]</w:t>
+            </w:r>
+            <w:r>
+              <w:rPr>
+                <w:rFonts w:hint="eastAsia"/>
+                <w:lang w:val="en-US" w:eastAsia="zh-CN"/>
+              </w:rPr>
+              <w:fldChar w:fldCharType="end"/>
             </w:r>
           </w:p>
         </w:tc>
@@ -10916,7 +11967,42 @@
                 <w:rFonts w:hint="eastAsia"/>
                 <w:lang w:val="en-US" w:eastAsia="zh-CN"/>
               </w:rPr>
-              <w:t>SwinIR[16]</w:t>
+              <w:t>SwinIR</w:t>
+            </w:r>
+            <w:r>
+              <w:rPr>
+                <w:rFonts w:hint="eastAsia"/>
+                <w:lang w:val="en-US" w:eastAsia="zh-CN"/>
+              </w:rPr>
+              <w:fldChar w:fldCharType="begin"/>
+            </w:r>
+            <w:r>
+              <w:rPr>
+                <w:rFonts w:hint="eastAsia"/>
+                <w:lang w:val="en-US" w:eastAsia="zh-CN"/>
+              </w:rPr>
+              <w:instrText xml:space="preserve"> REF _Ref27440 \n \h </w:instrText>
+            </w:r>
+            <w:r>
+              <w:rPr>
+                <w:rFonts w:hint="eastAsia"/>
+                <w:lang w:val="en-US" w:eastAsia="zh-CN"/>
+              </w:rPr>
+              <w:fldChar w:fldCharType="separate"/>
+            </w:r>
+            <w:r>
+              <w:rPr>
+                <w:rFonts w:hint="eastAsia"/>
+                <w:lang w:val="en-US" w:eastAsia="zh-CN"/>
+              </w:rPr>
+              <w:t>[26]</w:t>
+            </w:r>
+            <w:r>
+              <w:rPr>
+                <w:rFonts w:hint="eastAsia"/>
+                <w:lang w:val="en-US" w:eastAsia="zh-CN"/>
+              </w:rPr>
+              <w:fldChar w:fldCharType="end"/>
             </w:r>
           </w:p>
         </w:tc>
@@ -11143,7 +12229,42 @@
                 <w:rFonts w:hint="eastAsia"/>
                 <w:lang w:val="en-US" w:eastAsia="zh-CN"/>
               </w:rPr>
-              <w:t>HAT[46]</w:t>
+              <w:t>HAT</w:t>
+            </w:r>
+            <w:r>
+              <w:rPr>
+                <w:rFonts w:hint="eastAsia"/>
+                <w:lang w:val="en-US" w:eastAsia="zh-CN"/>
+              </w:rPr>
+              <w:fldChar w:fldCharType="begin"/>
+            </w:r>
+            <w:r>
+              <w:rPr>
+                <w:rFonts w:hint="eastAsia"/>
+                <w:lang w:val="en-US" w:eastAsia="zh-CN"/>
+              </w:rPr>
+              <w:instrText xml:space="preserve"> REF _Ref27459 \n \h </w:instrText>
+            </w:r>
+            <w:r>
+              <w:rPr>
+                <w:rFonts w:hint="eastAsia"/>
+                <w:lang w:val="en-US" w:eastAsia="zh-CN"/>
+              </w:rPr>
+              <w:fldChar w:fldCharType="separate"/>
+            </w:r>
+            <w:r>
+              <w:rPr>
+                <w:rFonts w:hint="eastAsia"/>
+                <w:lang w:val="en-US" w:eastAsia="zh-CN"/>
+              </w:rPr>
+              <w:t>[27]</w:t>
+            </w:r>
+            <w:r>
+              <w:rPr>
+                <w:rFonts w:hint="eastAsia"/>
+                <w:lang w:val="en-US" w:eastAsia="zh-CN"/>
+              </w:rPr>
+              <w:fldChar w:fldCharType="end"/>
             </w:r>
           </w:p>
         </w:tc>
@@ -11370,7 +12491,42 @@
                 <w:rFonts w:hint="eastAsia"/>
                 <w:lang w:val="en-US" w:eastAsia="zh-CN"/>
               </w:rPr>
-              <w:t>MambaIR[43]</w:t>
+              <w:t>MambaIR</w:t>
+            </w:r>
+            <w:r>
+              <w:rPr>
+                <w:rFonts w:hint="eastAsia"/>
+                <w:lang w:val="en-US" w:eastAsia="zh-CN"/>
+              </w:rPr>
+              <w:fldChar w:fldCharType="begin"/>
+            </w:r>
+            <w:r>
+              <w:rPr>
+                <w:rFonts w:hint="eastAsia"/>
+                <w:lang w:val="en-US" w:eastAsia="zh-CN"/>
+              </w:rPr>
+              <w:instrText xml:space="preserve"> REF _Ref26764 \n \h </w:instrText>
+            </w:r>
+            <w:r>
+              <w:rPr>
+                <w:rFonts w:hint="eastAsia"/>
+                <w:lang w:val="en-US" w:eastAsia="zh-CN"/>
+              </w:rPr>
+              <w:fldChar w:fldCharType="separate"/>
+            </w:r>
+            <w:r>
+              <w:rPr>
+                <w:rFonts w:hint="eastAsia"/>
+                <w:lang w:val="en-US" w:eastAsia="zh-CN"/>
+              </w:rPr>
+              <w:t>[23]</w:t>
+            </w:r>
+            <w:r>
+              <w:rPr>
+                <w:rFonts w:hint="eastAsia"/>
+                <w:lang w:val="en-US" w:eastAsia="zh-CN"/>
+              </w:rPr>
+              <w:fldChar w:fldCharType="end"/>
             </w:r>
           </w:p>
         </w:tc>
@@ -11597,7 +12753,42 @@
                 <w:rFonts w:hint="eastAsia"/>
                 <w:lang w:val="en-US" w:eastAsia="zh-CN"/>
               </w:rPr>
-              <w:t>MambaIRv2[23]</w:t>
+              <w:t>MambaIRv2</w:t>
+            </w:r>
+            <w:r>
+              <w:rPr>
+                <w:rFonts w:hint="eastAsia"/>
+                <w:lang w:val="en-US" w:eastAsia="zh-CN"/>
+              </w:rPr>
+              <w:fldChar w:fldCharType="begin"/>
+            </w:r>
+            <w:r>
+              <w:rPr>
+                <w:rFonts w:hint="eastAsia"/>
+                <w:lang w:val="en-US" w:eastAsia="zh-CN"/>
+              </w:rPr>
+              <w:instrText xml:space="preserve"> REF _Ref26437 \n \h </w:instrText>
+            </w:r>
+            <w:r>
+              <w:rPr>
+                <w:rFonts w:hint="eastAsia"/>
+                <w:lang w:val="en-US" w:eastAsia="zh-CN"/>
+              </w:rPr>
+              <w:fldChar w:fldCharType="separate"/>
+            </w:r>
+            <w:r>
+              <w:rPr>
+                <w:rFonts w:hint="eastAsia"/>
+                <w:lang w:val="en-US" w:eastAsia="zh-CN"/>
+              </w:rPr>
+              <w:t>[9]</w:t>
+            </w:r>
+            <w:r>
+              <w:rPr>
+                <w:rFonts w:hint="eastAsia"/>
+                <w:lang w:val="en-US" w:eastAsia="zh-CN"/>
+              </w:rPr>
+              <w:fldChar w:fldCharType="end"/>
             </w:r>
           </w:p>
         </w:tc>
@@ -12076,7 +13267,42 @@
                 <w:rFonts w:hint="eastAsia"/>
                 <w:lang w:val="en-US" w:eastAsia="zh-CN"/>
               </w:rPr>
-              <w:t>EDSR[44]</w:t>
+              <w:t>EDSR</w:t>
+            </w:r>
+            <w:r>
+              <w:rPr>
+                <w:rFonts w:hint="eastAsia"/>
+                <w:lang w:val="en-US" w:eastAsia="zh-CN"/>
+              </w:rPr>
+              <w:fldChar w:fldCharType="begin"/>
+            </w:r>
+            <w:r>
+              <w:rPr>
+                <w:rFonts w:hint="eastAsia"/>
+                <w:lang w:val="en-US" w:eastAsia="zh-CN"/>
+              </w:rPr>
+              <w:instrText xml:space="preserve"> REF _Ref27414 \n \h </w:instrText>
+            </w:r>
+            <w:r>
+              <w:rPr>
+                <w:rFonts w:hint="eastAsia"/>
+                <w:lang w:val="en-US" w:eastAsia="zh-CN"/>
+              </w:rPr>
+              <w:fldChar w:fldCharType="separate"/>
+            </w:r>
+            <w:r>
+              <w:rPr>
+                <w:rFonts w:hint="eastAsia"/>
+                <w:lang w:val="en-US" w:eastAsia="zh-CN"/>
+              </w:rPr>
+              <w:t>[24]</w:t>
+            </w:r>
+            <w:r>
+              <w:rPr>
+                <w:rFonts w:hint="eastAsia"/>
+                <w:lang w:val="en-US" w:eastAsia="zh-CN"/>
+              </w:rPr>
+              <w:fldChar w:fldCharType="end"/>
             </w:r>
           </w:p>
         </w:tc>
@@ -12306,7 +13532,42 @@
                 <w:rFonts w:hint="eastAsia"/>
                 <w:lang w:val="en-US" w:eastAsia="zh-CN"/>
               </w:rPr>
-              <w:t>SwinIR[16]</w:t>
+              <w:t>SwinIR</w:t>
+            </w:r>
+            <w:r>
+              <w:rPr>
+                <w:rFonts w:hint="eastAsia"/>
+                <w:lang w:val="en-US" w:eastAsia="zh-CN"/>
+              </w:rPr>
+              <w:fldChar w:fldCharType="begin"/>
+            </w:r>
+            <w:r>
+              <w:rPr>
+                <w:rFonts w:hint="eastAsia"/>
+                <w:lang w:val="en-US" w:eastAsia="zh-CN"/>
+              </w:rPr>
+              <w:instrText xml:space="preserve"> REF _Ref27440 \n \h </w:instrText>
+            </w:r>
+            <w:r>
+              <w:rPr>
+                <w:rFonts w:hint="eastAsia"/>
+                <w:lang w:val="en-US" w:eastAsia="zh-CN"/>
+              </w:rPr>
+              <w:fldChar w:fldCharType="separate"/>
+            </w:r>
+            <w:r>
+              <w:rPr>
+                <w:rFonts w:hint="eastAsia"/>
+                <w:lang w:val="en-US" w:eastAsia="zh-CN"/>
+              </w:rPr>
+              <w:t>[26]</w:t>
+            </w:r>
+            <w:r>
+              <w:rPr>
+                <w:rFonts w:hint="eastAsia"/>
+                <w:lang w:val="en-US" w:eastAsia="zh-CN"/>
+              </w:rPr>
+              <w:fldChar w:fldCharType="end"/>
             </w:r>
           </w:p>
         </w:tc>
@@ -12536,7 +13797,42 @@
                 <w:rFonts w:hint="eastAsia"/>
                 <w:lang w:val="en-US" w:eastAsia="zh-CN"/>
               </w:rPr>
-              <w:t>HAT[46]</w:t>
+              <w:t>HAT</w:t>
+            </w:r>
+            <w:r>
+              <w:rPr>
+                <w:rFonts w:hint="eastAsia"/>
+                <w:lang w:val="en-US" w:eastAsia="zh-CN"/>
+              </w:rPr>
+              <w:fldChar w:fldCharType="begin"/>
+            </w:r>
+            <w:r>
+              <w:rPr>
+                <w:rFonts w:hint="eastAsia"/>
+                <w:lang w:val="en-US" w:eastAsia="zh-CN"/>
+              </w:rPr>
+              <w:instrText xml:space="preserve"> REF _Ref27459 \n \h </w:instrText>
+            </w:r>
+            <w:r>
+              <w:rPr>
+                <w:rFonts w:hint="eastAsia"/>
+                <w:lang w:val="en-US" w:eastAsia="zh-CN"/>
+              </w:rPr>
+              <w:fldChar w:fldCharType="separate"/>
+            </w:r>
+            <w:r>
+              <w:rPr>
+                <w:rFonts w:hint="eastAsia"/>
+                <w:lang w:val="en-US" w:eastAsia="zh-CN"/>
+              </w:rPr>
+              <w:t>[27]</w:t>
+            </w:r>
+            <w:r>
+              <w:rPr>
+                <w:rFonts w:hint="eastAsia"/>
+                <w:lang w:val="en-US" w:eastAsia="zh-CN"/>
+              </w:rPr>
+              <w:fldChar w:fldCharType="end"/>
             </w:r>
           </w:p>
         </w:tc>
@@ -12766,7 +14062,42 @@
                 <w:rFonts w:hint="eastAsia"/>
                 <w:lang w:val="en-US" w:eastAsia="zh-CN"/>
               </w:rPr>
-              <w:t>MambaIR[43]</w:t>
+              <w:t>MambaIR</w:t>
+            </w:r>
+            <w:r>
+              <w:rPr>
+                <w:rFonts w:hint="eastAsia"/>
+                <w:lang w:val="en-US" w:eastAsia="zh-CN"/>
+              </w:rPr>
+              <w:fldChar w:fldCharType="begin"/>
+            </w:r>
+            <w:r>
+              <w:rPr>
+                <w:rFonts w:hint="eastAsia"/>
+                <w:lang w:val="en-US" w:eastAsia="zh-CN"/>
+              </w:rPr>
+              <w:instrText xml:space="preserve"> REF _Ref26764 \n \h </w:instrText>
+            </w:r>
+            <w:r>
+              <w:rPr>
+                <w:rFonts w:hint="eastAsia"/>
+                <w:lang w:val="en-US" w:eastAsia="zh-CN"/>
+              </w:rPr>
+              <w:fldChar w:fldCharType="separate"/>
+            </w:r>
+            <w:r>
+              <w:rPr>
+                <w:rFonts w:hint="eastAsia"/>
+                <w:lang w:val="en-US" w:eastAsia="zh-CN"/>
+              </w:rPr>
+              <w:t>[23]</w:t>
+            </w:r>
+            <w:r>
+              <w:rPr>
+                <w:rFonts w:hint="eastAsia"/>
+                <w:lang w:val="en-US" w:eastAsia="zh-CN"/>
+              </w:rPr>
+              <w:fldChar w:fldCharType="end"/>
             </w:r>
           </w:p>
         </w:tc>
@@ -12996,7 +14327,42 @@
                 <w:rFonts w:hint="eastAsia"/>
                 <w:lang w:val="en-US" w:eastAsia="zh-CN"/>
               </w:rPr>
-              <w:t>MambaIRv2[23]</w:t>
+              <w:t>MambaIRv2</w:t>
+            </w:r>
+            <w:r>
+              <w:rPr>
+                <w:rFonts w:hint="eastAsia"/>
+                <w:lang w:val="en-US" w:eastAsia="zh-CN"/>
+              </w:rPr>
+              <w:fldChar w:fldCharType="begin"/>
+            </w:r>
+            <w:r>
+              <w:rPr>
+                <w:rFonts w:hint="eastAsia"/>
+                <w:lang w:val="en-US" w:eastAsia="zh-CN"/>
+              </w:rPr>
+              <w:instrText xml:space="preserve"> REF _Ref26437 \n \h </w:instrText>
+            </w:r>
+            <w:r>
+              <w:rPr>
+                <w:rFonts w:hint="eastAsia"/>
+                <w:lang w:val="en-US" w:eastAsia="zh-CN"/>
+              </w:rPr>
+              <w:fldChar w:fldCharType="separate"/>
+            </w:r>
+            <w:r>
+              <w:rPr>
+                <w:rFonts w:hint="eastAsia"/>
+                <w:lang w:val="en-US" w:eastAsia="zh-CN"/>
+              </w:rPr>
+              <w:t>[9]</w:t>
+            </w:r>
+            <w:r>
+              <w:rPr>
+                <w:rFonts w:hint="eastAsia"/>
+                <w:lang w:val="en-US" w:eastAsia="zh-CN"/>
+              </w:rPr>
+              <w:fldChar w:fldCharType="end"/>
             </w:r>
           </w:p>
         </w:tc>
@@ -13881,12 +15247,12 @@
             </w:pPr>
             <w:r>
               <w:rPr>
-                <w:rFonts w:hint="default" w:ascii="Arial" w:hAnsi="Arial" w:eastAsia="宋体" w:cs="Arial"/>
+                <w:rFonts w:hint="default" w:ascii="Arial" w:hAnsi="Arial" w:cs="Arial"/>
                 <w:sz w:val="20"/>
                 <w:szCs w:val="20"/>
                 <w:lang w:val="en-US" w:eastAsia="zh-CN"/>
               </w:rPr>
-              <w:t>√</w:t>
+              <w:t>×</w:t>
             </w:r>
           </w:p>
         </w:tc>
@@ -13914,12 +15280,12 @@
             </w:pPr>
             <w:r>
               <w:rPr>
-                <w:rFonts w:hint="default" w:ascii="Arial" w:hAnsi="Arial" w:eastAsia="宋体" w:cs="Arial"/>
+                <w:rFonts w:hint="default" w:ascii="Arial" w:hAnsi="Arial" w:cs="Arial"/>
                 <w:sz w:val="20"/>
                 <w:szCs w:val="20"/>
                 <w:lang w:val="en-US" w:eastAsia="zh-CN"/>
               </w:rPr>
-              <w:t>√</w:t>
+              <w:t>×</w:t>
             </w:r>
           </w:p>
         </w:tc>
@@ -13952,7 +15318,7 @@
                 <w:szCs w:val="16"/>
                 <w:lang w:val="en-US" w:eastAsia="zh-CN"/>
               </w:rPr>
-              <w:t>35.45</w:t>
+              <w:t>33.68</w:t>
             </w:r>
           </w:p>
         </w:tc>
@@ -13985,7 +15351,7 @@
                 <w:szCs w:val="16"/>
                 <w:lang w:val="en-US" w:eastAsia="zh-CN"/>
               </w:rPr>
-              <w:t>0.9567</w:t>
+              <w:t>0.9274</w:t>
             </w:r>
           </w:p>
         </w:tc>
@@ -14339,20 +15705,20 @@
               <w:pStyle w:val="32"/>
               <w:jc w:val="center"/>
               <w:rPr>
-                <w:rFonts w:hint="default"/>
+                <w:rFonts w:hint="default" w:ascii="Times New Roman" w:hAnsi="Times New Roman" w:eastAsia="宋体" w:cs="Times New Roman"/>
                 <w:sz w:val="20"/>
                 <w:szCs w:val="20"/>
-                <w:lang w:val="en-US" w:eastAsia="zh-CN"/>
-              </w:rPr>
-            </w:pPr>
-            <w:r>
-              <w:rPr>
-                <w:rFonts w:hint="default" w:ascii="Arial" w:hAnsi="Arial" w:cs="Arial"/>
+                <w:lang w:val="en-US" w:eastAsia="zh-CN" w:bidi="ar-SA"/>
+              </w:rPr>
+            </w:pPr>
+            <w:r>
+              <w:rPr>
+                <w:rFonts w:hint="default" w:ascii="Arial" w:hAnsi="Arial" w:eastAsia="宋体" w:cs="Arial"/>
                 <w:sz w:val="20"/>
                 <w:szCs w:val="20"/>
                 <w:lang w:val="en-US" w:eastAsia="zh-CN"/>
               </w:rPr>
-              <w:t>×</w:t>
+              <w:t>√</w:t>
             </w:r>
           </w:p>
         </w:tc>
@@ -14373,20 +15739,20 @@
             <w:pPr>
               <w:jc w:val="center"/>
               <w:rPr>
-                <w:rFonts w:hint="eastAsia"/>
+                <w:rFonts w:hint="default" w:ascii="Times New Roman" w:hAnsi="Times New Roman" w:eastAsia="宋体" w:cs="Times New Roman"/>
                 <w:sz w:val="20"/>
                 <w:szCs w:val="20"/>
-                <w:lang w:val="en-US" w:eastAsia="zh-CN"/>
-              </w:rPr>
-            </w:pPr>
-            <w:r>
-              <w:rPr>
-                <w:rFonts w:hint="default" w:ascii="Arial" w:hAnsi="Arial" w:cs="Arial"/>
+                <w:lang w:val="en-US" w:eastAsia="zh-CN" w:bidi="ar-SA"/>
+              </w:rPr>
+            </w:pPr>
+            <w:r>
+              <w:rPr>
+                <w:rFonts w:hint="default" w:ascii="Arial" w:hAnsi="Arial" w:eastAsia="宋体" w:cs="Arial"/>
                 <w:sz w:val="20"/>
                 <w:szCs w:val="20"/>
                 <w:lang w:val="en-US" w:eastAsia="zh-CN"/>
               </w:rPr>
-              <w:t>×</w:t>
+              <w:t>√</w:t>
             </w:r>
           </w:p>
         </w:tc>
@@ -14407,20 +15773,20 @@
             <w:pPr>
               <w:jc w:val="center"/>
               <w:rPr>
-                <w:rFonts w:hint="default" w:eastAsia="宋体"/>
-                <w:sz w:val="16"/>
-                <w:szCs w:val="16"/>
-                <w:lang w:val="en-US" w:eastAsia="zh-CN"/>
-              </w:rPr>
-            </w:pPr>
-            <w:r>
-              <w:rPr>
-                <w:rFonts w:hint="eastAsia"/>
-                <w:sz w:val="16"/>
-                <w:szCs w:val="16"/>
-                <w:lang w:val="en-US" w:eastAsia="zh-CN"/>
-              </w:rPr>
-              <w:t>33.68</w:t>
+                <w:rFonts w:hint="eastAsia" w:ascii="Times New Roman" w:hAnsi="Times New Roman" w:eastAsia="宋体" w:cs="Times New Roman"/>
+                <w:sz w:val="16"/>
+                <w:szCs w:val="16"/>
+                <w:lang w:val="en-US" w:eastAsia="zh-CN" w:bidi="ar-SA"/>
+              </w:rPr>
+            </w:pPr>
+            <w:r>
+              <w:rPr>
+                <w:rFonts w:hint="eastAsia"/>
+                <w:sz w:val="16"/>
+                <w:szCs w:val="16"/>
+                <w:lang w:val="en-US" w:eastAsia="zh-CN"/>
+              </w:rPr>
+              <w:t>35.45</w:t>
             </w:r>
           </w:p>
         </w:tc>
@@ -14441,20 +15807,20 @@
             <w:pPr>
               <w:jc w:val="center"/>
               <w:rPr>
-                <w:rFonts w:hint="default" w:eastAsia="宋体"/>
-                <w:sz w:val="16"/>
-                <w:szCs w:val="16"/>
-                <w:lang w:val="en-US" w:eastAsia="zh-CN"/>
-              </w:rPr>
-            </w:pPr>
-            <w:r>
-              <w:rPr>
-                <w:rFonts w:hint="eastAsia"/>
-                <w:sz w:val="16"/>
-                <w:szCs w:val="16"/>
-                <w:lang w:val="en-US" w:eastAsia="zh-CN"/>
-              </w:rPr>
-              <w:t>0.9274</w:t>
+                <w:rFonts w:hint="eastAsia" w:ascii="Times New Roman" w:hAnsi="Times New Roman" w:eastAsia="宋体" w:cs="Times New Roman"/>
+                <w:sz w:val="16"/>
+                <w:szCs w:val="16"/>
+                <w:lang w:val="en-US" w:eastAsia="zh-CN" w:bidi="ar-SA"/>
+              </w:rPr>
+            </w:pPr>
+            <w:r>
+              <w:rPr>
+                <w:rFonts w:hint="eastAsia"/>
+                <w:sz w:val="16"/>
+                <w:szCs w:val="16"/>
+                <w:lang w:val="en-US" w:eastAsia="zh-CN"/>
+              </w:rPr>
+              <w:t>0.9567</w:t>
             </w:r>
           </w:p>
         </w:tc>
@@ -14512,7 +15878,7 @@
         <w:rPr>
           <w:rFonts w:hint="eastAsia"/>
         </w:rPr>
-        <w:t>, the full MambaNA model achieves the best average PSNR and SSIM across the two medical datasets. Removing the Attention Block reduces PSNR from 35.45 dB to 34.41 dB and SSIM from 0.9567 to 0.9413, while removing the Channel Mixing module reduces PSNR to 34.65 dB and SSIM to 0.9462. When both modules are removed, performance drops further to 33.68 dB PSNR and 0.9274 SSIM. These results confirm that both modules contribute positively to reconstruction quality, and that their combination yields the strongest overall performance. In addition, we observed that the Channel Mixing module helps improve training stability during optimization.</w:t>
+        <w:t>, the full MambaNA model achieves the best average PSNR and SSIM. Removing the Attention Block reduces PSNR from 35.45 dB to 34.41 dB and SSIM from 0.9567 to 0.9413, while removing the Channel Mixing module reduces PSNR to 34.65 dB and SSIM to 0.9462. When both modules are removed, performance drops further to 33.68 dB PSNR and 0.9274 SSIM. These results confirm that both modules contribute positively to reconstruction quality, and that their combination yields the strongest overall performance.</w:t>
       </w:r>
     </w:p>
     <w:p>
@@ -14560,8 +15926,6 @@
         </w:rPr>
         <w:t xml:space="preserve">This work was supported by the Natural Science Foundation of Guangdong Province under Grant No. </w:t>
       </w:r>
-      <w:bookmarkStart w:id="7" w:name="_GoBack"/>
-      <w:bookmarkEnd w:id="7"/>
       <w:r>
         <w:rPr>
           <w:rFonts w:hint="eastAsia"/>
@@ -14596,6 +15960,7 @@
           <w:lang w:val="en-GB" w:eastAsia="zh-CN"/>
         </w:rPr>
       </w:pPr>
+      <w:bookmarkStart w:id="7" w:name="_Ref26352"/>
       <w:r>
         <w:rPr>
           <w:rFonts w:hint="default" w:ascii="Times New Roman" w:hAnsi="Times New Roman" w:cs="Times New Roman"/>
@@ -14605,6 +15970,7 @@
         </w:rPr>
         <w:t>R. Keys, “Cubic convolution interpolation for digital image processing,”IEEE transactions on acoustics, speech, and signal processing, vol. 29, no. 6, pp. 1153–1160, 2003.</w:t>
       </w:r>
+      <w:bookmarkEnd w:id="7"/>
     </w:p>
     <w:p>
       <w:pPr>
@@ -14638,13 +16004,38 @@
           <w:lang w:val="en-GB" w:eastAsia="zh-CN"/>
         </w:rPr>
       </w:pPr>
+      <w:bookmarkStart w:id="8" w:name="_Ref26375"/>
       <w:r>
         <w:rPr>
           <w:rFonts w:hint="default" w:ascii="Times New Roman" w:hAnsi="Times New Roman" w:cs="Times New Roman"/>
           <w:lang w:val="en-GB" w:eastAsia="zh-CN"/>
         </w:rPr>
-        <w:t>W. T. Freeman, T. R. Jones, and E. C. Pasztor, “Example-based super- resolution,” IEEE Computer graphics and Applications, vol. 22, no. 2, pp. 56–65, 2002.</w:t>
-      </w:r>
+        <w:t xml:space="preserve">H.  Stark  and  P.  Oskoui,  “High-resolution  image  recovery  from  image- plane arrays, using convex projections,” Journal </w:t>
+      </w:r>
+      <w:bookmarkStart w:id="27" w:name="_GoBack"/>
+      <w:bookmarkEnd w:id="27"/>
+      <w:r>
+        <w:rPr>
+          <w:rFonts w:hint="default" w:ascii="Times New Roman" w:hAnsi="Times New Roman" w:cs="Times New Roman"/>
+          <w:lang w:val="en-GB" w:eastAsia="zh-CN"/>
+        </w:rPr>
+        <w:t>of the Optical Society</w:t>
+      </w:r>
+      <w:r>
+        <w:rPr>
+          <w:rFonts w:hint="default" w:ascii="Times New Roman" w:hAnsi="Times New Roman" w:cs="Times New Roman"/>
+          <w:lang w:val="en-US" w:eastAsia="zh-CN"/>
+        </w:rPr>
+        <w:t xml:space="preserve"> </w:t>
+      </w:r>
+      <w:r>
+        <w:rPr>
+          <w:rFonts w:hint="default" w:ascii="Times New Roman" w:hAnsi="Times New Roman" w:cs="Times New Roman"/>
+          <w:lang w:val="en-GB" w:eastAsia="zh-CN"/>
+        </w:rPr>
+        <w:t>of America A, vol. 6, no. 11, pp. 1715–1726, 1989.</w:t>
+      </w:r>
+      <w:bookmarkEnd w:id="8"/>
     </w:p>
     <w:p>
       <w:pPr>
@@ -14658,27 +16049,15 @@
           <w:lang w:val="en-GB" w:eastAsia="zh-CN"/>
         </w:rPr>
       </w:pPr>
+      <w:bookmarkStart w:id="9" w:name="_Ref26303"/>
       <w:r>
         <w:rPr>
           <w:rFonts w:hint="default" w:ascii="Times New Roman" w:hAnsi="Times New Roman" w:cs="Times New Roman"/>
           <w:lang w:val="en-GB" w:eastAsia="zh-CN"/>
         </w:rPr>
-        <w:t>H.  Stark  and  P.  Oskoui,  “High-resolution  image  recovery  from  image- plane arrays, using convex projections,” Journal of the Optical Society</w:t>
-      </w:r>
-      <w:r>
-        <w:rPr>
-          <w:rFonts w:hint="default" w:ascii="Times New Roman" w:hAnsi="Times New Roman" w:cs="Times New Roman"/>
-          <w:lang w:val="en-US" w:eastAsia="zh-CN"/>
-        </w:rPr>
-        <w:t xml:space="preserve"> </w:t>
-      </w:r>
-      <w:r>
-        <w:rPr>
-          <w:rFonts w:hint="default" w:ascii="Times New Roman" w:hAnsi="Times New Roman" w:cs="Times New Roman"/>
-          <w:lang w:val="en-GB" w:eastAsia="zh-CN"/>
-        </w:rPr>
-        <w:t>of America A, vol. 6, no. 11, pp. 1715–1726, 1989.</w:t>
-      </w:r>
+        <w:t>T. Dai, J. Cai, Y. Zhang, S.-T. Xia, and L. Zhang, “Second-order attention network for single image super-resolution,” in Proceedings of the IEEE/CVF conference on computer vision and pattern recognition, 2019, pp. 11 065–11 074.</w:t>
+      </w:r>
+      <w:bookmarkEnd w:id="9"/>
     </w:p>
     <w:p>
       <w:pPr>
@@ -14697,7 +16076,21 @@
           <w:rFonts w:hint="default" w:ascii="Times New Roman" w:hAnsi="Times New Roman" w:cs="Times New Roman"/>
           <w:lang w:val="en-GB" w:eastAsia="zh-CN"/>
         </w:rPr>
-        <w:t>T. Dai, J. Cai, Y. Zhang, S.-T. Xia, and L. Zhang, “Second-order attention network for single image super-resolution,” in Proceedings of the IEEE/CVF conference on computer vision and pattern recognition, 2019, pp. 11 065–11 074.</w:t>
+        <w:t>Y. Zhang, Y. Tian, Y. Kong, B. Zhong, and Y. Fu, “Residual dense net- work for image super-resolution,” in Proceedings of the IEEE conference</w:t>
+      </w:r>
+      <w:r>
+        <w:rPr>
+          <w:rFonts w:hint="default" w:ascii="Times New Roman" w:hAnsi="Times New Roman" w:cs="Times New Roman"/>
+          <w:lang w:val="en-US" w:eastAsia="zh-CN"/>
+        </w:rPr>
+        <w:t xml:space="preserve"> </w:t>
+      </w:r>
+      <w:r>
+        <w:rPr>
+          <w:rFonts w:hint="default" w:ascii="Times New Roman" w:hAnsi="Times New Roman" w:cs="Times New Roman"/>
+          <w:lang w:val="en-GB" w:eastAsia="zh-CN"/>
+        </w:rPr>
+        <w:t>on computer vision and pattern recognition, 2018, pp. 2472–2481.</w:t>
       </w:r>
     </w:p>
     <w:p>
@@ -14712,12 +16105,13 @@
           <w:lang w:val="en-GB" w:eastAsia="zh-CN"/>
         </w:rPr>
       </w:pPr>
+      <w:bookmarkStart w:id="10" w:name="_Ref26326"/>
       <w:r>
         <w:rPr>
           <w:rFonts w:hint="default" w:ascii="Times New Roman" w:hAnsi="Times New Roman" w:cs="Times New Roman"/>
           <w:lang w:val="en-GB" w:eastAsia="zh-CN"/>
         </w:rPr>
-        <w:t>C. Dong, C. C. Loy, K. He, and X. Tang, “Learning a deep convolutional network for image super-resolution,” in Computer Vision–ECCV 2014:</w:t>
+        <w:t>Z. Li, J. Yang, Z. Liu, X. Yang, G. Jeon, and W. Wu, “Feedback network for image super-resolution,” in Proceedings of the IEEE/CVF conference</w:t>
       </w:r>
       <w:r>
         <w:rPr>
@@ -14731,8 +16125,9 @@
           <w:rFonts w:hint="default" w:ascii="Times New Roman" w:hAnsi="Times New Roman" w:cs="Times New Roman"/>
           <w:lang w:val="en-GB" w:eastAsia="zh-CN"/>
         </w:rPr>
-        <w:t>13th European Conference, Zurich, Switzerland, September 6-12, 2014, Proceedings, Part IV 13. Springer, 2014, pp. 184–199.</w:t>
-      </w:r>
+        <w:t>on computer vision and pattern recognition, 2019, pp. 3867–3876.</w:t>
+      </w:r>
+      <w:bookmarkEnd w:id="10"/>
     </w:p>
     <w:p>
       <w:pPr>
@@ -14746,12 +16141,13 @@
           <w:lang w:val="en-GB" w:eastAsia="zh-CN"/>
         </w:rPr>
       </w:pPr>
+      <w:bookmarkStart w:id="11" w:name="_Ref26398"/>
       <w:r>
         <w:rPr>
           <w:rFonts w:hint="default" w:ascii="Times New Roman" w:hAnsi="Times New Roman" w:cs="Times New Roman"/>
           <w:lang w:val="en-GB" w:eastAsia="zh-CN"/>
         </w:rPr>
-        <w:t>Y. Zhang, Y. Tian, Y. Kong, B. Zhong, and Y. Fu, “Residual dense net- work for image super-resolution,” in Proceedings of the IEEE conference</w:t>
+        <w:t>C. Ledig, L. Theis, F. Husz´ar, J. Caballero, A. Cunningham, A. Acosta, A. Aitken, A. Tejani, J. Totz, Z. Wang et al., “Photo-realistic single image super-resolution using a generative adversarial network,” in</w:t>
       </w:r>
       <w:r>
         <w:rPr>
@@ -14765,8 +16161,9 @@
           <w:rFonts w:hint="default" w:ascii="Times New Roman" w:hAnsi="Times New Roman" w:cs="Times New Roman"/>
           <w:lang w:val="en-GB" w:eastAsia="zh-CN"/>
         </w:rPr>
-        <w:t>on computer vision and pattern recognition, 2018, pp. 2472–2481.</w:t>
-      </w:r>
+        <w:t>Proceedings of the IEEE conference on computer vision and pattern recognition, 2017, pp. 4681–4690.</w:t>
+      </w:r>
+      <w:bookmarkEnd w:id="11"/>
     </w:p>
     <w:p>
       <w:pPr>
@@ -14780,13 +16177,15 @@
           <w:lang w:val="en-GB" w:eastAsia="zh-CN"/>
         </w:rPr>
       </w:pPr>
+      <w:bookmarkStart w:id="12" w:name="_Ref26463"/>
       <w:r>
         <w:rPr>
           <w:rFonts w:hint="default" w:ascii="Times New Roman" w:hAnsi="Times New Roman" w:cs="Times New Roman"/>
           <w:lang w:val="en-GB" w:eastAsia="zh-CN"/>
         </w:rPr>
-        <w:t>K. Zhang, W. Zuo, Y. Chen, D. Meng, and L. Zhang, “Beyond a gaussian denoiser: Residual learning of deep cnn for image denoising,” IEEE transactions on image processing, vol. 26, no. 7, pp. 3142–3155, 2017.</w:t>
-      </w:r>
+        <w:t>A. Gu and T. Dao, “Mamba: Linear-time sequence modeling with selective state spaces,” arXiv preprint arXiv:2312.00752, 2023.</w:t>
+      </w:r>
+      <w:bookmarkEnd w:id="12"/>
     </w:p>
     <w:p>
       <w:pPr>
@@ -14800,16 +16199,17 @@
           <w:lang w:val="en-GB" w:eastAsia="zh-CN"/>
         </w:rPr>
       </w:pPr>
+      <w:bookmarkStart w:id="13" w:name="_Ref26437"/>
       <w:r>
         <w:rPr>
           <w:rFonts w:hint="default" w:ascii="Times New Roman" w:hAnsi="Times New Roman" w:cs="Times New Roman"/>
           <w:lang w:val="en-GB" w:eastAsia="zh-CN"/>
         </w:rPr>
-        <w:t>C. Ledig, L. Theis, F. Husz´ar, J. Caballero, A. Cunningham, A. Acosta, A. Aitken, A. Tejani, J. Totz, Z. Wang et al., “Photo-realistic single image super-resolution using a generative adversarial network,” in</w:t>
-      </w:r>
-      <w:r>
-        <w:rPr>
-          <w:rFonts w:hint="default" w:ascii="Times New Roman" w:hAnsi="Times New Roman" w:cs="Times New Roman"/>
+        <w:t>H. Guo, Y. Guo, Y. Zha, Y. Zhang, W. Li, T. Dai, S.-T. Xia, and Y. Li,“Mambairv2: Attentive state space restoration,” in Proceedings of the Computer Vision and Pattern Recognition Conference, 2025, pp. 28 124–28</w:t>
+      </w:r>
+      <w:r>
+        <w:rPr>
+          <w:rFonts w:hint="eastAsia" w:cs="Times New Roman"/>
           <w:lang w:val="en-US" w:eastAsia="zh-CN"/>
         </w:rPr>
         <w:t xml:space="preserve"> </w:t>
@@ -14819,8 +16219,9 @@
           <w:rFonts w:hint="default" w:ascii="Times New Roman" w:hAnsi="Times New Roman" w:cs="Times New Roman"/>
           <w:lang w:val="en-GB" w:eastAsia="zh-CN"/>
         </w:rPr>
-        <w:t>Proceedings of the IEEE conference on computer vision and pattern recognition, 2017, pp. 4681–4690.</w:t>
-      </w:r>
+        <w:t>133.</w:t>
+      </w:r>
+      <w:bookmarkEnd w:id="13"/>
     </w:p>
     <w:p>
       <w:pPr>
@@ -14834,27 +16235,15 @@
           <w:lang w:val="en-GB" w:eastAsia="zh-CN"/>
         </w:rPr>
       </w:pPr>
+      <w:bookmarkStart w:id="14" w:name="_Ref25526"/>
       <w:r>
         <w:rPr>
           <w:rFonts w:hint="default" w:ascii="Times New Roman" w:hAnsi="Times New Roman" w:cs="Times New Roman"/>
           <w:lang w:val="en-GB" w:eastAsia="zh-CN"/>
         </w:rPr>
-        <w:t>Z. Li, J. Yang, Z. Liu, X. Yang, G. Jeon, and W. Wu, “Feedback network for image super-resolution,” in Proceedings of the IEEE/CVF conference</w:t>
-      </w:r>
-      <w:r>
-        <w:rPr>
-          <w:rFonts w:hint="default" w:ascii="Times New Roman" w:hAnsi="Times New Roman" w:cs="Times New Roman"/>
-          <w:lang w:val="en-US" w:eastAsia="zh-CN"/>
-        </w:rPr>
-        <w:t xml:space="preserve"> </w:t>
-      </w:r>
-      <w:r>
-        <w:rPr>
-          <w:rFonts w:hint="default" w:ascii="Times New Roman" w:hAnsi="Times New Roman" w:cs="Times New Roman"/>
-          <w:lang w:val="en-GB" w:eastAsia="zh-CN"/>
-        </w:rPr>
-        <w:t>on computer vision and pattern recognition, 2019, pp. 3867–3876.</w:t>
-      </w:r>
+        <w:t>A. Hassani, S. Walton, J. Li, S. Li, and H. Shi, “Neighborhood attention transformer,” in Proceedings of the IEEE/CVF conference on computer vision and pattern recognition, 2023, pp. 6185–6194.</w:t>
+      </w:r>
+      <w:bookmarkEnd w:id="14"/>
     </w:p>
     <w:p>
       <w:pPr>
@@ -14868,13 +16257,15 @@
           <w:lang w:val="en-GB" w:eastAsia="zh-CN"/>
         </w:rPr>
       </w:pPr>
+      <w:bookmarkStart w:id="15" w:name="_Ref26519"/>
       <w:r>
         <w:rPr>
           <w:rFonts w:hint="default" w:ascii="Times New Roman" w:hAnsi="Times New Roman" w:cs="Times New Roman"/>
           <w:lang w:val="en-GB" w:eastAsia="zh-CN"/>
         </w:rPr>
-        <w:t>X. Wang, K. Yu, S. Wu, J. Gu, Y. Liu, C. Dong, Y. Qiao, and C. Change Loy, “Esrgan: Enhanced super-resolution generative adversar- ial networks,” in Proceedings of the European conference on computer vision (ECCV) workshops, 2018, pp. 0–0.</w:t>
-      </w:r>
+        <w:t>Z. Qin, P. Zhang, F. Wu, and X. Li, “Fcanet: Frequency channel attention networks,” in Proceedings of the IEEE/CVF international conference on computer vision, 2021, pp. 783–792.</w:t>
+      </w:r>
+      <w:bookmarkEnd w:id="15"/>
     </w:p>
     <w:p>
       <w:pPr>
@@ -14888,12 +16279,13 @@
           <w:lang w:val="en-GB" w:eastAsia="zh-CN"/>
         </w:rPr>
       </w:pPr>
+      <w:bookmarkStart w:id="16" w:name="_Ref26568"/>
       <w:r>
         <w:rPr>
           <w:rFonts w:hint="default" w:ascii="Times New Roman" w:hAnsi="Times New Roman" w:cs="Times New Roman"/>
           <w:lang w:val="en-GB" w:eastAsia="zh-CN"/>
         </w:rPr>
-        <w:t>X. Wang, L. Xie, C. Dong, and Y. Shan, “Real-esrgan: Training real- world blind super-resolution with pure synthetic data,” in Proceedings</w:t>
+        <w:t>C. Dong, C. C. Loy, K. He, and X. Tang, “Learning a deep convolutional network for image super-resolution,” in Computer Vision–ECCV 2014:</w:t>
       </w:r>
       <w:r>
         <w:rPr>
@@ -14907,8 +16299,9 @@
           <w:rFonts w:hint="default" w:ascii="Times New Roman" w:hAnsi="Times New Roman" w:cs="Times New Roman"/>
           <w:lang w:val="en-GB" w:eastAsia="zh-CN"/>
         </w:rPr>
-        <w:t>of the IEEE/CVF international conference on computer vision, 2021, pp. 1905–1914.</w:t>
-      </w:r>
+        <w:t>13th European Conference, Zurich, Switzerland, September 6-12, 2014, Proceedings, Part IV 13. Springer, 2014, pp. 184–199.</w:t>
+      </w:r>
+      <w:bookmarkEnd w:id="16"/>
     </w:p>
     <w:p>
       <w:pPr>
@@ -14927,7 +16320,7 @@
           <w:rFonts w:hint="default" w:ascii="Times New Roman" w:hAnsi="Times New Roman" w:cs="Times New Roman"/>
           <w:lang w:val="en-GB" w:eastAsia="zh-CN"/>
         </w:rPr>
-        <w:t>A. Vaswani, N. Shazeer, N. Parmar, J. Uszkoreit, L. Jones, A. N. Gomez,Ł. Kaiser, and I. Polosukhin, “Attention is all you need,” Advances in neural information processing systems, vol. 30, 2017.</w:t>
+        <w:t>J. Kim, J. K. Lee, and K. M. Lee, “Accurate image super-resolution using very deep convolutional networks,” in Proceedings of the IEEE conference on computer vision and pattern recognition, 2016, pp. 1646–1654.</w:t>
       </w:r>
     </w:p>
     <w:p>
@@ -14942,13 +16335,15 @@
           <w:lang w:val="en-GB" w:eastAsia="zh-CN"/>
         </w:rPr>
       </w:pPr>
+      <w:bookmarkStart w:id="17" w:name="_Ref26594"/>
       <w:r>
         <w:rPr>
           <w:rFonts w:hint="default" w:ascii="Times New Roman" w:hAnsi="Times New Roman" w:cs="Times New Roman"/>
           <w:lang w:val="en-GB" w:eastAsia="zh-CN"/>
         </w:rPr>
-        <w:t>A. Dosovitskiy, L. Beyer, A. Kolesnikov, D. Weissenborn, X. Zhai, T. Unterthiner, M. Dehghani, M. Minderer, G. Heigold, S. Gelly et al.,“Animage  is  worth  16x16  words:  Transformers  for  image  recognition at scale,” arXiv preprint arXiv:2010.11929, 2020.</w:t>
-      </w:r>
+        <w:t>D. Qiu, Y. Cheng, and X. Wang, “Residual dense attention networks for covid-19 computed tomography images super resolution,” IEEE Transactions  on  Cognitive  and  Developmental  Systems,  vol.  15,  no.  2, pp. 904–913, 2022.</w:t>
+      </w:r>
+      <w:bookmarkEnd w:id="17"/>
     </w:p>
     <w:p>
       <w:pPr>
@@ -14962,27 +16357,15 @@
           <w:lang w:val="en-GB" w:eastAsia="zh-CN"/>
         </w:rPr>
       </w:pPr>
+      <w:bookmarkStart w:id="18" w:name="_Ref26623"/>
       <w:r>
         <w:rPr>
           <w:rFonts w:hint="default" w:ascii="Times New Roman" w:hAnsi="Times New Roman" w:cs="Times New Roman"/>
           <w:lang w:val="en-GB" w:eastAsia="zh-CN"/>
         </w:rPr>
-        <w:t>H. Chen, Y. Wang, T. Guo, C. Xu, Y. Deng, Z. Liu, S. Ma, C. Xu, C. Xu, and W. Gao, “Pre-trained image processing transformer,” in Proceedings</w:t>
-      </w:r>
-      <w:r>
-        <w:rPr>
-          <w:rFonts w:hint="default" w:ascii="Times New Roman" w:hAnsi="Times New Roman" w:cs="Times New Roman"/>
-          <w:lang w:val="en-US" w:eastAsia="zh-CN"/>
-        </w:rPr>
-        <w:t xml:space="preserve"> </w:t>
-      </w:r>
-      <w:r>
-        <w:rPr>
-          <w:rFonts w:hint="default" w:ascii="Times New Roman" w:hAnsi="Times New Roman" w:cs="Times New Roman"/>
-          <w:lang w:val="en-GB" w:eastAsia="zh-CN"/>
-        </w:rPr>
-        <w:t>of the IEEE/CVF conference on computer vision and pattern recognition, 2021, pp. 12 299–12 310.</w:t>
-      </w:r>
+        <w:t>J. M. Wolterink, T. Leiner, M. A. Viergever, and I. Iˇsgum, “Generative adversarial networks for noise reduction in low-dose ct,” IEEE transac- tions on medical imaging, vol. 36, no. 12, pp. 2536–2545, 2017.</w:t>
+      </w:r>
+      <w:bookmarkEnd w:id="18"/>
     </w:p>
     <w:p>
       <w:pPr>
@@ -15001,7 +16384,21 @@
           <w:rFonts w:hint="default" w:ascii="Times New Roman" w:hAnsi="Times New Roman" w:cs="Times New Roman"/>
           <w:lang w:val="en-GB" w:eastAsia="zh-CN"/>
         </w:rPr>
-        <w:t>J. Liang, J. Cao, G. Sun, K. Zhang, L. Van Gool, and R. Timofte,“Swinir: Image restoration using swin transformer,” in Proceedings of the IEEE/CVF international conference on computer vision, 2021, pp. 1833–1844.</w:t>
+        <w:t>Y. Chen, F. Shi, A. G. Christodoulou, Y. Xie, Z. Zhou, and D. Li,“Efficient and accurate mri super-resolution using a generative ad- versarial network and 3d multi-level densely connected network,” in</w:t>
+      </w:r>
+      <w:r>
+        <w:rPr>
+          <w:rFonts w:hint="default" w:ascii="Times New Roman" w:hAnsi="Times New Roman" w:cs="Times New Roman"/>
+          <w:lang w:val="en-US" w:eastAsia="zh-CN"/>
+        </w:rPr>
+        <w:t>m</w:t>
+      </w:r>
+      <w:r>
+        <w:rPr>
+          <w:rFonts w:hint="default" w:ascii="Times New Roman" w:hAnsi="Times New Roman" w:cs="Times New Roman"/>
+          <w:lang w:val="en-GB" w:eastAsia="zh-CN"/>
+        </w:rPr>
+        <w:t>International conference on medical image computing and computer- assisted intervention. Springer, 2018, pp. 91–99.</w:t>
       </w:r>
     </w:p>
     <w:p>
@@ -15016,13 +16413,29 @@
           <w:lang w:val="en-GB" w:eastAsia="zh-CN"/>
         </w:rPr>
       </w:pPr>
+      <w:bookmarkStart w:id="19" w:name="_Ref26659"/>
       <w:r>
         <w:rPr>
           <w:rFonts w:hint="default" w:ascii="Times New Roman" w:hAnsi="Times New Roman" w:cs="Times New Roman"/>
           <w:lang w:val="en-GB" w:eastAsia="zh-CN"/>
         </w:rPr>
-        <w:t>Z. Wang, X. Cun, J. Bao, W. Zhou, J. Liu, and H. Li, “Uformer: A general u-shaped transformer for image restoration,” in Proceedings of the IEEE/CVF conference on computer vision and pattern recognition, 2022, pp. 17 683–17 693.</w:t>
-      </w:r>
+        <w:t>D. Mahapatra and B. Bozorgtabar, “Progressive generative adversarial networks for medical image super resolution,” 2019. [Online]. Available:</w:t>
+      </w:r>
+      <w:r>
+        <w:rPr>
+          <w:rFonts w:hint="default" w:ascii="Times New Roman" w:hAnsi="Times New Roman" w:cs="Times New Roman"/>
+          <w:lang w:val="en-US" w:eastAsia="zh-CN"/>
+        </w:rPr>
+        <w:t xml:space="preserve"> </w:t>
+      </w:r>
+      <w:r>
+        <w:rPr>
+          <w:rFonts w:hint="default" w:ascii="Times New Roman" w:hAnsi="Times New Roman" w:cs="Times New Roman"/>
+          <w:lang w:val="en-GB" w:eastAsia="zh-CN"/>
+        </w:rPr>
+        <w:t>https://arxiv.org/abs/1902.02144</w:t>
+      </w:r>
+      <w:bookmarkEnd w:id="19"/>
     </w:p>
     <w:p>
       <w:pPr>
@@ -15036,13 +16449,15 @@
           <w:lang w:val="en-GB" w:eastAsia="zh-CN"/>
         </w:rPr>
       </w:pPr>
+      <w:bookmarkStart w:id="20" w:name="_Ref26682"/>
       <w:r>
         <w:rPr>
           <w:rFonts w:hint="default" w:ascii="Times New Roman" w:hAnsi="Times New Roman" w:cs="Times New Roman"/>
           <w:lang w:val="en-GB" w:eastAsia="zh-CN"/>
         </w:rPr>
-        <w:t>Z. Chen, Y. Zhang, J. Gu, L. Kong, X. Yang, and F. Yu, “Dual aggregation transformer for image super-resolution,” in Proceedings of the IEEE/CVF international conference on computer vision, 2023, pp. 12 312–12 321.</w:t>
-      </w:r>
+        <w:t>S. Huang, X. Liu, T. Tan, M. Hu, X. Wei, T. Chen, and B. Sheng,“Transmrsr: transformer-based self-distilled generative prior for brain mri super-resolution,” The Visual Computer, vol. 39, no. 8, pp. 3647–3659, 2023.</w:t>
+      </w:r>
+      <w:bookmarkEnd w:id="20"/>
     </w:p>
     <w:p>
       <w:pPr>
@@ -15061,7 +16476,7 @@
           <w:rFonts w:hint="default" w:ascii="Times New Roman" w:hAnsi="Times New Roman" w:cs="Times New Roman"/>
           <w:lang w:val="en-GB" w:eastAsia="zh-CN"/>
         </w:rPr>
-        <w:t>A. Gu, K. Goel, and C. R´e, “Efficiently modeling long sequences with structured state spaces,” arXiv preprint arXiv:2111.00396, 2021.</w:t>
+        <w:t>P. Zheng, K. Chen, J. Huang, B. Chen, J. Liu, Y. Ren, and X. Pu,“Efficient medical image restoration via reliability guided learning in frequency domain,” arXiv preprint arXiv:2504.11286, 2025.</w:t>
       </w:r>
     </w:p>
     <w:p>
@@ -15076,13 +16491,15 @@
           <w:lang w:val="en-GB" w:eastAsia="zh-CN"/>
         </w:rPr>
       </w:pPr>
+      <w:bookmarkStart w:id="21" w:name="_Ref26705"/>
       <w:r>
         <w:rPr>
           <w:rFonts w:hint="default" w:ascii="Times New Roman" w:hAnsi="Times New Roman" w:cs="Times New Roman"/>
           <w:lang w:val="en-GB" w:eastAsia="zh-CN"/>
         </w:rPr>
-        <w:t>A. Gu, I. Johnson, K. Goel, K. Saab, T. Dao, A. Rudra, and C. R´e,“Combining recurrent, convolutional, and continuous-time models with linear state space layers,” Advances in neural information processing systems, vol. 34, pp. 572–585, 2021.</w:t>
-      </w:r>
+        <w:t>J. Li, H. Yang, Q. Yi, M. Lu, J. Shi, and T. Zeng, “High-frequency modulated transformer for multi-contrast mri super-resolution,” IEEE Transactions on Medical Imaging, 2025.</w:t>
+      </w:r>
+      <w:bookmarkEnd w:id="21"/>
     </w:p>
     <w:p>
       <w:pPr>
@@ -15096,13 +16513,15 @@
           <w:lang w:val="en-GB" w:eastAsia="zh-CN"/>
         </w:rPr>
       </w:pPr>
+      <w:bookmarkStart w:id="22" w:name="_Ref26747"/>
       <w:r>
         <w:rPr>
           <w:rFonts w:hint="default" w:ascii="Times New Roman" w:hAnsi="Times New Roman" w:cs="Times New Roman"/>
           <w:lang w:val="en-GB" w:eastAsia="zh-CN"/>
         </w:rPr>
-        <w:t>J. T. Smith, A. Warrington, and S. W. Linderman, “Simplified state space layers for sequence modeling,” arXiv preprint arXiv:2208.04933, 2022.</w:t>
-      </w:r>
+        <w:t>Y. Liu, Y. Tian, Y. Zhao, H. Yu, L. Xie, Y. Wang, Q. Ye, J. Jiao, and Y. Liu, “Vmamba: Visual state space model,” Advances in neural information processing systems, vol. 37, pp. 103 031–103 063, 2024.</w:t>
+      </w:r>
+      <w:bookmarkEnd w:id="22"/>
     </w:p>
     <w:p>
       <w:pPr>
@@ -15121,7 +16540,21 @@
           <w:rFonts w:hint="default" w:ascii="Times New Roman" w:hAnsi="Times New Roman" w:cs="Times New Roman"/>
           <w:lang w:val="en-GB" w:eastAsia="zh-CN"/>
         </w:rPr>
-        <w:t>A. Gu and T. Dao, “Mamba: Linear-time sequence modeling with selective state spaces,” arXiv preprint arXiv:2312.00752, 2023.</w:t>
+        <w:t>L. Zhu, B. Liao, Q. Zhang, X. Wang, W. Liu, and X. Wang, “Vision mamba: Efficient visual representation learning with bidirectional state space model,” 2024. [Online]. Available:</w:t>
+      </w:r>
+      <w:r>
+        <w:rPr>
+          <w:rFonts w:hint="default" w:ascii="Times New Roman" w:hAnsi="Times New Roman" w:cs="Times New Roman"/>
+          <w:lang w:val="en-US" w:eastAsia="zh-CN"/>
+        </w:rPr>
+        <w:t xml:space="preserve"> </w:t>
+      </w:r>
+      <w:r>
+        <w:rPr>
+          <w:rFonts w:hint="default" w:ascii="Times New Roman" w:hAnsi="Times New Roman" w:cs="Times New Roman"/>
+          <w:lang w:val="en-GB" w:eastAsia="zh-CN"/>
+        </w:rPr>
+        <w:t>https://arxiv.org/abs/2401.09417</w:t>
       </w:r>
     </w:p>
     <w:p>
@@ -15136,13 +16569,211 @@
           <w:lang w:val="en-GB" w:eastAsia="zh-CN"/>
         </w:rPr>
       </w:pPr>
+      <w:bookmarkStart w:id="23" w:name="_Ref26764"/>
       <w:r>
         <w:rPr>
           <w:rFonts w:hint="default" w:ascii="Times New Roman" w:hAnsi="Times New Roman" w:cs="Times New Roman"/>
           <w:lang w:val="en-GB" w:eastAsia="zh-CN"/>
         </w:rPr>
-        <w:t>H. Guo, Y. Guo, Y. Zha, Y. Zhang, W. Li, T. Dai, S.-T. Xia, and Y. Li,“Mambairv2: Attentive state space restoration,” in Proceedings of the Computer Vision and Pattern Recognition Conference, 2025, pp. 28 124–28 133.</w:t>
-      </w:r>
+        <w:t>H.</w:t>
+      </w:r>
+      <w:r>
+        <w:rPr>
+          <w:rFonts w:hint="default" w:ascii="Times New Roman" w:hAnsi="Times New Roman" w:cs="Times New Roman"/>
+          <w:lang w:val="en-GB" w:eastAsia="zh-CN"/>
+        </w:rPr>
+        <w:tab/>
+      </w:r>
+      <w:r>
+        <w:rPr>
+          <w:rFonts w:hint="default" w:ascii="Times New Roman" w:hAnsi="Times New Roman" w:cs="Times New Roman"/>
+          <w:lang w:val="en-GB" w:eastAsia="zh-CN"/>
+        </w:rPr>
+        <w:t>Guo,</w:t>
+      </w:r>
+      <w:r>
+        <w:rPr>
+          <w:rFonts w:hint="default" w:ascii="Times New Roman" w:hAnsi="Times New Roman" w:cs="Times New Roman"/>
+          <w:lang w:val="en-GB" w:eastAsia="zh-CN"/>
+        </w:rPr>
+        <w:tab/>
+      </w:r>
+      <w:r>
+        <w:rPr>
+          <w:rFonts w:hint="default" w:ascii="Times New Roman" w:hAnsi="Times New Roman" w:cs="Times New Roman"/>
+          <w:lang w:val="en-GB" w:eastAsia="zh-CN"/>
+        </w:rPr>
+        <w:t>J.</w:t>
+      </w:r>
+      <w:r>
+        <w:rPr>
+          <w:rFonts w:hint="default" w:ascii="Times New Roman" w:hAnsi="Times New Roman" w:cs="Times New Roman"/>
+          <w:lang w:val="en-GB" w:eastAsia="zh-CN"/>
+        </w:rPr>
+        <w:tab/>
+      </w:r>
+      <w:r>
+        <w:rPr>
+          <w:rFonts w:hint="default" w:ascii="Times New Roman" w:hAnsi="Times New Roman" w:cs="Times New Roman"/>
+          <w:lang w:val="en-GB" w:eastAsia="zh-CN"/>
+        </w:rPr>
+        <w:t>Li,</w:t>
+      </w:r>
+      <w:r>
+        <w:rPr>
+          <w:rFonts w:hint="default" w:ascii="Times New Roman" w:hAnsi="Times New Roman" w:cs="Times New Roman"/>
+          <w:lang w:val="en-GB" w:eastAsia="zh-CN"/>
+        </w:rPr>
+        <w:tab/>
+      </w:r>
+      <w:r>
+        <w:rPr>
+          <w:rFonts w:hint="default" w:ascii="Times New Roman" w:hAnsi="Times New Roman" w:cs="Times New Roman"/>
+          <w:lang w:val="en-GB" w:eastAsia="zh-CN"/>
+        </w:rPr>
+        <w:t>T.</w:t>
+      </w:r>
+      <w:r>
+        <w:rPr>
+          <w:rFonts w:hint="default" w:ascii="Times New Roman" w:hAnsi="Times New Roman" w:cs="Times New Roman"/>
+          <w:lang w:val="en-GB" w:eastAsia="zh-CN"/>
+        </w:rPr>
+        <w:tab/>
+      </w:r>
+      <w:r>
+        <w:rPr>
+          <w:rFonts w:hint="default" w:ascii="Times New Roman" w:hAnsi="Times New Roman" w:cs="Times New Roman"/>
+          <w:lang w:val="en-GB" w:eastAsia="zh-CN"/>
+        </w:rPr>
+        <w:t>Dai,</w:t>
+      </w:r>
+      <w:r>
+        <w:rPr>
+          <w:rFonts w:hint="default" w:ascii="Times New Roman" w:hAnsi="Times New Roman" w:cs="Times New Roman"/>
+          <w:lang w:val="en-GB" w:eastAsia="zh-CN"/>
+        </w:rPr>
+        <w:tab/>
+      </w:r>
+      <w:r>
+        <w:rPr>
+          <w:rFonts w:hint="default" w:ascii="Times New Roman" w:hAnsi="Times New Roman" w:cs="Times New Roman"/>
+          <w:lang w:val="en-GB" w:eastAsia="zh-CN"/>
+        </w:rPr>
+        <w:t>Z.</w:t>
+      </w:r>
+      <w:r>
+        <w:rPr>
+          <w:rFonts w:hint="default" w:ascii="Times New Roman" w:hAnsi="Times New Roman" w:cs="Times New Roman"/>
+          <w:lang w:val="en-GB" w:eastAsia="zh-CN"/>
+        </w:rPr>
+        <w:tab/>
+      </w:r>
+      <w:r>
+        <w:rPr>
+          <w:rFonts w:hint="default" w:ascii="Times New Roman" w:hAnsi="Times New Roman" w:cs="Times New Roman"/>
+          <w:lang w:val="en-GB" w:eastAsia="zh-CN"/>
+        </w:rPr>
+        <w:t>Ouyang,</w:t>
+      </w:r>
+      <w:r>
+        <w:rPr>
+          <w:rFonts w:hint="default" w:ascii="Times New Roman" w:hAnsi="Times New Roman" w:cs="Times New Roman"/>
+          <w:lang w:val="en-GB" w:eastAsia="zh-CN"/>
+        </w:rPr>
+        <w:tab/>
+      </w:r>
+      <w:r>
+        <w:rPr>
+          <w:rFonts w:hint="default" w:ascii="Times New Roman" w:hAnsi="Times New Roman" w:cs="Times New Roman"/>
+          <w:lang w:val="en-GB" w:eastAsia="zh-CN"/>
+        </w:rPr>
+        <w:t>X.</w:t>
+      </w:r>
+      <w:r>
+        <w:rPr>
+          <w:rFonts w:hint="default" w:ascii="Times New Roman" w:hAnsi="Times New Roman" w:cs="Times New Roman"/>
+          <w:lang w:val="en-GB" w:eastAsia="zh-CN"/>
+        </w:rPr>
+        <w:tab/>
+      </w:r>
+      <w:r>
+        <w:rPr>
+          <w:rFonts w:hint="default" w:ascii="Times New Roman" w:hAnsi="Times New Roman" w:cs="Times New Roman"/>
+          <w:lang w:val="en-GB" w:eastAsia="zh-CN"/>
+        </w:rPr>
+        <w:t>Ren,</w:t>
+      </w:r>
+      <w:r>
+        <w:rPr>
+          <w:rFonts w:hint="default" w:ascii="Times New Roman" w:hAnsi="Times New Roman" w:cs="Times New Roman"/>
+          <w:lang w:val="en-GB" w:eastAsia="zh-CN"/>
+        </w:rPr>
+        <w:tab/>
+      </w:r>
+      <w:r>
+        <w:rPr>
+          <w:rFonts w:hint="default" w:ascii="Times New Roman" w:hAnsi="Times New Roman" w:cs="Times New Roman"/>
+          <w:lang w:val="en-GB" w:eastAsia="zh-CN"/>
+        </w:rPr>
+        <w:t>and</w:t>
+      </w:r>
+      <w:r>
+        <w:rPr>
+          <w:rFonts w:hint="default" w:ascii="Times New Roman" w:hAnsi="Times New Roman" w:cs="Times New Roman"/>
+          <w:lang w:val="en-GB" w:eastAsia="zh-CN"/>
+        </w:rPr>
+        <w:tab/>
+      </w:r>
+      <w:r>
+        <w:rPr>
+          <w:rFonts w:hint="default" w:ascii="Times New Roman" w:hAnsi="Times New Roman" w:cs="Times New Roman"/>
+          <w:lang w:val="en-GB" w:eastAsia="zh-CN"/>
+        </w:rPr>
+        <w:t>S.-T.</w:t>
+      </w:r>
+      <w:r>
+        <w:rPr>
+          <w:rFonts w:hint="default" w:ascii="Times New Roman" w:hAnsi="Times New Roman" w:cs="Times New Roman"/>
+          <w:lang w:val="en-GB" w:eastAsia="zh-CN"/>
+        </w:rPr>
+        <w:tab/>
+      </w:r>
+      <w:r>
+        <w:rPr>
+          <w:rFonts w:hint="default" w:ascii="Times New Roman" w:hAnsi="Times New Roman" w:cs="Times New Roman"/>
+          <w:lang w:val="en-GB" w:eastAsia="zh-CN"/>
+        </w:rPr>
+        <w:t>Xia,</w:t>
+      </w:r>
+      <w:r>
+        <w:rPr>
+          <w:rFonts w:hint="default" w:ascii="Times New Roman" w:hAnsi="Times New Roman" w:cs="Times New Roman"/>
+          <w:lang w:val="en-GB" w:eastAsia="zh-CN"/>
+        </w:rPr>
+        <w:tab/>
+      </w:r>
+      <w:r>
+        <w:rPr>
+          <w:rFonts w:hint="default" w:ascii="Times New Roman" w:hAnsi="Times New Roman" w:cs="Times New Roman"/>
+          <w:lang w:val="en-GB" w:eastAsia="zh-CN"/>
+        </w:rPr>
+        <w:t>“Mambair:</w:t>
+      </w:r>
+      <w:r>
+        <w:rPr>
+          <w:rFonts w:hint="default" w:ascii="Times New Roman" w:hAnsi="Times New Roman" w:cs="Times New Roman"/>
+          <w:lang w:val="en-US" w:eastAsia="zh-CN"/>
+        </w:rPr>
+        <w:t xml:space="preserve"> </w:t>
+      </w:r>
+      <w:r>
+        <w:rPr>
+          <w:rFonts w:hint="default" w:ascii="Times New Roman" w:hAnsi="Times New Roman" w:cs="Times New Roman"/>
+          <w:lang w:val="en-GB" w:eastAsia="zh-CN"/>
+        </w:rPr>
+        <w:t>A simple baseline for image restoration with state-space model,” in European conference on computer vision. Springer, 2024, pp. 222–241.</w:t>
+      </w:r>
+      <w:bookmarkEnd w:id="23"/>
     </w:p>
     <w:p>
       <w:pPr>
@@ -15156,13 +16787,29 @@
           <w:lang w:val="en-GB" w:eastAsia="zh-CN"/>
         </w:rPr>
       </w:pPr>
+      <w:bookmarkStart w:id="24" w:name="_Ref27414"/>
       <w:r>
         <w:rPr>
           <w:rFonts w:hint="default" w:ascii="Times New Roman" w:hAnsi="Times New Roman" w:cs="Times New Roman"/>
           <w:lang w:val="en-GB" w:eastAsia="zh-CN"/>
         </w:rPr>
-        <w:t>A. Hassani, S. Walton, J. Li, S. Li, and H. Shi, “Neighborhood attention transformer,” in Proceedings of the IEEE/CVF conference on computer vision and pattern recognition, 2023, pp. 6185–6194.</w:t>
-      </w:r>
+        <w:t>B. Lim, S. Son, H. Kim, S. Nah, and K. Mu Lee, “Enhanced deep residual networks for single image super-resolution,” in Proceedings</w:t>
+      </w:r>
+      <w:r>
+        <w:rPr>
+          <w:rFonts w:hint="default" w:ascii="Times New Roman" w:hAnsi="Times New Roman" w:cs="Times New Roman"/>
+          <w:lang w:val="en-US" w:eastAsia="zh-CN"/>
+        </w:rPr>
+        <w:t xml:space="preserve"> </w:t>
+      </w:r>
+      <w:r>
+        <w:rPr>
+          <w:rFonts w:hint="default" w:ascii="Times New Roman" w:hAnsi="Times New Roman" w:cs="Times New Roman"/>
+          <w:lang w:val="en-GB" w:eastAsia="zh-CN"/>
+        </w:rPr>
+        <w:t>of the IEEE conference on computer vision and pattern recognition workshops, 2017, pp. 136–144.</w:t>
+      </w:r>
+      <w:bookmarkEnd w:id="24"/>
     </w:p>
     <w:p>
       <w:pPr>
@@ -15181,7 +16828,7 @@
           <w:rFonts w:hint="default" w:ascii="Times New Roman" w:hAnsi="Times New Roman" w:cs="Times New Roman"/>
           <w:lang w:val="en-GB" w:eastAsia="zh-CN"/>
         </w:rPr>
-        <w:t>Z. Qin, P. Zhang, F. Wu, and X. Li, “Fcanet: Frequency channel attention networks,” in Proceedings of the IEEE/CVF international conference on computer vision, 2021, pp. 783–792.</w:t>
+        <w:t>M.-I. Georgescu, R. T. Ionescu, A.-I. Miron, O. Savencu, N.-C. Ris- tea, N. Verga, and F. S. Khan, “Multimodal multi-head convolutional attention with various kernel sizes for medical image super-resolution,”in Proceedings of the IEEE/CVF winter conference on applications of computer vision, 2023, pp. 2195–2205.</w:t>
       </w:r>
     </w:p>
     <w:p>
@@ -15196,13 +16843,15 @@
           <w:lang w:val="en-GB" w:eastAsia="zh-CN"/>
         </w:rPr>
       </w:pPr>
+      <w:bookmarkStart w:id="25" w:name="_Ref27440"/>
       <w:r>
         <w:rPr>
           <w:rFonts w:hint="default" w:ascii="Times New Roman" w:hAnsi="Times New Roman" w:cs="Times New Roman"/>
           <w:lang w:val="en-GB" w:eastAsia="zh-CN"/>
         </w:rPr>
-        <w:t>J. Kim, J. K. Lee, and K. M. Lee, “Accurate image super-resolution using very deep convolutional networks,” in Proceedings of the IEEE conference on computer vision and pattern recognition, 2016, pp. 1646–1654.</w:t>
-      </w:r>
+        <w:t>J. Liang, J. Cao, G. Sun, K. Zhang, L. Van Gool, and R. Timofte,“Swinir: Image restoration using swin transformer,” in Proceedings of the IEEE/CVF international conference on computer vision, 2021, pp. 1833–1844.</w:t>
+      </w:r>
+      <w:bookmarkEnd w:id="25"/>
     </w:p>
     <w:p>
       <w:pPr>
@@ -15216,659 +16865,15 @@
           <w:lang w:val="en-GB" w:eastAsia="zh-CN"/>
         </w:rPr>
       </w:pPr>
+      <w:bookmarkStart w:id="26" w:name="_Ref27459"/>
       <w:r>
         <w:rPr>
           <w:rFonts w:hint="default" w:ascii="Times New Roman" w:hAnsi="Times New Roman" w:cs="Times New Roman"/>
           <w:lang w:val="en-GB" w:eastAsia="zh-CN"/>
         </w:rPr>
-        <w:t>[27] C. Zhao, M. Shao, A. Carass, H. Li, B. E. Dewey, L. M. Ellingsen, J. Woo, M. A. Guttman, A. M. Blitz, M. Stone et al., “Applications of a deep learning method for anti-aliasing and super-resolution in mri,”Magnetic resonance imaging, vol. 64, pp. 132–141, 2019.</w:t>
-      </w:r>
-    </w:p>
-    <w:p>
-      <w:pPr>
-        <w:numPr>
-          <w:ilvl w:val="0"/>
-          <w:numId w:val="7"/>
-        </w:numPr>
-        <w:jc w:val="both"/>
-        <w:rPr>
-          <w:rFonts w:hint="default" w:ascii="Times New Roman" w:hAnsi="Times New Roman" w:cs="Times New Roman"/>
-          <w:lang w:val="en-GB" w:eastAsia="zh-CN"/>
-        </w:rPr>
-      </w:pPr>
-      <w:r>
-        <w:rPr>
-          <w:rFonts w:hint="default" w:ascii="Times New Roman" w:hAnsi="Times New Roman" w:cs="Times New Roman"/>
-          <w:lang w:val="en-GB" w:eastAsia="zh-CN"/>
-        </w:rPr>
-        <w:t>[28] C.-H. Pham, C. Tor-D´ıez, H. Meunier, N. Bednarek, R. Fablet, N. Passat, and F. Rousseau, “Multiscale brain mri super-resolution using deep 3d convolutional networks,” Computerized Medical Imaging and Graphics, vol. 77, p. 101647, 2019.</w:t>
-      </w:r>
-    </w:p>
-    <w:p>
-      <w:pPr>
-        <w:numPr>
-          <w:ilvl w:val="0"/>
-          <w:numId w:val="7"/>
-        </w:numPr>
-        <w:jc w:val="both"/>
-        <w:rPr>
-          <w:rFonts w:hint="default" w:ascii="Times New Roman" w:hAnsi="Times New Roman" w:cs="Times New Roman"/>
-          <w:lang w:val="en-GB" w:eastAsia="zh-CN"/>
-        </w:rPr>
-      </w:pPr>
-      <w:r>
-        <w:rPr>
-          <w:rFonts w:hint="default" w:ascii="Times New Roman" w:hAnsi="Times New Roman" w:cs="Times New Roman"/>
-          <w:lang w:val="en-GB" w:eastAsia="zh-CN"/>
-        </w:rPr>
-        <w:t>D. Qiu, Y. Cheng, and X. Wang, “Residual dense attention networks for covid-19 computed tomography images super resolution,” IEEE Transactions  on  Cognitive  and  Developmental  Systems,  vol.  15,  no.  2, pp. 904–913, 2022.</w:t>
-      </w:r>
-    </w:p>
-    <w:p>
-      <w:pPr>
-        <w:numPr>
-          <w:ilvl w:val="0"/>
-          <w:numId w:val="7"/>
-        </w:numPr>
-        <w:jc w:val="both"/>
-        <w:rPr>
-          <w:rFonts w:hint="default" w:ascii="Times New Roman" w:hAnsi="Times New Roman" w:cs="Times New Roman"/>
-          <w:lang w:val="en-GB" w:eastAsia="zh-CN"/>
-        </w:rPr>
-      </w:pPr>
-      <w:r>
-        <w:rPr>
-          <w:rFonts w:hint="default" w:ascii="Times New Roman" w:hAnsi="Times New Roman" w:cs="Times New Roman"/>
-          <w:lang w:val="en-GB" w:eastAsia="zh-CN"/>
-        </w:rPr>
-        <w:t>Y. Chen, Y. Xie, Z. Zhou, F. Shi, A. G. Christodoulou, and D. Li,“Brain mri super resolution using 3d deep densely connected neural networks,”  in  2018  IEEE  15th  international  symposium  on  biomedical imaging (ISBI 2018). IEEE, 2018, pp. 739–742.</w:t>
-      </w:r>
-    </w:p>
-    <w:p>
-      <w:pPr>
-        <w:numPr>
-          <w:ilvl w:val="0"/>
-          <w:numId w:val="7"/>
-        </w:numPr>
-        <w:jc w:val="both"/>
-        <w:rPr>
-          <w:rFonts w:hint="default" w:ascii="Times New Roman" w:hAnsi="Times New Roman" w:cs="Times New Roman"/>
-          <w:lang w:val="en-GB" w:eastAsia="zh-CN"/>
-        </w:rPr>
-      </w:pPr>
-      <w:r>
-        <w:rPr>
-          <w:rFonts w:hint="default" w:ascii="Times New Roman" w:hAnsi="Times New Roman" w:cs="Times New Roman"/>
-          <w:lang w:val="en-GB" w:eastAsia="zh-CN"/>
-        </w:rPr>
-        <w:t>J. M. Wolterink, T. Leiner, M. A. Viergever, and I. Iˇsgum, “Generative adversarial networks for noise reduction in low-dose ct,” IEEE transac- tions on medical imaging, vol. 36, no. 12, pp. 2536–2545, 2017.</w:t>
-      </w:r>
-    </w:p>
-    <w:p>
-      <w:pPr>
-        <w:numPr>
-          <w:ilvl w:val="0"/>
-          <w:numId w:val="7"/>
-        </w:numPr>
-        <w:jc w:val="both"/>
-        <w:rPr>
-          <w:rFonts w:hint="default" w:ascii="Times New Roman" w:hAnsi="Times New Roman" w:cs="Times New Roman"/>
-          <w:lang w:val="en-GB" w:eastAsia="zh-CN"/>
-        </w:rPr>
-      </w:pPr>
-      <w:r>
-        <w:rPr>
-          <w:rFonts w:hint="default" w:ascii="Times New Roman" w:hAnsi="Times New Roman" w:cs="Times New Roman"/>
-          <w:lang w:val="en-GB" w:eastAsia="zh-CN"/>
-        </w:rPr>
-        <w:t>Q. Yang, P. Yan, Y. Zhang, H. Yu, Y. Shi, X. Mou, M. K. Kalra, Y. Zhang, L. Sun, and G. Wang, “Low-dose ct image denoising using a generative adversarial network with wasserstein distance and perceptual loss,” IEEE transactions on medical imaging, vol. 37, no. 6, pp. 1348–1357, 2018.</w:t>
-      </w:r>
-    </w:p>
-    <w:p>
-      <w:pPr>
-        <w:numPr>
-          <w:ilvl w:val="0"/>
-          <w:numId w:val="7"/>
-        </w:numPr>
-        <w:jc w:val="both"/>
-        <w:rPr>
-          <w:rFonts w:hint="default" w:ascii="Times New Roman" w:hAnsi="Times New Roman" w:cs="Times New Roman"/>
-          <w:lang w:val="en-GB" w:eastAsia="zh-CN"/>
-        </w:rPr>
-      </w:pPr>
-      <w:r>
-        <w:rPr>
-          <w:rFonts w:hint="default" w:ascii="Times New Roman" w:hAnsi="Times New Roman" w:cs="Times New Roman"/>
-          <w:lang w:val="en-GB" w:eastAsia="zh-CN"/>
-        </w:rPr>
-        <w:t>Y. Chen, F. Shi, A. G. Christodoulou, Y. Xie, Z. Zhou, and D. Li,“Efficient and accurate mri super-resolution using a generative ad- versarial network and 3d multi-level densely connected network,” in</w:t>
-      </w:r>
-      <w:r>
-        <w:rPr>
-          <w:rFonts w:hint="default" w:ascii="Times New Roman" w:hAnsi="Times New Roman" w:cs="Times New Roman"/>
-          <w:lang w:val="en-US" w:eastAsia="zh-CN"/>
-        </w:rPr>
-        <w:t>m</w:t>
-      </w:r>
-      <w:r>
-        <w:rPr>
-          <w:rFonts w:hint="default" w:ascii="Times New Roman" w:hAnsi="Times New Roman" w:cs="Times New Roman"/>
-          <w:lang w:val="en-GB" w:eastAsia="zh-CN"/>
-        </w:rPr>
-        <w:t>International conference on medical image computing and computer- assisted intervention. Springer, 2018, pp. 91–99.</w:t>
-      </w:r>
-    </w:p>
-    <w:p>
-      <w:pPr>
-        <w:numPr>
-          <w:ilvl w:val="0"/>
-          <w:numId w:val="7"/>
-        </w:numPr>
-        <w:jc w:val="both"/>
-        <w:rPr>
-          <w:rFonts w:hint="default" w:ascii="Times New Roman" w:hAnsi="Times New Roman" w:cs="Times New Roman"/>
-          <w:lang w:val="en-GB" w:eastAsia="zh-CN"/>
-        </w:rPr>
-      </w:pPr>
-      <w:r>
-        <w:rPr>
-          <w:rFonts w:hint="default" w:ascii="Times New Roman" w:hAnsi="Times New Roman" w:cs="Times New Roman"/>
-          <w:lang w:val="en-GB" w:eastAsia="zh-CN"/>
-        </w:rPr>
-        <w:t>D. Mahapatra and B. Bozorgtabar, “Progressive generative adversarial networks for medical image super resolution,” 2019. [Online]. Available:</w:t>
-      </w:r>
-      <w:r>
-        <w:rPr>
-          <w:rFonts w:hint="default" w:ascii="Times New Roman" w:hAnsi="Times New Roman" w:cs="Times New Roman"/>
-          <w:lang w:val="en-US" w:eastAsia="zh-CN"/>
-        </w:rPr>
-        <w:t xml:space="preserve"> </w:t>
-      </w:r>
-      <w:r>
-        <w:rPr>
-          <w:rFonts w:hint="default" w:ascii="Times New Roman" w:hAnsi="Times New Roman" w:cs="Times New Roman"/>
-          <w:lang w:val="en-GB" w:eastAsia="zh-CN"/>
-        </w:rPr>
-        <w:t>https://arxiv.org/abs/1902.02144</w:t>
-      </w:r>
-    </w:p>
-    <w:p>
-      <w:pPr>
-        <w:numPr>
-          <w:ilvl w:val="0"/>
-          <w:numId w:val="7"/>
-        </w:numPr>
-        <w:jc w:val="both"/>
-        <w:rPr>
-          <w:rFonts w:hint="default" w:ascii="Times New Roman" w:hAnsi="Times New Roman" w:cs="Times New Roman"/>
-          <w:lang w:val="en-GB" w:eastAsia="zh-CN"/>
-        </w:rPr>
-      </w:pPr>
-      <w:r>
-        <w:rPr>
-          <w:rFonts w:hint="default" w:ascii="Times New Roman" w:hAnsi="Times New Roman" w:cs="Times New Roman"/>
-          <w:lang w:val="en-GB" w:eastAsia="zh-CN"/>
-        </w:rPr>
-        <w:t>C. Forigua, M. Escobar, and P. Arbelaez, “Superformer: Volumetric transformer architectures for mri super-resolution,” in International Workshop on Simulation and Synthesis in Medical Imaging. Springer, 2022, pp. 132–141.</w:t>
-      </w:r>
-    </w:p>
-    <w:p>
-      <w:pPr>
-        <w:numPr>
-          <w:ilvl w:val="0"/>
-          <w:numId w:val="7"/>
-        </w:numPr>
-        <w:jc w:val="both"/>
-        <w:rPr>
-          <w:rFonts w:hint="default" w:ascii="Times New Roman" w:hAnsi="Times New Roman" w:cs="Times New Roman"/>
-          <w:lang w:val="en-GB" w:eastAsia="zh-CN"/>
-        </w:rPr>
-      </w:pPr>
-      <w:r>
-        <w:rPr>
-          <w:rFonts w:hint="default" w:ascii="Times New Roman" w:hAnsi="Times New Roman" w:cs="Times New Roman"/>
-          <w:lang w:val="en-GB" w:eastAsia="zh-CN"/>
-        </w:rPr>
-        <w:t>S. Huang, X. Liu, T. Tan, M. Hu, X. Wei, T. Chen, and B. Sheng,“Transmrsr: transformer-based self-distilled generative prior for brain mri super-resolution,” The Visual Computer, vol. 39, no. 8, pp. 3647–3659, 2023.</w:t>
-      </w:r>
-    </w:p>
-    <w:p>
-      <w:pPr>
-        <w:numPr>
-          <w:ilvl w:val="0"/>
-          <w:numId w:val="7"/>
-        </w:numPr>
-        <w:jc w:val="both"/>
-        <w:rPr>
-          <w:rFonts w:hint="default" w:ascii="Times New Roman" w:hAnsi="Times New Roman" w:cs="Times New Roman"/>
-          <w:lang w:val="en-GB" w:eastAsia="zh-CN"/>
-        </w:rPr>
-      </w:pPr>
-      <w:r>
-        <w:rPr>
-          <w:rFonts w:hint="default" w:ascii="Times New Roman" w:hAnsi="Times New Roman" w:cs="Times New Roman"/>
-          <w:lang w:val="en-GB" w:eastAsia="zh-CN"/>
-        </w:rPr>
-        <w:t>P. Zheng, K. Chen, J. Huang, B. Chen, J. Liu, Y. Ren, and X. Pu,“Efficient medical image restoration via reliability guided learning in frequency domain,” arXiv preprint arXiv:2504.11286, 2025.</w:t>
-      </w:r>
-    </w:p>
-    <w:p>
-      <w:pPr>
-        <w:numPr>
-          <w:ilvl w:val="0"/>
-          <w:numId w:val="7"/>
-        </w:numPr>
-        <w:jc w:val="both"/>
-        <w:rPr>
-          <w:rFonts w:hint="default" w:ascii="Times New Roman" w:hAnsi="Times New Roman" w:cs="Times New Roman"/>
-          <w:lang w:val="en-GB" w:eastAsia="zh-CN"/>
-        </w:rPr>
-      </w:pPr>
-      <w:r>
-        <w:rPr>
-          <w:rFonts w:hint="default" w:ascii="Times New Roman" w:hAnsi="Times New Roman" w:cs="Times New Roman"/>
-          <w:lang w:val="en-GB" w:eastAsia="zh-CN"/>
-        </w:rPr>
-        <w:t>J. Li, H. Yang, Q. Yi, M. Lu, J. Shi, and T. Zeng, “High-frequency modulated transformer for multi-contrast mri super-resolution,” IEEE Transactions on Medical Imaging, 2025.</w:t>
-      </w:r>
-    </w:p>
-    <w:p>
-      <w:pPr>
-        <w:numPr>
-          <w:ilvl w:val="0"/>
-          <w:numId w:val="7"/>
-        </w:numPr>
-        <w:jc w:val="both"/>
-        <w:rPr>
-          <w:rFonts w:hint="default" w:ascii="Times New Roman" w:hAnsi="Times New Roman" w:cs="Times New Roman"/>
-          <w:lang w:val="en-GB" w:eastAsia="zh-CN"/>
-        </w:rPr>
-      </w:pPr>
-      <w:r>
-        <w:rPr>
-          <w:rFonts w:hint="default" w:ascii="Times New Roman" w:hAnsi="Times New Roman" w:cs="Times New Roman"/>
-          <w:lang w:val="en-GB" w:eastAsia="zh-CN"/>
-        </w:rPr>
-        <w:t>Y. Liu, Y. Tian, Y. Zhao, H. Yu, L. Xie, Y. Wang, Q. Ye, J. Jiao, and Y. Liu, “Vmamba: Visual state space model,” Advances in neural information processing systems, vol. 37, pp. 103 031–103 063, 2024.</w:t>
-      </w:r>
-    </w:p>
-    <w:p>
-      <w:pPr>
-        <w:numPr>
-          <w:ilvl w:val="0"/>
-          <w:numId w:val="7"/>
-        </w:numPr>
-        <w:jc w:val="both"/>
-        <w:rPr>
-          <w:rFonts w:hint="default" w:ascii="Times New Roman" w:hAnsi="Times New Roman" w:cs="Times New Roman"/>
-          <w:lang w:val="en-GB" w:eastAsia="zh-CN"/>
-        </w:rPr>
-      </w:pPr>
-      <w:r>
-        <w:rPr>
-          <w:rFonts w:hint="default" w:ascii="Times New Roman" w:hAnsi="Times New Roman" w:cs="Times New Roman"/>
-          <w:lang w:val="en-GB" w:eastAsia="zh-CN"/>
-        </w:rPr>
-        <w:t>L. Zhu, B. Liao, Q. Zhang, X. Wang, W. Liu, and X. Wang, “Vision mamba: Efficient visual representation learning with bidirectional state space model,” 2024. [Online]. Available:</w:t>
-      </w:r>
-      <w:r>
-        <w:rPr>
-          <w:rFonts w:hint="default" w:ascii="Times New Roman" w:hAnsi="Times New Roman" w:cs="Times New Roman"/>
-          <w:lang w:val="en-US" w:eastAsia="zh-CN"/>
-        </w:rPr>
-        <w:t xml:space="preserve"> </w:t>
-      </w:r>
-      <w:r>
-        <w:rPr>
-          <w:rFonts w:hint="default" w:ascii="Times New Roman" w:hAnsi="Times New Roman" w:cs="Times New Roman"/>
-          <w:lang w:val="en-GB" w:eastAsia="zh-CN"/>
-        </w:rPr>
-        <w:t>https://arxiv.org/abs/2401.09417</w:t>
-      </w:r>
-    </w:p>
-    <w:p>
-      <w:pPr>
-        <w:numPr>
-          <w:ilvl w:val="0"/>
-          <w:numId w:val="7"/>
-        </w:numPr>
-        <w:jc w:val="both"/>
-        <w:rPr>
-          <w:rFonts w:hint="default" w:ascii="Times New Roman" w:hAnsi="Times New Roman" w:cs="Times New Roman"/>
-          <w:lang w:val="en-GB" w:eastAsia="zh-CN"/>
-        </w:rPr>
-      </w:pPr>
-      <w:r>
-        <w:rPr>
-          <w:rFonts w:hint="default" w:ascii="Times New Roman" w:hAnsi="Times New Roman" w:cs="Times New Roman"/>
-          <w:lang w:val="en-GB" w:eastAsia="zh-CN"/>
-        </w:rPr>
-        <w:t>C. Yang, Z. Chen, M. Espinosa, L. Ericsson, Z. Wang, J. Liu, and E. J. Crowley, “Plainmamba: Improving non-hierarchical mamba in visual recognition,” arXiv preprint arXiv:2403.17695, 2024.</w:t>
-      </w:r>
-    </w:p>
-    <w:p>
-      <w:pPr>
-        <w:numPr>
-          <w:ilvl w:val="0"/>
-          <w:numId w:val="7"/>
-        </w:numPr>
-        <w:jc w:val="both"/>
-        <w:rPr>
-          <w:rFonts w:hint="default" w:ascii="Times New Roman" w:hAnsi="Times New Roman" w:cs="Times New Roman"/>
-          <w:lang w:val="en-GB" w:eastAsia="zh-CN"/>
-        </w:rPr>
-      </w:pPr>
-      <w:r>
-        <w:rPr>
-          <w:rFonts w:hint="default" w:ascii="Times New Roman" w:hAnsi="Times New Roman" w:cs="Times New Roman"/>
-          <w:lang w:val="en-GB" w:eastAsia="zh-CN"/>
-        </w:rPr>
-        <w:t>T. Huang, X. Pei, S. You, F. Wang, C. Qian, and C. Xu, “Localmamba:</w:t>
-      </w:r>
-      <w:r>
-        <w:rPr>
-          <w:rFonts w:hint="default" w:ascii="Times New Roman" w:hAnsi="Times New Roman" w:cs="Times New Roman"/>
-          <w:lang w:val="en-US" w:eastAsia="zh-CN"/>
-        </w:rPr>
-        <w:t xml:space="preserve"> </w:t>
-      </w:r>
-      <w:r>
-        <w:rPr>
-          <w:rFonts w:hint="default" w:ascii="Times New Roman" w:hAnsi="Times New Roman" w:cs="Times New Roman"/>
-          <w:lang w:val="en-GB" w:eastAsia="zh-CN"/>
-        </w:rPr>
-        <w:t>Visual state space model with windowed selective scan,” in European Conference on Computer Vision. Springer, 2025, pp. 12–22.</w:t>
-      </w:r>
-    </w:p>
-    <w:p>
-      <w:pPr>
-        <w:numPr>
-          <w:ilvl w:val="0"/>
-          <w:numId w:val="7"/>
-        </w:numPr>
-        <w:jc w:val="both"/>
-        <w:rPr>
-          <w:rFonts w:hint="default" w:ascii="Times New Roman" w:hAnsi="Times New Roman" w:cs="Times New Roman"/>
-          <w:lang w:val="en-GB" w:eastAsia="zh-CN"/>
-        </w:rPr>
-      </w:pPr>
-      <w:r>
-        <w:rPr>
-          <w:rFonts w:hint="default" w:ascii="Times New Roman" w:hAnsi="Times New Roman" w:cs="Times New Roman"/>
-          <w:lang w:val="en-GB" w:eastAsia="zh-CN"/>
-        </w:rPr>
-        <w:t>H.</w:t>
-      </w:r>
-      <w:r>
-        <w:rPr>
-          <w:rFonts w:hint="default" w:ascii="Times New Roman" w:hAnsi="Times New Roman" w:cs="Times New Roman"/>
-          <w:lang w:val="en-GB" w:eastAsia="zh-CN"/>
-        </w:rPr>
-        <w:tab/>
-      </w:r>
-      <w:r>
-        <w:rPr>
-          <w:rFonts w:hint="default" w:ascii="Times New Roman" w:hAnsi="Times New Roman" w:cs="Times New Roman"/>
-          <w:lang w:val="en-GB" w:eastAsia="zh-CN"/>
-        </w:rPr>
-        <w:t>Guo,</w:t>
-      </w:r>
-      <w:r>
-        <w:rPr>
-          <w:rFonts w:hint="default" w:ascii="Times New Roman" w:hAnsi="Times New Roman" w:cs="Times New Roman"/>
-          <w:lang w:val="en-GB" w:eastAsia="zh-CN"/>
-        </w:rPr>
-        <w:tab/>
-      </w:r>
-      <w:r>
-        <w:rPr>
-          <w:rFonts w:hint="default" w:ascii="Times New Roman" w:hAnsi="Times New Roman" w:cs="Times New Roman"/>
-          <w:lang w:val="en-GB" w:eastAsia="zh-CN"/>
-        </w:rPr>
-        <w:t>J.</w:t>
-      </w:r>
-      <w:r>
-        <w:rPr>
-          <w:rFonts w:hint="default" w:ascii="Times New Roman" w:hAnsi="Times New Roman" w:cs="Times New Roman"/>
-          <w:lang w:val="en-GB" w:eastAsia="zh-CN"/>
-        </w:rPr>
-        <w:tab/>
-      </w:r>
-      <w:r>
-        <w:rPr>
-          <w:rFonts w:hint="default" w:ascii="Times New Roman" w:hAnsi="Times New Roman" w:cs="Times New Roman"/>
-          <w:lang w:val="en-GB" w:eastAsia="zh-CN"/>
-        </w:rPr>
-        <w:t>Li,</w:t>
-      </w:r>
-      <w:r>
-        <w:rPr>
-          <w:rFonts w:hint="default" w:ascii="Times New Roman" w:hAnsi="Times New Roman" w:cs="Times New Roman"/>
-          <w:lang w:val="en-GB" w:eastAsia="zh-CN"/>
-        </w:rPr>
-        <w:tab/>
-      </w:r>
-      <w:r>
-        <w:rPr>
-          <w:rFonts w:hint="default" w:ascii="Times New Roman" w:hAnsi="Times New Roman" w:cs="Times New Roman"/>
-          <w:lang w:val="en-GB" w:eastAsia="zh-CN"/>
-        </w:rPr>
-        <w:t>T.</w:t>
-      </w:r>
-      <w:r>
-        <w:rPr>
-          <w:rFonts w:hint="default" w:ascii="Times New Roman" w:hAnsi="Times New Roman" w:cs="Times New Roman"/>
-          <w:lang w:val="en-GB" w:eastAsia="zh-CN"/>
-        </w:rPr>
-        <w:tab/>
-      </w:r>
-      <w:r>
-        <w:rPr>
-          <w:rFonts w:hint="default" w:ascii="Times New Roman" w:hAnsi="Times New Roman" w:cs="Times New Roman"/>
-          <w:lang w:val="en-GB" w:eastAsia="zh-CN"/>
-        </w:rPr>
-        <w:t>Dai,</w:t>
-      </w:r>
-      <w:r>
-        <w:rPr>
-          <w:rFonts w:hint="default" w:ascii="Times New Roman" w:hAnsi="Times New Roman" w:cs="Times New Roman"/>
-          <w:lang w:val="en-GB" w:eastAsia="zh-CN"/>
-        </w:rPr>
-        <w:tab/>
-      </w:r>
-      <w:r>
-        <w:rPr>
-          <w:rFonts w:hint="default" w:ascii="Times New Roman" w:hAnsi="Times New Roman" w:cs="Times New Roman"/>
-          <w:lang w:val="en-GB" w:eastAsia="zh-CN"/>
-        </w:rPr>
-        <w:t>Z.</w:t>
-      </w:r>
-      <w:r>
-        <w:rPr>
-          <w:rFonts w:hint="default" w:ascii="Times New Roman" w:hAnsi="Times New Roman" w:cs="Times New Roman"/>
-          <w:lang w:val="en-GB" w:eastAsia="zh-CN"/>
-        </w:rPr>
-        <w:tab/>
-      </w:r>
-      <w:r>
-        <w:rPr>
-          <w:rFonts w:hint="default" w:ascii="Times New Roman" w:hAnsi="Times New Roman" w:cs="Times New Roman"/>
-          <w:lang w:val="en-GB" w:eastAsia="zh-CN"/>
-        </w:rPr>
-        <w:t>Ouyang,</w:t>
-      </w:r>
-      <w:r>
-        <w:rPr>
-          <w:rFonts w:hint="default" w:ascii="Times New Roman" w:hAnsi="Times New Roman" w:cs="Times New Roman"/>
-          <w:lang w:val="en-GB" w:eastAsia="zh-CN"/>
-        </w:rPr>
-        <w:tab/>
-      </w:r>
-      <w:r>
-        <w:rPr>
-          <w:rFonts w:hint="default" w:ascii="Times New Roman" w:hAnsi="Times New Roman" w:cs="Times New Roman"/>
-          <w:lang w:val="en-GB" w:eastAsia="zh-CN"/>
-        </w:rPr>
-        <w:t>X.</w:t>
-      </w:r>
-      <w:r>
-        <w:rPr>
-          <w:rFonts w:hint="default" w:ascii="Times New Roman" w:hAnsi="Times New Roman" w:cs="Times New Roman"/>
-          <w:lang w:val="en-GB" w:eastAsia="zh-CN"/>
-        </w:rPr>
-        <w:tab/>
-      </w:r>
-      <w:r>
-        <w:rPr>
-          <w:rFonts w:hint="default" w:ascii="Times New Roman" w:hAnsi="Times New Roman" w:cs="Times New Roman"/>
-          <w:lang w:val="en-GB" w:eastAsia="zh-CN"/>
-        </w:rPr>
-        <w:t>Ren,</w:t>
-      </w:r>
-      <w:r>
-        <w:rPr>
-          <w:rFonts w:hint="default" w:ascii="Times New Roman" w:hAnsi="Times New Roman" w:cs="Times New Roman"/>
-          <w:lang w:val="en-GB" w:eastAsia="zh-CN"/>
-        </w:rPr>
-        <w:tab/>
-      </w:r>
-      <w:r>
-        <w:rPr>
-          <w:rFonts w:hint="default" w:ascii="Times New Roman" w:hAnsi="Times New Roman" w:cs="Times New Roman"/>
-          <w:lang w:val="en-GB" w:eastAsia="zh-CN"/>
-        </w:rPr>
-        <w:t>and</w:t>
-      </w:r>
-      <w:r>
-        <w:rPr>
-          <w:rFonts w:hint="default" w:ascii="Times New Roman" w:hAnsi="Times New Roman" w:cs="Times New Roman"/>
-          <w:lang w:val="en-GB" w:eastAsia="zh-CN"/>
-        </w:rPr>
-        <w:tab/>
-      </w:r>
-      <w:r>
-        <w:rPr>
-          <w:rFonts w:hint="default" w:ascii="Times New Roman" w:hAnsi="Times New Roman" w:cs="Times New Roman"/>
-          <w:lang w:val="en-GB" w:eastAsia="zh-CN"/>
-        </w:rPr>
-        <w:t>S.-T.</w:t>
-      </w:r>
-      <w:r>
-        <w:rPr>
-          <w:rFonts w:hint="default" w:ascii="Times New Roman" w:hAnsi="Times New Roman" w:cs="Times New Roman"/>
-          <w:lang w:val="en-GB" w:eastAsia="zh-CN"/>
-        </w:rPr>
-        <w:tab/>
-      </w:r>
-      <w:r>
-        <w:rPr>
-          <w:rFonts w:hint="default" w:ascii="Times New Roman" w:hAnsi="Times New Roman" w:cs="Times New Roman"/>
-          <w:lang w:val="en-GB" w:eastAsia="zh-CN"/>
-        </w:rPr>
-        <w:t>Xia,</w:t>
-      </w:r>
-      <w:r>
-        <w:rPr>
-          <w:rFonts w:hint="default" w:ascii="Times New Roman" w:hAnsi="Times New Roman" w:cs="Times New Roman"/>
-          <w:lang w:val="en-GB" w:eastAsia="zh-CN"/>
-        </w:rPr>
-        <w:tab/>
-      </w:r>
-      <w:r>
-        <w:rPr>
-          <w:rFonts w:hint="default" w:ascii="Times New Roman" w:hAnsi="Times New Roman" w:cs="Times New Roman"/>
-          <w:lang w:val="en-GB" w:eastAsia="zh-CN"/>
-        </w:rPr>
-        <w:t>“Mambair:</w:t>
-      </w:r>
-      <w:r>
-        <w:rPr>
-          <w:rFonts w:hint="default" w:ascii="Times New Roman" w:hAnsi="Times New Roman" w:cs="Times New Roman"/>
-          <w:lang w:val="en-US" w:eastAsia="zh-CN"/>
-        </w:rPr>
-        <w:t xml:space="preserve"> </w:t>
-      </w:r>
-      <w:r>
-        <w:rPr>
-          <w:rFonts w:hint="default" w:ascii="Times New Roman" w:hAnsi="Times New Roman" w:cs="Times New Roman"/>
-          <w:lang w:val="en-GB" w:eastAsia="zh-CN"/>
-        </w:rPr>
-        <w:t>A simple baseline for image restoration with state-space model,” in European conference on computer vision. Springer, 2024, pp. 222–241.</w:t>
-      </w:r>
-    </w:p>
-    <w:p>
-      <w:pPr>
-        <w:numPr>
-          <w:ilvl w:val="0"/>
-          <w:numId w:val="7"/>
-        </w:numPr>
-        <w:jc w:val="both"/>
-        <w:rPr>
-          <w:rFonts w:hint="default" w:ascii="Times New Roman" w:hAnsi="Times New Roman" w:cs="Times New Roman"/>
-          <w:lang w:val="en-GB" w:eastAsia="zh-CN"/>
-        </w:rPr>
-      </w:pPr>
-      <w:r>
-        <w:rPr>
-          <w:rFonts w:hint="default" w:ascii="Times New Roman" w:hAnsi="Times New Roman" w:cs="Times New Roman"/>
-          <w:lang w:val="en-GB" w:eastAsia="zh-CN"/>
-        </w:rPr>
-        <w:t>B. Lim, S. Son, H. Kim, S. Nah, and K. Mu Lee, “Enhanced deep residual networks for single image super-resolution,” in Proceedings</w:t>
-      </w:r>
-      <w:r>
-        <w:rPr>
-          <w:rFonts w:hint="default" w:ascii="Times New Roman" w:hAnsi="Times New Roman" w:cs="Times New Roman"/>
-          <w:lang w:val="en-US" w:eastAsia="zh-CN"/>
-        </w:rPr>
-        <w:t xml:space="preserve"> </w:t>
-      </w:r>
-      <w:r>
-        <w:rPr>
-          <w:rFonts w:hint="default" w:ascii="Times New Roman" w:hAnsi="Times New Roman" w:cs="Times New Roman"/>
-          <w:lang w:val="en-GB" w:eastAsia="zh-CN"/>
-        </w:rPr>
-        <w:t>of the IEEE conference on computer vision and pattern recognition workshops, 2017, pp. 136–144.</w:t>
-      </w:r>
-    </w:p>
-    <w:p>
-      <w:pPr>
-        <w:numPr>
-          <w:ilvl w:val="0"/>
-          <w:numId w:val="7"/>
-        </w:numPr>
-        <w:jc w:val="both"/>
-        <w:rPr>
-          <w:rFonts w:hint="default" w:ascii="Times New Roman" w:hAnsi="Times New Roman" w:cs="Times New Roman"/>
-          <w:lang w:val="en-GB" w:eastAsia="zh-CN"/>
-        </w:rPr>
-      </w:pPr>
-      <w:r>
-        <w:rPr>
-          <w:rFonts w:hint="default" w:ascii="Times New Roman" w:hAnsi="Times New Roman" w:cs="Times New Roman"/>
-          <w:lang w:val="en-GB" w:eastAsia="zh-CN"/>
-        </w:rPr>
-        <w:t>M.-I. Georgescu, R. T. Ionescu, A.-I. Miron, O. Savencu, N.-C. Ris- tea, N. Verga, and F. S. Khan, “Multimodal multi-head convolutional attention with various kernel sizes for medical image super-resolution,”in Proceedings of the IEEE/CVF winter conference on applications of computer vision, 2023, pp. 2195–2205.</w:t>
-      </w:r>
-    </w:p>
-    <w:p>
-      <w:pPr>
-        <w:numPr>
-          <w:ilvl w:val="0"/>
-          <w:numId w:val="7"/>
-        </w:numPr>
-        <w:jc w:val="both"/>
-        <w:rPr>
-          <w:rFonts w:hint="default" w:ascii="Times New Roman" w:hAnsi="Times New Roman" w:cs="Times New Roman"/>
-          <w:lang w:val="en-GB" w:eastAsia="zh-CN"/>
-        </w:rPr>
-      </w:pPr>
-      <w:r>
-        <w:rPr>
-          <w:rFonts w:hint="default" w:ascii="Times New Roman" w:hAnsi="Times New Roman" w:cs="Times New Roman"/>
-          <w:lang w:val="en-GB" w:eastAsia="zh-CN"/>
-        </w:rPr>
         <w:t>X. Chen, X. Wang, J. Zhou, Y. Qiao, and C. Dong, “Activating more pixels in image super-resolution transformer,” in Proceedings of the IEEE/CVF conference on computer vision and pattern recognition, 2023, pp. 22 367–22 377.</w:t>
       </w:r>
+      <w:bookmarkEnd w:id="26"/>
     </w:p>
     <w:sectPr>
       <w:type w:val="continuous"/>
@@ -16822,14 +17827,14 @@
     <w:lsdException w:unhideWhenUsed="0" w:uiPriority="0" w:semiHidden="0" w:name="Normal Indent"/>
     <w:lsdException w:qFormat="1" w:unhideWhenUsed="0" w:uiPriority="0" w:semiHidden="0" w:name="footnote text"/>
     <w:lsdException w:unhideWhenUsed="0" w:uiPriority="0" w:semiHidden="0" w:name="annotation text"/>
-    <w:lsdException w:unhideWhenUsed="0" w:uiPriority="0" w:semiHidden="0" w:name="header"/>
+    <w:lsdException w:qFormat="1" w:unhideWhenUsed="0" w:uiPriority="0" w:semiHidden="0" w:name="header"/>
     <w:lsdException w:qFormat="1" w:unhideWhenUsed="0" w:uiPriority="0" w:semiHidden="0" w:name="footer"/>
     <w:lsdException w:unhideWhenUsed="0" w:uiPriority="0" w:semiHidden="0" w:name="index heading"/>
     <w:lsdException w:qFormat="1" w:uiPriority="0" w:name="caption"/>
     <w:lsdException w:unhideWhenUsed="0" w:uiPriority="0" w:semiHidden="0" w:name="table of figures"/>
     <w:lsdException w:unhideWhenUsed="0" w:uiPriority="0" w:semiHidden="0" w:name="envelope address"/>
     <w:lsdException w:unhideWhenUsed="0" w:uiPriority="0" w:semiHidden="0" w:name="envelope return"/>
-    <w:lsdException w:unhideWhenUsed="0" w:uiPriority="0" w:semiHidden="0" w:name="footnote reference"/>
+    <w:lsdException w:qFormat="1" w:unhideWhenUsed="0" w:uiPriority="0" w:semiHidden="0" w:name="footnote reference"/>
     <w:lsdException w:unhideWhenUsed="0" w:uiPriority="0" w:semiHidden="0" w:name="annotation reference"/>
     <w:lsdException w:unhideWhenUsed="0" w:uiPriority="0" w:semiHidden="0" w:name="line number"/>
     <w:lsdException w:unhideWhenUsed="0" w:uiPriority="0" w:semiHidden="0" w:name="page number"/>
@@ -16876,7 +17881,7 @@
     <w:lsdException w:unhideWhenUsed="0" w:uiPriority="0" w:semiHidden="0" w:name="Body Text Indent 2"/>
     <w:lsdException w:unhideWhenUsed="0" w:uiPriority="0" w:semiHidden="0" w:name="Body Text Indent 3"/>
     <w:lsdException w:unhideWhenUsed="0" w:uiPriority="0" w:semiHidden="0" w:name="Block Text"/>
-    <w:lsdException w:unhideWhenUsed="0" w:uiPriority="0" w:semiHidden="0" w:name="Hyperlink"/>
+    <w:lsdException w:qFormat="1" w:unhideWhenUsed="0" w:uiPriority="0" w:semiHidden="0" w:name="Hyperlink"/>
     <w:lsdException w:unhideWhenUsed="0" w:uiPriority="0" w:semiHidden="0" w:name="FollowedHyperlink"/>
     <w:lsdException w:qFormat="1" w:unhideWhenUsed="0" w:uiPriority="0" w:semiHidden="0" w:name="Strong"/>
     <w:lsdException w:qFormat="1" w:unhideWhenUsed="0" w:uiPriority="0" w:semiHidden="0" w:name="Emphasis"/>
@@ -17217,6 +18222,7 @@
     <w:name w:val="header"/>
     <w:basedOn w:val="1"/>
     <w:link w:val="17"/>
+    <w:qFormat/>
     <w:uiPriority w:val="0"/>
     <w:pPr>
       <w:pBdr>
@@ -17268,6 +18274,7 @@
   </w:style>
   <w:style w:type="character" w:styleId="14">
     <w:name w:val="Hyperlink"/>
+    <w:qFormat/>
     <w:uiPriority w:val="0"/>
     <w:rPr>
       <w:color w:val="0563C1"/>
@@ -17277,6 +18284,7 @@
   <w:style w:type="character" w:styleId="15">
     <w:name w:val="footnote reference"/>
     <w:basedOn w:val="13"/>
+    <w:qFormat/>
     <w:uiPriority w:val="0"/>
     <w:rPr>
       <w:vertAlign w:val="superscript"/>
@@ -17285,6 +18293,7 @@
   <w:style w:type="character" w:customStyle="1" w:styleId="16">
     <w:name w:val="页脚 Char"/>
     <w:link w:val="8"/>
+    <w:qFormat/>
     <w:uiPriority w:val="0"/>
     <w:rPr>
       <w:sz w:val="18"/>
@@ -17305,6 +18314,7 @@
   </w:style>
   <w:style w:type="paragraph" w:customStyle="1" w:styleId="18">
     <w:name w:val="Abstract"/>
+    <w:qFormat/>
     <w:uiPriority w:val="0"/>
     <w:pPr>
       <w:spacing w:after="200"/>
@@ -17321,6 +18331,7 @@
   </w:style>
   <w:style w:type="paragraph" w:customStyle="1" w:styleId="19">
     <w:name w:val="Affiliation"/>
+    <w:qFormat/>
     <w:uiPriority w:val="0"/>
     <w:pPr>
       <w:jc w:val="center"/>
